--- a/public/templates/BERKAS PEMBAYARAN PPL TERMIN II - 1 BULAN (1).docx
+++ b/public/templates/BERKAS PEMBAYARAN PPL TERMIN II - 1 BULAN (1).docx
@@ -677,16 +677,7 @@
           <w:szCs w:val="24"/>
           <w:lang w:val="sv-SE"/>
         </w:rPr>
-        <w:t xml:space="preserve">apabila di kemudian hari ditemukan ketidaksesuaian, kekeliruan, atau penyimpangan atas pekerjaan yang saya lakukan, maka saya bersedia bertanggung jawab sepenuhnya sesuai </w:t>
-      </w:r>
-      <w:r>
-        <w:rPr>
-          <w:rFonts w:ascii="Bookman Old Style" w:eastAsia="Bookman Old Style" w:hAnsi="Bookman Old Style" w:cs="Bookman Old Style"/>
-          <w:sz w:val="24"/>
-          <w:szCs w:val="24"/>
-          <w:lang w:val="sv-SE"/>
-        </w:rPr>
-        <w:t>dengan ketentuan peraturan perundang-undangan</w:t>
+        <w:t>apabila di kemudian hari ditemukan ketidaksesuaian, kekeliruan, atau penyimpangan atas pekerjaan yang saya lakukan, maka saya bersedia bertanggung jawab sepenuhnya sesuai dengan ketentuan peraturan perundang-undangan</w:t>
       </w:r>
       <w:r>
         <w:rPr>
@@ -3670,7 +3661,29 @@
                 <w:szCs w:val="24"/>
                 <w:u w:val="single"/>
               </w:rPr>
-              <w:t>{sls_60}</w:t>
+              <w:t>{sls_</w:t>
+            </w:r>
+            <w:r>
+              <w:rPr>
+                <w:rFonts w:ascii="Bookman Old Style" w:eastAsia="Bookman Old Style" w:hAnsi="Bookman Old Style" w:cs="Bookman Old Style"/>
+                <w:i/>
+                <w:iCs/>
+                <w:sz w:val="24"/>
+                <w:szCs w:val="24"/>
+                <w:u w:val="single"/>
+              </w:rPr>
+              <w:t>total</w:t>
+            </w:r>
+            <w:r>
+              <w:rPr>
+                <w:rFonts w:ascii="Bookman Old Style" w:eastAsia="Bookman Old Style" w:hAnsi="Bookman Old Style" w:cs="Bookman Old Style"/>
+                <w:i/>
+                <w:iCs/>
+                <w:sz w:val="24"/>
+                <w:szCs w:val="24"/>
+                <w:u w:val="single"/>
+              </w:rPr>
+              <w:t>}</w:t>
             </w:r>
             <w:r>
               <w:rPr>
@@ -7117,7 +7130,31 @@
                 <w:u w:val="single"/>
                 <w:lang w:val="en"/>
               </w:rPr>
-              <w:t>{sls_60}</w:t>
+              <w:t>{sls_</w:t>
+            </w:r>
+            <w:r>
+              <w:rPr>
+                <w:rFonts w:ascii="Bookman Old Style" w:eastAsia="Bookman Old Style" w:hAnsi="Bookman Old Style" w:cs="Bookman Old Style"/>
+                <w:i/>
+                <w:iCs/>
+                <w:sz w:val="24"/>
+                <w:szCs w:val="24"/>
+                <w:u w:val="single"/>
+                <w:lang w:val="en"/>
+              </w:rPr>
+              <w:t>total</w:t>
+            </w:r>
+            <w:r>
+              <w:rPr>
+                <w:rFonts w:ascii="Bookman Old Style" w:eastAsia="Bookman Old Style" w:hAnsi="Bookman Old Style" w:cs="Bookman Old Style"/>
+                <w:i/>
+                <w:iCs/>
+                <w:sz w:val="24"/>
+                <w:szCs w:val="24"/>
+                <w:u w:val="single"/>
+                <w:lang w:val="en"/>
+              </w:rPr>
+              <w:t>}</w:t>
             </w:r>
             <w:r>
               <w:rPr>
@@ -14085,28 +14122,28 @@
 </file>
 
 <file path=customXml/item1.xml><?xml version="1.0" encoding="utf-8"?>
-<b:Sources xmlns:b="http://schemas.openxmlformats.org/officeDocument/2006/bibliography" xmlns="http://schemas.openxmlformats.org/officeDocument/2006/bibliography" SelectedStyle="\APASixthEditionOfficeOnline.xsl" StyleName="APA" Version="6"/>
-</file>
-
-<file path=customXml/item2.xml><?xml version="1.0" encoding="utf-8"?>
 <go:gDocsCustomXmlDataStorage xmlns:go="http://customooxmlschemas.google.com/" xmlns:r="http://schemas.openxmlformats.org/officeDocument/2006/relationships" uri="GoogleDocsCustomDataVersion2">
   <go:docsCustomData xmlns:go="http://customooxmlschemas.google.com/" roundtripDataSignature="AMtx7mgT2azPrqp/IgDHUBjGtjdpBaNHXw==">CgMxLjA4AHIhMWtrdG1oNHFQNm5TQUpqUlIxRDRZdVc0QlJjNVluYTZB</go:docsCustomData>
 </go:gDocsCustomXmlDataStorage>
 </file>
 
-<file path=customXml/itemProps1.xml><?xml version="1.0" encoding="utf-8"?>
-<ds:datastoreItem xmlns:ds="http://schemas.openxmlformats.org/officeDocument/2006/customXml" ds:itemID="{FD6A71ED-218F-4912-9D16-521B75DE186A}">
-  <ds:schemaRefs>
-    <ds:schemaRef ds:uri="http://schemas.openxmlformats.org/officeDocument/2006/bibliography"/>
-  </ds:schemaRefs>
-</ds:datastoreItem>
+<file path=customXml/item2.xml><?xml version="1.0" encoding="utf-8"?>
+<b:Sources xmlns:b="http://schemas.openxmlformats.org/officeDocument/2006/bibliography" xmlns="http://schemas.openxmlformats.org/officeDocument/2006/bibliography" SelectedStyle="\APASixthEditionOfficeOnline.xsl" StyleName="APA" Version="6"/>
 </file>
 
-<file path=customXml/itemProps2.xml><?xml version="1.0" encoding="utf-8"?>
+<file path=customXml/itemProps1.xml><?xml version="1.0" encoding="utf-8"?>
 <ds:datastoreItem xmlns:ds="http://schemas.openxmlformats.org/officeDocument/2006/customXml" ds:itemID="{11111111-1234-1234-1234-123412341234}">
   <ds:schemaRefs>
     <ds:schemaRef ds:uri="http://customooxmlschemas.google.com/"/>
     <ds:schemaRef ds:uri="http://schemas.openxmlformats.org/officeDocument/2006/relationships"/>
   </ds:schemaRefs>
 </ds:datastoreItem>
+</file>
+
+<file path=customXml/itemProps2.xml><?xml version="1.0" encoding="utf-8"?>
+<ds:datastoreItem xmlns:ds="http://schemas.openxmlformats.org/officeDocument/2006/customXml" ds:itemID="{FD6A71ED-218F-4912-9D16-521B75DE186A}">
+  <ds:schemaRefs>
+    <ds:schemaRef ds:uri="http://schemas.openxmlformats.org/officeDocument/2006/bibliography"/>
+  </ds:schemaRefs>
+</ds:datastoreItem>
 </file>
--- a/public/templates/BERKAS PEMBAYARAN PPL TERMIN II - 1 BULAN (1).docx
+++ b/public/templates/BERKAS PEMBAYARAN PPL TERMIN II - 1 BULAN (1).docx
@@ -362,7 +362,47 @@
           <w:sz w:val="24"/>
           <w:szCs w:val="24"/>
         </w:rPr>
-        <w:t>Dengan ini menyatakan:  </w:t>
+        <w:t xml:space="preserve">Dengan </w:t>
+      </w:r>
+      <w:proofErr w:type="spellStart"/>
+      <w:r>
+        <w:rPr>
+          <w:rFonts w:ascii="Bookman Old Style" w:eastAsia="Bookman Old Style" w:hAnsi="Bookman Old Style" w:cs="Bookman Old Style"/>
+          <w:color w:val="000000"/>
+          <w:sz w:val="24"/>
+          <w:szCs w:val="24"/>
+        </w:rPr>
+        <w:t>ini</w:t>
+      </w:r>
+      <w:proofErr w:type="spellEnd"/>
+      <w:r>
+        <w:rPr>
+          <w:rFonts w:ascii="Bookman Old Style" w:eastAsia="Bookman Old Style" w:hAnsi="Bookman Old Style" w:cs="Bookman Old Style"/>
+          <w:color w:val="000000"/>
+          <w:sz w:val="24"/>
+          <w:szCs w:val="24"/>
+        </w:rPr>
+        <w:t xml:space="preserve"> </w:t>
+      </w:r>
+      <w:proofErr w:type="spellStart"/>
+      <w:r>
+        <w:rPr>
+          <w:rFonts w:ascii="Bookman Old Style" w:eastAsia="Bookman Old Style" w:hAnsi="Bookman Old Style" w:cs="Bookman Old Style"/>
+          <w:color w:val="000000"/>
+          <w:sz w:val="24"/>
+          <w:szCs w:val="24"/>
+        </w:rPr>
+        <w:t>menyatakan</w:t>
+      </w:r>
+      <w:proofErr w:type="spellEnd"/>
+      <w:r>
+        <w:rPr>
+          <w:rFonts w:ascii="Bookman Old Style" w:eastAsia="Bookman Old Style" w:hAnsi="Bookman Old Style" w:cs="Bookman Old Style"/>
+          <w:color w:val="000000"/>
+          <w:sz w:val="24"/>
+          <w:szCs w:val="24"/>
+        </w:rPr>
+        <w:t>:  </w:t>
       </w:r>
     </w:p>
     <w:p>
@@ -976,7 +1016,16 @@
                 <w:sz w:val="24"/>
                 <w:szCs w:val="24"/>
               </w:rPr>
-              <w:t>(N</w:t>
+              <w:t>(</w:t>
+            </w:r>
+            <w:proofErr w:type="spellStart"/>
+            <w:r>
+              <w:rPr>
+                <w:rFonts w:ascii="Bookman Old Style" w:eastAsia="Bookman Old Style" w:hAnsi="Bookman Old Style" w:cs="Bookman Old Style"/>
+                <w:sz w:val="24"/>
+                <w:szCs w:val="24"/>
+              </w:rPr>
+              <w:t>N</w:t>
             </w:r>
             <w:r>
               <w:rPr>
@@ -986,6 +1035,7 @@
               </w:rPr>
               <w:t>uraliyah</w:t>
             </w:r>
+            <w:proofErr w:type="spellEnd"/>
             <w:r>
               <w:rPr>
                 <w:rFonts w:ascii="Bookman Old Style" w:eastAsia="Bookman Old Style" w:hAnsi="Bookman Old Style" w:cs="Bookman Old Style"/>
@@ -2046,7 +2096,47 @@
           <w:sz w:val="24"/>
           <w:szCs w:val="24"/>
         </w:rPr>
-        <w:t>Dengan ini menyatakan:  </w:t>
+        <w:t xml:space="preserve">Dengan </w:t>
+      </w:r>
+      <w:proofErr w:type="spellStart"/>
+      <w:r>
+        <w:rPr>
+          <w:rFonts w:ascii="Bookman Old Style" w:eastAsia="Bookman Old Style" w:hAnsi="Bookman Old Style" w:cs="Bookman Old Style"/>
+          <w:color w:val="000000"/>
+          <w:sz w:val="24"/>
+          <w:szCs w:val="24"/>
+        </w:rPr>
+        <w:t>ini</w:t>
+      </w:r>
+      <w:proofErr w:type="spellEnd"/>
+      <w:r>
+        <w:rPr>
+          <w:rFonts w:ascii="Bookman Old Style" w:eastAsia="Bookman Old Style" w:hAnsi="Bookman Old Style" w:cs="Bookman Old Style"/>
+          <w:color w:val="000000"/>
+          <w:sz w:val="24"/>
+          <w:szCs w:val="24"/>
+        </w:rPr>
+        <w:t xml:space="preserve"> </w:t>
+      </w:r>
+      <w:proofErr w:type="spellStart"/>
+      <w:r>
+        <w:rPr>
+          <w:rFonts w:ascii="Bookman Old Style" w:eastAsia="Bookman Old Style" w:hAnsi="Bookman Old Style" w:cs="Bookman Old Style"/>
+          <w:color w:val="000000"/>
+          <w:sz w:val="24"/>
+          <w:szCs w:val="24"/>
+        </w:rPr>
+        <w:t>menyatakan</w:t>
+      </w:r>
+      <w:proofErr w:type="spellEnd"/>
+      <w:r>
+        <w:rPr>
+          <w:rFonts w:ascii="Bookman Old Style" w:eastAsia="Bookman Old Style" w:hAnsi="Bookman Old Style" w:cs="Bookman Old Style"/>
+          <w:color w:val="000000"/>
+          <w:sz w:val="24"/>
+          <w:szCs w:val="24"/>
+        </w:rPr>
+        <w:t>:  </w:t>
       </w:r>
     </w:p>
     <w:p>
@@ -2083,52 +2173,409 @@
           <w:sz w:val="24"/>
           <w:szCs w:val="24"/>
         </w:rPr>
-        <w:t xml:space="preserve"> telah melaksanakan pekerjaan Pendataan Lapangan  Sensus Ekonomi 2026 pada Badan Pusat Statistik Kota Jakarta Timur berdasarkan Perjanjian Kerja Nomor: </w:t>
-      </w:r>
-      <w:r>
-        <w:rPr>
-          <w:rFonts w:ascii="Bookman Old Style" w:eastAsia="Bookman Old Style" w:hAnsi="Bookman Old Style" w:cs="Bookman Old Style"/>
-          <w:color w:val="000000"/>
-          <w:sz w:val="24"/>
-          <w:szCs w:val="24"/>
-        </w:rPr>
-        <w:t>{nomor_spk}</w:t>
-      </w:r>
-      <w:r>
-        <w:rPr>
-          <w:rFonts w:ascii="Bookman Old Style" w:eastAsia="Bookman Old Style" w:hAnsi="Bookman Old Style" w:cs="Bookman Old Style"/>
-          <w:color w:val="000000"/>
-          <w:sz w:val="24"/>
-          <w:szCs w:val="24"/>
-        </w:rPr>
-        <w:t>, sesuai dengan target pekerjaan yang ditetapkan sebesar</w:t>
-      </w:r>
-      <w:r>
-        <w:rPr>
-          <w:rFonts w:ascii="Bookman Old Style" w:eastAsia="Bookman Old Style" w:hAnsi="Bookman Old Style" w:cs="Bookman Old Style"/>
-          <w:color w:val="000000"/>
-          <w:sz w:val="24"/>
-          <w:szCs w:val="24"/>
-        </w:rPr>
-        <w:t xml:space="preserve"> {sls_ongoing}</w:t>
-      </w:r>
-      <w:r>
-        <w:rPr>
-          <w:rFonts w:ascii="Bookman Old Style" w:eastAsia="Bookman Old Style" w:hAnsi="Bookman Old Style" w:cs="Bookman Old Style"/>
-          <w:color w:val="000000"/>
-          <w:sz w:val="24"/>
-          <w:szCs w:val="24"/>
-        </w:rPr>
         <w:t xml:space="preserve"> </w:t>
       </w:r>
-      <w:r>
-        <w:rPr>
-          <w:rFonts w:ascii="Bookman Old Style" w:eastAsia="Bookman Old Style" w:hAnsi="Bookman Old Style" w:cs="Bookman Old Style"/>
-          <w:sz w:val="24"/>
-          <w:szCs w:val="24"/>
-        </w:rPr>
-        <w:t>SLS/Sub-SLS dan/atau usaha besar</w:t>
-      </w:r>
+      <w:proofErr w:type="spellStart"/>
+      <w:r>
+        <w:rPr>
+          <w:rFonts w:ascii="Bookman Old Style" w:eastAsia="Bookman Old Style" w:hAnsi="Bookman Old Style" w:cs="Bookman Old Style"/>
+          <w:color w:val="000000"/>
+          <w:sz w:val="24"/>
+          <w:szCs w:val="24"/>
+        </w:rPr>
+        <w:t>telah</w:t>
+      </w:r>
+      <w:proofErr w:type="spellEnd"/>
+      <w:r>
+        <w:rPr>
+          <w:rFonts w:ascii="Bookman Old Style" w:eastAsia="Bookman Old Style" w:hAnsi="Bookman Old Style" w:cs="Bookman Old Style"/>
+          <w:color w:val="000000"/>
+          <w:sz w:val="24"/>
+          <w:szCs w:val="24"/>
+        </w:rPr>
+        <w:t xml:space="preserve"> </w:t>
+      </w:r>
+      <w:proofErr w:type="spellStart"/>
+      <w:r>
+        <w:rPr>
+          <w:rFonts w:ascii="Bookman Old Style" w:eastAsia="Bookman Old Style" w:hAnsi="Bookman Old Style" w:cs="Bookman Old Style"/>
+          <w:color w:val="000000"/>
+          <w:sz w:val="24"/>
+          <w:szCs w:val="24"/>
+        </w:rPr>
+        <w:t>melaksanakan</w:t>
+      </w:r>
+      <w:proofErr w:type="spellEnd"/>
+      <w:r>
+        <w:rPr>
+          <w:rFonts w:ascii="Bookman Old Style" w:eastAsia="Bookman Old Style" w:hAnsi="Bookman Old Style" w:cs="Bookman Old Style"/>
+          <w:color w:val="000000"/>
+          <w:sz w:val="24"/>
+          <w:szCs w:val="24"/>
+        </w:rPr>
+        <w:t xml:space="preserve"> </w:t>
+      </w:r>
+      <w:proofErr w:type="spellStart"/>
+      <w:r>
+        <w:rPr>
+          <w:rFonts w:ascii="Bookman Old Style" w:eastAsia="Bookman Old Style" w:hAnsi="Bookman Old Style" w:cs="Bookman Old Style"/>
+          <w:color w:val="000000"/>
+          <w:sz w:val="24"/>
+          <w:szCs w:val="24"/>
+        </w:rPr>
+        <w:t>pekerjaan</w:t>
+      </w:r>
+      <w:proofErr w:type="spellEnd"/>
+      <w:r>
+        <w:rPr>
+          <w:rFonts w:ascii="Bookman Old Style" w:eastAsia="Bookman Old Style" w:hAnsi="Bookman Old Style" w:cs="Bookman Old Style"/>
+          <w:color w:val="000000"/>
+          <w:sz w:val="24"/>
+          <w:szCs w:val="24"/>
+        </w:rPr>
+        <w:t xml:space="preserve"> </w:t>
+      </w:r>
+      <w:proofErr w:type="spellStart"/>
+      <w:r>
+        <w:rPr>
+          <w:rFonts w:ascii="Bookman Old Style" w:eastAsia="Bookman Old Style" w:hAnsi="Bookman Old Style" w:cs="Bookman Old Style"/>
+          <w:color w:val="000000"/>
+          <w:sz w:val="24"/>
+          <w:szCs w:val="24"/>
+        </w:rPr>
+        <w:t>Pendataan</w:t>
+      </w:r>
+      <w:proofErr w:type="spellEnd"/>
+      <w:r>
+        <w:rPr>
+          <w:rFonts w:ascii="Bookman Old Style" w:eastAsia="Bookman Old Style" w:hAnsi="Bookman Old Style" w:cs="Bookman Old Style"/>
+          <w:color w:val="000000"/>
+          <w:sz w:val="24"/>
+          <w:szCs w:val="24"/>
+        </w:rPr>
+        <w:t xml:space="preserve"> </w:t>
+      </w:r>
+      <w:proofErr w:type="gramStart"/>
+      <w:r>
+        <w:rPr>
+          <w:rFonts w:ascii="Bookman Old Style" w:eastAsia="Bookman Old Style" w:hAnsi="Bookman Old Style" w:cs="Bookman Old Style"/>
+          <w:color w:val="000000"/>
+          <w:sz w:val="24"/>
+          <w:szCs w:val="24"/>
+        </w:rPr>
+        <w:t>Lapangan  Sensus</w:t>
+      </w:r>
+      <w:proofErr w:type="gramEnd"/>
+      <w:r>
+        <w:rPr>
+          <w:rFonts w:ascii="Bookman Old Style" w:eastAsia="Bookman Old Style" w:hAnsi="Bookman Old Style" w:cs="Bookman Old Style"/>
+          <w:color w:val="000000"/>
+          <w:sz w:val="24"/>
+          <w:szCs w:val="24"/>
+        </w:rPr>
+        <w:t xml:space="preserve"> Ekonomi 2026 pada Badan Pusat </w:t>
+      </w:r>
+      <w:proofErr w:type="spellStart"/>
+      <w:r>
+        <w:rPr>
+          <w:rFonts w:ascii="Bookman Old Style" w:eastAsia="Bookman Old Style" w:hAnsi="Bookman Old Style" w:cs="Bookman Old Style"/>
+          <w:color w:val="000000"/>
+          <w:sz w:val="24"/>
+          <w:szCs w:val="24"/>
+        </w:rPr>
+        <w:t>Statistik</w:t>
+      </w:r>
+      <w:proofErr w:type="spellEnd"/>
+      <w:r>
+        <w:rPr>
+          <w:rFonts w:ascii="Bookman Old Style" w:eastAsia="Bookman Old Style" w:hAnsi="Bookman Old Style" w:cs="Bookman Old Style"/>
+          <w:color w:val="000000"/>
+          <w:sz w:val="24"/>
+          <w:szCs w:val="24"/>
+        </w:rPr>
+        <w:t xml:space="preserve"> Kota Jakarta Timur </w:t>
+      </w:r>
+      <w:proofErr w:type="spellStart"/>
+      <w:r>
+        <w:rPr>
+          <w:rFonts w:ascii="Bookman Old Style" w:eastAsia="Bookman Old Style" w:hAnsi="Bookman Old Style" w:cs="Bookman Old Style"/>
+          <w:color w:val="000000"/>
+          <w:sz w:val="24"/>
+          <w:szCs w:val="24"/>
+        </w:rPr>
+        <w:t>berdasarkan</w:t>
+      </w:r>
+      <w:proofErr w:type="spellEnd"/>
+      <w:r>
+        <w:rPr>
+          <w:rFonts w:ascii="Bookman Old Style" w:eastAsia="Bookman Old Style" w:hAnsi="Bookman Old Style" w:cs="Bookman Old Style"/>
+          <w:color w:val="000000"/>
+          <w:sz w:val="24"/>
+          <w:szCs w:val="24"/>
+        </w:rPr>
+        <w:t xml:space="preserve"> </w:t>
+      </w:r>
+      <w:proofErr w:type="spellStart"/>
+      <w:r>
+        <w:rPr>
+          <w:rFonts w:ascii="Bookman Old Style" w:eastAsia="Bookman Old Style" w:hAnsi="Bookman Old Style" w:cs="Bookman Old Style"/>
+          <w:color w:val="000000"/>
+          <w:sz w:val="24"/>
+          <w:szCs w:val="24"/>
+        </w:rPr>
+        <w:t>Perjanjian</w:t>
+      </w:r>
+      <w:proofErr w:type="spellEnd"/>
+      <w:r>
+        <w:rPr>
+          <w:rFonts w:ascii="Bookman Old Style" w:eastAsia="Bookman Old Style" w:hAnsi="Bookman Old Style" w:cs="Bookman Old Style"/>
+          <w:color w:val="000000"/>
+          <w:sz w:val="24"/>
+          <w:szCs w:val="24"/>
+        </w:rPr>
+        <w:t xml:space="preserve"> </w:t>
+      </w:r>
+      <w:proofErr w:type="spellStart"/>
+      <w:r>
+        <w:rPr>
+          <w:rFonts w:ascii="Bookman Old Style" w:eastAsia="Bookman Old Style" w:hAnsi="Bookman Old Style" w:cs="Bookman Old Style"/>
+          <w:color w:val="000000"/>
+          <w:sz w:val="24"/>
+          <w:szCs w:val="24"/>
+        </w:rPr>
+        <w:t>Kerja</w:t>
+      </w:r>
+      <w:proofErr w:type="spellEnd"/>
+      <w:r>
+        <w:rPr>
+          <w:rFonts w:ascii="Bookman Old Style" w:eastAsia="Bookman Old Style" w:hAnsi="Bookman Old Style" w:cs="Bookman Old Style"/>
+          <w:color w:val="000000"/>
+          <w:sz w:val="24"/>
+          <w:szCs w:val="24"/>
+        </w:rPr>
+        <w:t xml:space="preserve"> Nomor: </w:t>
+      </w:r>
+      <w:r>
+        <w:rPr>
+          <w:rFonts w:ascii="Bookman Old Style" w:eastAsia="Bookman Old Style" w:hAnsi="Bookman Old Style" w:cs="Bookman Old Style"/>
+          <w:color w:val="000000"/>
+          <w:sz w:val="24"/>
+          <w:szCs w:val="24"/>
+        </w:rPr>
+        <w:t>{</w:t>
+      </w:r>
+      <w:proofErr w:type="spellStart"/>
+      <w:r>
+        <w:rPr>
+          <w:rFonts w:ascii="Bookman Old Style" w:eastAsia="Bookman Old Style" w:hAnsi="Bookman Old Style" w:cs="Bookman Old Style"/>
+          <w:color w:val="000000"/>
+          <w:sz w:val="24"/>
+          <w:szCs w:val="24"/>
+        </w:rPr>
+        <w:t>nomor_spk</w:t>
+      </w:r>
+      <w:proofErr w:type="spellEnd"/>
+      <w:r>
+        <w:rPr>
+          <w:rFonts w:ascii="Bookman Old Style" w:eastAsia="Bookman Old Style" w:hAnsi="Bookman Old Style" w:cs="Bookman Old Style"/>
+          <w:color w:val="000000"/>
+          <w:sz w:val="24"/>
+          <w:szCs w:val="24"/>
+        </w:rPr>
+        <w:t>}</w:t>
+      </w:r>
+      <w:r>
+        <w:rPr>
+          <w:rFonts w:ascii="Bookman Old Style" w:eastAsia="Bookman Old Style" w:hAnsi="Bookman Old Style" w:cs="Bookman Old Style"/>
+          <w:color w:val="000000"/>
+          <w:sz w:val="24"/>
+          <w:szCs w:val="24"/>
+        </w:rPr>
+        <w:t xml:space="preserve">, </w:t>
+      </w:r>
+      <w:proofErr w:type="spellStart"/>
+      <w:r>
+        <w:rPr>
+          <w:rFonts w:ascii="Bookman Old Style" w:eastAsia="Bookman Old Style" w:hAnsi="Bookman Old Style" w:cs="Bookman Old Style"/>
+          <w:color w:val="000000"/>
+          <w:sz w:val="24"/>
+          <w:szCs w:val="24"/>
+        </w:rPr>
+        <w:t>sesuai</w:t>
+      </w:r>
+      <w:proofErr w:type="spellEnd"/>
+      <w:r>
+        <w:rPr>
+          <w:rFonts w:ascii="Bookman Old Style" w:eastAsia="Bookman Old Style" w:hAnsi="Bookman Old Style" w:cs="Bookman Old Style"/>
+          <w:color w:val="000000"/>
+          <w:sz w:val="24"/>
+          <w:szCs w:val="24"/>
+        </w:rPr>
+        <w:t xml:space="preserve"> </w:t>
+      </w:r>
+      <w:proofErr w:type="spellStart"/>
+      <w:r>
+        <w:rPr>
+          <w:rFonts w:ascii="Bookman Old Style" w:eastAsia="Bookman Old Style" w:hAnsi="Bookman Old Style" w:cs="Bookman Old Style"/>
+          <w:color w:val="000000"/>
+          <w:sz w:val="24"/>
+          <w:szCs w:val="24"/>
+        </w:rPr>
+        <w:t>dengan</w:t>
+      </w:r>
+      <w:proofErr w:type="spellEnd"/>
+      <w:r>
+        <w:rPr>
+          <w:rFonts w:ascii="Bookman Old Style" w:eastAsia="Bookman Old Style" w:hAnsi="Bookman Old Style" w:cs="Bookman Old Style"/>
+          <w:color w:val="000000"/>
+          <w:sz w:val="24"/>
+          <w:szCs w:val="24"/>
+        </w:rPr>
+        <w:t xml:space="preserve"> target </w:t>
+      </w:r>
+      <w:proofErr w:type="spellStart"/>
+      <w:r>
+        <w:rPr>
+          <w:rFonts w:ascii="Bookman Old Style" w:eastAsia="Bookman Old Style" w:hAnsi="Bookman Old Style" w:cs="Bookman Old Style"/>
+          <w:color w:val="000000"/>
+          <w:sz w:val="24"/>
+          <w:szCs w:val="24"/>
+        </w:rPr>
+        <w:t>pekerjaan</w:t>
+      </w:r>
+      <w:proofErr w:type="spellEnd"/>
+      <w:r>
+        <w:rPr>
+          <w:rFonts w:ascii="Bookman Old Style" w:eastAsia="Bookman Old Style" w:hAnsi="Bookman Old Style" w:cs="Bookman Old Style"/>
+          <w:color w:val="000000"/>
+          <w:sz w:val="24"/>
+          <w:szCs w:val="24"/>
+        </w:rPr>
+        <w:t xml:space="preserve"> yang </w:t>
+      </w:r>
+      <w:proofErr w:type="spellStart"/>
+      <w:r>
+        <w:rPr>
+          <w:rFonts w:ascii="Bookman Old Style" w:eastAsia="Bookman Old Style" w:hAnsi="Bookman Old Style" w:cs="Bookman Old Style"/>
+          <w:color w:val="000000"/>
+          <w:sz w:val="24"/>
+          <w:szCs w:val="24"/>
+        </w:rPr>
+        <w:t>ditetapkan</w:t>
+      </w:r>
+      <w:proofErr w:type="spellEnd"/>
+      <w:r>
+        <w:rPr>
+          <w:rFonts w:ascii="Bookman Old Style" w:eastAsia="Bookman Old Style" w:hAnsi="Bookman Old Style" w:cs="Bookman Old Style"/>
+          <w:color w:val="000000"/>
+          <w:sz w:val="24"/>
+          <w:szCs w:val="24"/>
+        </w:rPr>
+        <w:t xml:space="preserve"> </w:t>
+      </w:r>
+      <w:proofErr w:type="spellStart"/>
+      <w:r>
+        <w:rPr>
+          <w:rFonts w:ascii="Bookman Old Style" w:eastAsia="Bookman Old Style" w:hAnsi="Bookman Old Style" w:cs="Bookman Old Style"/>
+          <w:color w:val="000000"/>
+          <w:sz w:val="24"/>
+          <w:szCs w:val="24"/>
+        </w:rPr>
+        <w:t>sebesar</w:t>
+      </w:r>
+      <w:proofErr w:type="spellEnd"/>
+      <w:r>
+        <w:rPr>
+          <w:rFonts w:ascii="Bookman Old Style" w:eastAsia="Bookman Old Style" w:hAnsi="Bookman Old Style" w:cs="Bookman Old Style"/>
+          <w:color w:val="000000"/>
+          <w:sz w:val="24"/>
+          <w:szCs w:val="24"/>
+        </w:rPr>
+        <w:t xml:space="preserve"> {</w:t>
+      </w:r>
+      <w:proofErr w:type="spellStart"/>
+      <w:r>
+        <w:rPr>
+          <w:rFonts w:ascii="Bookman Old Style" w:eastAsia="Bookman Old Style" w:hAnsi="Bookman Old Style" w:cs="Bookman Old Style"/>
+          <w:color w:val="000000"/>
+          <w:sz w:val="24"/>
+          <w:szCs w:val="24"/>
+        </w:rPr>
+        <w:t>sls_ongoing</w:t>
+      </w:r>
+      <w:proofErr w:type="spellEnd"/>
+      <w:r>
+        <w:rPr>
+          <w:rFonts w:ascii="Bookman Old Style" w:eastAsia="Bookman Old Style" w:hAnsi="Bookman Old Style" w:cs="Bookman Old Style"/>
+          <w:color w:val="000000"/>
+          <w:sz w:val="24"/>
+          <w:szCs w:val="24"/>
+        </w:rPr>
+        <w:t>}</w:t>
+      </w:r>
+      <w:r>
+        <w:rPr>
+          <w:rFonts w:ascii="Bookman Old Style" w:eastAsia="Bookman Old Style" w:hAnsi="Bookman Old Style" w:cs="Bookman Old Style"/>
+          <w:color w:val="000000"/>
+          <w:sz w:val="24"/>
+          <w:szCs w:val="24"/>
+        </w:rPr>
+        <w:t xml:space="preserve"> </w:t>
+      </w:r>
+      <w:r>
+        <w:rPr>
+          <w:rFonts w:ascii="Bookman Old Style" w:eastAsia="Bookman Old Style" w:hAnsi="Bookman Old Style" w:cs="Bookman Old Style"/>
+          <w:sz w:val="24"/>
+          <w:szCs w:val="24"/>
+        </w:rPr>
+        <w:t>SLS/Sub-SLS dan/</w:t>
+      </w:r>
+      <w:proofErr w:type="spellStart"/>
+      <w:r>
+        <w:rPr>
+          <w:rFonts w:ascii="Bookman Old Style" w:eastAsia="Bookman Old Style" w:hAnsi="Bookman Old Style" w:cs="Bookman Old Style"/>
+          <w:sz w:val="24"/>
+          <w:szCs w:val="24"/>
+        </w:rPr>
+        <w:t>atau</w:t>
+      </w:r>
+      <w:proofErr w:type="spellEnd"/>
+      <w:r>
+        <w:rPr>
+          <w:rFonts w:ascii="Bookman Old Style" w:eastAsia="Bookman Old Style" w:hAnsi="Bookman Old Style" w:cs="Bookman Old Style"/>
+          <w:sz w:val="24"/>
+          <w:szCs w:val="24"/>
+        </w:rPr>
+        <w:t xml:space="preserve"> </w:t>
+      </w:r>
+      <w:proofErr w:type="spellStart"/>
+      <w:r>
+        <w:rPr>
+          <w:rFonts w:ascii="Bookman Old Style" w:eastAsia="Bookman Old Style" w:hAnsi="Bookman Old Style" w:cs="Bookman Old Style"/>
+          <w:sz w:val="24"/>
+          <w:szCs w:val="24"/>
+        </w:rPr>
+        <w:t>usaha</w:t>
+      </w:r>
+      <w:proofErr w:type="spellEnd"/>
+      <w:r>
+        <w:rPr>
+          <w:rFonts w:ascii="Bookman Old Style" w:eastAsia="Bookman Old Style" w:hAnsi="Bookman Old Style" w:cs="Bookman Old Style"/>
+          <w:sz w:val="24"/>
+          <w:szCs w:val="24"/>
+        </w:rPr>
+        <w:t xml:space="preserve"> </w:t>
+      </w:r>
+      <w:proofErr w:type="spellStart"/>
+      <w:r>
+        <w:rPr>
+          <w:rFonts w:ascii="Bookman Old Style" w:eastAsia="Bookman Old Style" w:hAnsi="Bookman Old Style" w:cs="Bookman Old Style"/>
+          <w:sz w:val="24"/>
+          <w:szCs w:val="24"/>
+        </w:rPr>
+        <w:t>besar</w:t>
+      </w:r>
+      <w:proofErr w:type="spellEnd"/>
       <w:r>
         <w:rPr>
           <w:rFonts w:ascii="Bookman Old Style" w:eastAsia="Bookman Old Style" w:hAnsi="Bookman Old Style" w:cs="Bookman Old Style"/>
@@ -2173,7 +2620,267 @@
           <w:sz w:val="24"/>
           <w:szCs w:val="24"/>
         </w:rPr>
-        <w:t xml:space="preserve"> telah menyelesaikan pekerjaan Pendataan Lapangan Sensus Ekonomi 2026 berdasarkan hasil pemeriksaan dan evaluasi pekerjaan sebagaimana tercantum dalam lampiran. </w:t>
+        <w:t xml:space="preserve"> </w:t>
+      </w:r>
+      <w:proofErr w:type="spellStart"/>
+      <w:r>
+        <w:rPr>
+          <w:rFonts w:ascii="Bookman Old Style" w:eastAsia="Bookman Old Style" w:hAnsi="Bookman Old Style" w:cs="Bookman Old Style"/>
+          <w:color w:val="000000"/>
+          <w:sz w:val="24"/>
+          <w:szCs w:val="24"/>
+        </w:rPr>
+        <w:t>telah</w:t>
+      </w:r>
+      <w:proofErr w:type="spellEnd"/>
+      <w:r>
+        <w:rPr>
+          <w:rFonts w:ascii="Bookman Old Style" w:eastAsia="Bookman Old Style" w:hAnsi="Bookman Old Style" w:cs="Bookman Old Style"/>
+          <w:color w:val="000000"/>
+          <w:sz w:val="24"/>
+          <w:szCs w:val="24"/>
+        </w:rPr>
+        <w:t xml:space="preserve"> </w:t>
+      </w:r>
+      <w:proofErr w:type="spellStart"/>
+      <w:r>
+        <w:rPr>
+          <w:rFonts w:ascii="Bookman Old Style" w:eastAsia="Bookman Old Style" w:hAnsi="Bookman Old Style" w:cs="Bookman Old Style"/>
+          <w:color w:val="000000"/>
+          <w:sz w:val="24"/>
+          <w:szCs w:val="24"/>
+        </w:rPr>
+        <w:t>menyelesaikan</w:t>
+      </w:r>
+      <w:proofErr w:type="spellEnd"/>
+      <w:r>
+        <w:rPr>
+          <w:rFonts w:ascii="Bookman Old Style" w:eastAsia="Bookman Old Style" w:hAnsi="Bookman Old Style" w:cs="Bookman Old Style"/>
+          <w:color w:val="000000"/>
+          <w:sz w:val="24"/>
+          <w:szCs w:val="24"/>
+        </w:rPr>
+        <w:t xml:space="preserve"> </w:t>
+      </w:r>
+      <w:proofErr w:type="spellStart"/>
+      <w:r>
+        <w:rPr>
+          <w:rFonts w:ascii="Bookman Old Style" w:eastAsia="Bookman Old Style" w:hAnsi="Bookman Old Style" w:cs="Bookman Old Style"/>
+          <w:color w:val="000000"/>
+          <w:sz w:val="24"/>
+          <w:szCs w:val="24"/>
+        </w:rPr>
+        <w:t>pekerjaan</w:t>
+      </w:r>
+      <w:proofErr w:type="spellEnd"/>
+      <w:r>
+        <w:rPr>
+          <w:rFonts w:ascii="Bookman Old Style" w:eastAsia="Bookman Old Style" w:hAnsi="Bookman Old Style" w:cs="Bookman Old Style"/>
+          <w:color w:val="000000"/>
+          <w:sz w:val="24"/>
+          <w:szCs w:val="24"/>
+        </w:rPr>
+        <w:t xml:space="preserve"> </w:t>
+      </w:r>
+      <w:proofErr w:type="spellStart"/>
+      <w:r>
+        <w:rPr>
+          <w:rFonts w:ascii="Bookman Old Style" w:eastAsia="Bookman Old Style" w:hAnsi="Bookman Old Style" w:cs="Bookman Old Style"/>
+          <w:color w:val="000000"/>
+          <w:sz w:val="24"/>
+          <w:szCs w:val="24"/>
+        </w:rPr>
+        <w:t>Pendataan</w:t>
+      </w:r>
+      <w:proofErr w:type="spellEnd"/>
+      <w:r>
+        <w:rPr>
+          <w:rFonts w:ascii="Bookman Old Style" w:eastAsia="Bookman Old Style" w:hAnsi="Bookman Old Style" w:cs="Bookman Old Style"/>
+          <w:color w:val="000000"/>
+          <w:sz w:val="24"/>
+          <w:szCs w:val="24"/>
+        </w:rPr>
+        <w:t xml:space="preserve"> Lapangan Sensus Ekonomi 2026 </w:t>
+      </w:r>
+      <w:proofErr w:type="spellStart"/>
+      <w:r>
+        <w:rPr>
+          <w:rFonts w:ascii="Bookman Old Style" w:eastAsia="Bookman Old Style" w:hAnsi="Bookman Old Style" w:cs="Bookman Old Style"/>
+          <w:color w:val="000000"/>
+          <w:sz w:val="24"/>
+          <w:szCs w:val="24"/>
+        </w:rPr>
+        <w:t>berdasarkan</w:t>
+      </w:r>
+      <w:proofErr w:type="spellEnd"/>
+      <w:r>
+        <w:rPr>
+          <w:rFonts w:ascii="Bookman Old Style" w:eastAsia="Bookman Old Style" w:hAnsi="Bookman Old Style" w:cs="Bookman Old Style"/>
+          <w:color w:val="000000"/>
+          <w:sz w:val="24"/>
+          <w:szCs w:val="24"/>
+        </w:rPr>
+        <w:t xml:space="preserve"> </w:t>
+      </w:r>
+      <w:proofErr w:type="spellStart"/>
+      <w:r>
+        <w:rPr>
+          <w:rFonts w:ascii="Bookman Old Style" w:eastAsia="Bookman Old Style" w:hAnsi="Bookman Old Style" w:cs="Bookman Old Style"/>
+          <w:color w:val="000000"/>
+          <w:sz w:val="24"/>
+          <w:szCs w:val="24"/>
+        </w:rPr>
+        <w:t>hasil</w:t>
+      </w:r>
+      <w:proofErr w:type="spellEnd"/>
+      <w:r>
+        <w:rPr>
+          <w:rFonts w:ascii="Bookman Old Style" w:eastAsia="Bookman Old Style" w:hAnsi="Bookman Old Style" w:cs="Bookman Old Style"/>
+          <w:color w:val="000000"/>
+          <w:sz w:val="24"/>
+          <w:szCs w:val="24"/>
+        </w:rPr>
+        <w:t xml:space="preserve"> </w:t>
+      </w:r>
+      <w:proofErr w:type="spellStart"/>
+      <w:r>
+        <w:rPr>
+          <w:rFonts w:ascii="Bookman Old Style" w:eastAsia="Bookman Old Style" w:hAnsi="Bookman Old Style" w:cs="Bookman Old Style"/>
+          <w:color w:val="000000"/>
+          <w:sz w:val="24"/>
+          <w:szCs w:val="24"/>
+        </w:rPr>
+        <w:t>pemeriksaan</w:t>
+      </w:r>
+      <w:proofErr w:type="spellEnd"/>
+      <w:r>
+        <w:rPr>
+          <w:rFonts w:ascii="Bookman Old Style" w:eastAsia="Bookman Old Style" w:hAnsi="Bookman Old Style" w:cs="Bookman Old Style"/>
+          <w:color w:val="000000"/>
+          <w:sz w:val="24"/>
+          <w:szCs w:val="24"/>
+        </w:rPr>
+        <w:t xml:space="preserve"> dan </w:t>
+      </w:r>
+      <w:proofErr w:type="spellStart"/>
+      <w:r>
+        <w:rPr>
+          <w:rFonts w:ascii="Bookman Old Style" w:eastAsia="Bookman Old Style" w:hAnsi="Bookman Old Style" w:cs="Bookman Old Style"/>
+          <w:color w:val="000000"/>
+          <w:sz w:val="24"/>
+          <w:szCs w:val="24"/>
+        </w:rPr>
+        <w:t>evaluasi</w:t>
+      </w:r>
+      <w:proofErr w:type="spellEnd"/>
+      <w:r>
+        <w:rPr>
+          <w:rFonts w:ascii="Bookman Old Style" w:eastAsia="Bookman Old Style" w:hAnsi="Bookman Old Style" w:cs="Bookman Old Style"/>
+          <w:color w:val="000000"/>
+          <w:sz w:val="24"/>
+          <w:szCs w:val="24"/>
+        </w:rPr>
+        <w:t xml:space="preserve"> </w:t>
+      </w:r>
+      <w:proofErr w:type="spellStart"/>
+      <w:r>
+        <w:rPr>
+          <w:rFonts w:ascii="Bookman Old Style" w:eastAsia="Bookman Old Style" w:hAnsi="Bookman Old Style" w:cs="Bookman Old Style"/>
+          <w:color w:val="000000"/>
+          <w:sz w:val="24"/>
+          <w:szCs w:val="24"/>
+        </w:rPr>
+        <w:t>pekerjaan</w:t>
+      </w:r>
+      <w:proofErr w:type="spellEnd"/>
+      <w:r>
+        <w:rPr>
+          <w:rFonts w:ascii="Bookman Old Style" w:eastAsia="Bookman Old Style" w:hAnsi="Bookman Old Style" w:cs="Bookman Old Style"/>
+          <w:color w:val="000000"/>
+          <w:sz w:val="24"/>
+          <w:szCs w:val="24"/>
+        </w:rPr>
+        <w:t xml:space="preserve"> </w:t>
+      </w:r>
+      <w:proofErr w:type="spellStart"/>
+      <w:r>
+        <w:rPr>
+          <w:rFonts w:ascii="Bookman Old Style" w:eastAsia="Bookman Old Style" w:hAnsi="Bookman Old Style" w:cs="Bookman Old Style"/>
+          <w:color w:val="000000"/>
+          <w:sz w:val="24"/>
+          <w:szCs w:val="24"/>
+        </w:rPr>
+        <w:t>sebagaimana</w:t>
+      </w:r>
+      <w:proofErr w:type="spellEnd"/>
+      <w:r>
+        <w:rPr>
+          <w:rFonts w:ascii="Bookman Old Style" w:eastAsia="Bookman Old Style" w:hAnsi="Bookman Old Style" w:cs="Bookman Old Style"/>
+          <w:color w:val="000000"/>
+          <w:sz w:val="24"/>
+          <w:szCs w:val="24"/>
+        </w:rPr>
+        <w:t xml:space="preserve"> </w:t>
+      </w:r>
+      <w:proofErr w:type="spellStart"/>
+      <w:r>
+        <w:rPr>
+          <w:rFonts w:ascii="Bookman Old Style" w:eastAsia="Bookman Old Style" w:hAnsi="Bookman Old Style" w:cs="Bookman Old Style"/>
+          <w:color w:val="000000"/>
+          <w:sz w:val="24"/>
+          <w:szCs w:val="24"/>
+        </w:rPr>
+        <w:t>tercantum</w:t>
+      </w:r>
+      <w:proofErr w:type="spellEnd"/>
+      <w:r>
+        <w:rPr>
+          <w:rFonts w:ascii="Bookman Old Style" w:eastAsia="Bookman Old Style" w:hAnsi="Bookman Old Style" w:cs="Bookman Old Style"/>
+          <w:color w:val="000000"/>
+          <w:sz w:val="24"/>
+          <w:szCs w:val="24"/>
+        </w:rPr>
+        <w:t xml:space="preserve"> </w:t>
+      </w:r>
+      <w:proofErr w:type="spellStart"/>
+      <w:r>
+        <w:rPr>
+          <w:rFonts w:ascii="Bookman Old Style" w:eastAsia="Bookman Old Style" w:hAnsi="Bookman Old Style" w:cs="Bookman Old Style"/>
+          <w:color w:val="000000"/>
+          <w:sz w:val="24"/>
+          <w:szCs w:val="24"/>
+        </w:rPr>
+        <w:t>dalam</w:t>
+      </w:r>
+      <w:proofErr w:type="spellEnd"/>
+      <w:r>
+        <w:rPr>
+          <w:rFonts w:ascii="Bookman Old Style" w:eastAsia="Bookman Old Style" w:hAnsi="Bookman Old Style" w:cs="Bookman Old Style"/>
+          <w:color w:val="000000"/>
+          <w:sz w:val="24"/>
+          <w:szCs w:val="24"/>
+        </w:rPr>
+        <w:t xml:space="preserve"> </w:t>
+      </w:r>
+      <w:proofErr w:type="spellStart"/>
+      <w:r>
+        <w:rPr>
+          <w:rFonts w:ascii="Bookman Old Style" w:eastAsia="Bookman Old Style" w:hAnsi="Bookman Old Style" w:cs="Bookman Old Style"/>
+          <w:color w:val="000000"/>
+          <w:sz w:val="24"/>
+          <w:szCs w:val="24"/>
+        </w:rPr>
+        <w:t>lampiran</w:t>
+      </w:r>
+      <w:proofErr w:type="spellEnd"/>
+      <w:r>
+        <w:rPr>
+          <w:rFonts w:ascii="Bookman Old Style" w:eastAsia="Bookman Old Style" w:hAnsi="Bookman Old Style" w:cs="Bookman Old Style"/>
+          <w:color w:val="000000"/>
+          <w:sz w:val="24"/>
+          <w:szCs w:val="24"/>
+        </w:rPr>
+        <w:t>. </w:t>
       </w:r>
     </w:p>
     <w:p>
@@ -2192,14 +2899,85 @@
           <w:szCs w:val="24"/>
         </w:rPr>
       </w:pPr>
-      <w:r>
-        <w:rPr>
-          <w:rFonts w:ascii="Bookman Old Style" w:eastAsia="Bookman Old Style" w:hAnsi="Bookman Old Style" w:cs="Bookman Old Style"/>
-          <w:color w:val="000000"/>
-          <w:sz w:val="24"/>
-          <w:szCs w:val="24"/>
-        </w:rPr>
-        <w:t xml:space="preserve">Berdasarkan angka 2 tersebut di atas, </w:t>
+      <w:proofErr w:type="spellStart"/>
+      <w:r>
+        <w:rPr>
+          <w:rFonts w:ascii="Bookman Old Style" w:eastAsia="Bookman Old Style" w:hAnsi="Bookman Old Style" w:cs="Bookman Old Style"/>
+          <w:color w:val="000000"/>
+          <w:sz w:val="24"/>
+          <w:szCs w:val="24"/>
+        </w:rPr>
+        <w:t>Berdasarkan</w:t>
+      </w:r>
+      <w:proofErr w:type="spellEnd"/>
+      <w:r>
+        <w:rPr>
+          <w:rFonts w:ascii="Bookman Old Style" w:eastAsia="Bookman Old Style" w:hAnsi="Bookman Old Style" w:cs="Bookman Old Style"/>
+          <w:color w:val="000000"/>
+          <w:sz w:val="24"/>
+          <w:szCs w:val="24"/>
+        </w:rPr>
+        <w:t xml:space="preserve"> </w:t>
+      </w:r>
+      <w:proofErr w:type="spellStart"/>
+      <w:r>
+        <w:rPr>
+          <w:rFonts w:ascii="Bookman Old Style" w:eastAsia="Bookman Old Style" w:hAnsi="Bookman Old Style" w:cs="Bookman Old Style"/>
+          <w:color w:val="000000"/>
+          <w:sz w:val="24"/>
+          <w:szCs w:val="24"/>
+        </w:rPr>
+        <w:t>angka</w:t>
+      </w:r>
+      <w:proofErr w:type="spellEnd"/>
+      <w:r>
+        <w:rPr>
+          <w:rFonts w:ascii="Bookman Old Style" w:eastAsia="Bookman Old Style" w:hAnsi="Bookman Old Style" w:cs="Bookman Old Style"/>
+          <w:color w:val="000000"/>
+          <w:sz w:val="24"/>
+          <w:szCs w:val="24"/>
+        </w:rPr>
+        <w:t xml:space="preserve"> 2 </w:t>
+      </w:r>
+      <w:proofErr w:type="spellStart"/>
+      <w:r>
+        <w:rPr>
+          <w:rFonts w:ascii="Bookman Old Style" w:eastAsia="Bookman Old Style" w:hAnsi="Bookman Old Style" w:cs="Bookman Old Style"/>
+          <w:color w:val="000000"/>
+          <w:sz w:val="24"/>
+          <w:szCs w:val="24"/>
+        </w:rPr>
+        <w:t>tersebut</w:t>
+      </w:r>
+      <w:proofErr w:type="spellEnd"/>
+      <w:r>
+        <w:rPr>
+          <w:rFonts w:ascii="Bookman Old Style" w:eastAsia="Bookman Old Style" w:hAnsi="Bookman Old Style" w:cs="Bookman Old Style"/>
+          <w:color w:val="000000"/>
+          <w:sz w:val="24"/>
+          <w:szCs w:val="24"/>
+        </w:rPr>
+        <w:t xml:space="preserve"> di </w:t>
+      </w:r>
+      <w:proofErr w:type="spellStart"/>
+      <w:r>
+        <w:rPr>
+          <w:rFonts w:ascii="Bookman Old Style" w:eastAsia="Bookman Old Style" w:hAnsi="Bookman Old Style" w:cs="Bookman Old Style"/>
+          <w:color w:val="000000"/>
+          <w:sz w:val="24"/>
+          <w:szCs w:val="24"/>
+        </w:rPr>
+        <w:t>atas</w:t>
+      </w:r>
+      <w:proofErr w:type="spellEnd"/>
+      <w:r>
+        <w:rPr>
+          <w:rFonts w:ascii="Bookman Old Style" w:eastAsia="Bookman Old Style" w:hAnsi="Bookman Old Style" w:cs="Bookman Old Style"/>
+          <w:color w:val="000000"/>
+          <w:sz w:val="24"/>
+          <w:szCs w:val="24"/>
+        </w:rPr>
+        <w:t xml:space="preserve">, </w:t>
       </w:r>
       <w:r>
         <w:rPr>
@@ -2219,7 +2997,107 @@
           <w:sz w:val="24"/>
           <w:szCs w:val="24"/>
         </w:rPr>
-        <w:t xml:space="preserve"> menyerahkan hasil pekerjaan Pendataan Lapangan Sensus Ekonomi 2026 kepada </w:t>
+        <w:t xml:space="preserve"> </w:t>
+      </w:r>
+      <w:proofErr w:type="spellStart"/>
+      <w:r>
+        <w:rPr>
+          <w:rFonts w:ascii="Bookman Old Style" w:eastAsia="Bookman Old Style" w:hAnsi="Bookman Old Style" w:cs="Bookman Old Style"/>
+          <w:color w:val="000000"/>
+          <w:sz w:val="24"/>
+          <w:szCs w:val="24"/>
+        </w:rPr>
+        <w:t>menyerahkan</w:t>
+      </w:r>
+      <w:proofErr w:type="spellEnd"/>
+      <w:r>
+        <w:rPr>
+          <w:rFonts w:ascii="Bookman Old Style" w:eastAsia="Bookman Old Style" w:hAnsi="Bookman Old Style" w:cs="Bookman Old Style"/>
+          <w:color w:val="000000"/>
+          <w:sz w:val="24"/>
+          <w:szCs w:val="24"/>
+        </w:rPr>
+        <w:t xml:space="preserve"> </w:t>
+      </w:r>
+      <w:proofErr w:type="spellStart"/>
+      <w:r>
+        <w:rPr>
+          <w:rFonts w:ascii="Bookman Old Style" w:eastAsia="Bookman Old Style" w:hAnsi="Bookman Old Style" w:cs="Bookman Old Style"/>
+          <w:color w:val="000000"/>
+          <w:sz w:val="24"/>
+          <w:szCs w:val="24"/>
+        </w:rPr>
+        <w:t>hasil</w:t>
+      </w:r>
+      <w:proofErr w:type="spellEnd"/>
+      <w:r>
+        <w:rPr>
+          <w:rFonts w:ascii="Bookman Old Style" w:eastAsia="Bookman Old Style" w:hAnsi="Bookman Old Style" w:cs="Bookman Old Style"/>
+          <w:color w:val="000000"/>
+          <w:sz w:val="24"/>
+          <w:szCs w:val="24"/>
+        </w:rPr>
+        <w:t xml:space="preserve"> </w:t>
+      </w:r>
+      <w:proofErr w:type="spellStart"/>
+      <w:r>
+        <w:rPr>
+          <w:rFonts w:ascii="Bookman Old Style" w:eastAsia="Bookman Old Style" w:hAnsi="Bookman Old Style" w:cs="Bookman Old Style"/>
+          <w:color w:val="000000"/>
+          <w:sz w:val="24"/>
+          <w:szCs w:val="24"/>
+        </w:rPr>
+        <w:t>pekerjaan</w:t>
+      </w:r>
+      <w:proofErr w:type="spellEnd"/>
+      <w:r>
+        <w:rPr>
+          <w:rFonts w:ascii="Bookman Old Style" w:eastAsia="Bookman Old Style" w:hAnsi="Bookman Old Style" w:cs="Bookman Old Style"/>
+          <w:color w:val="000000"/>
+          <w:sz w:val="24"/>
+          <w:szCs w:val="24"/>
+        </w:rPr>
+        <w:t xml:space="preserve"> </w:t>
+      </w:r>
+      <w:proofErr w:type="spellStart"/>
+      <w:r>
+        <w:rPr>
+          <w:rFonts w:ascii="Bookman Old Style" w:eastAsia="Bookman Old Style" w:hAnsi="Bookman Old Style" w:cs="Bookman Old Style"/>
+          <w:color w:val="000000"/>
+          <w:sz w:val="24"/>
+          <w:szCs w:val="24"/>
+        </w:rPr>
+        <w:t>Pendataan</w:t>
+      </w:r>
+      <w:proofErr w:type="spellEnd"/>
+      <w:r>
+        <w:rPr>
+          <w:rFonts w:ascii="Bookman Old Style" w:eastAsia="Bookman Old Style" w:hAnsi="Bookman Old Style" w:cs="Bookman Old Style"/>
+          <w:color w:val="000000"/>
+          <w:sz w:val="24"/>
+          <w:szCs w:val="24"/>
+        </w:rPr>
+        <w:t xml:space="preserve"> Lapangan Sensus Ekonomi 2026 </w:t>
+      </w:r>
+      <w:proofErr w:type="spellStart"/>
+      <w:r>
+        <w:rPr>
+          <w:rFonts w:ascii="Bookman Old Style" w:eastAsia="Bookman Old Style" w:hAnsi="Bookman Old Style" w:cs="Bookman Old Style"/>
+          <w:color w:val="000000"/>
+          <w:sz w:val="24"/>
+          <w:szCs w:val="24"/>
+        </w:rPr>
+        <w:t>kepada</w:t>
+      </w:r>
+      <w:proofErr w:type="spellEnd"/>
+      <w:r>
+        <w:rPr>
+          <w:rFonts w:ascii="Bookman Old Style" w:eastAsia="Bookman Old Style" w:hAnsi="Bookman Old Style" w:cs="Bookman Old Style"/>
+          <w:color w:val="000000"/>
+          <w:sz w:val="24"/>
+          <w:szCs w:val="24"/>
+        </w:rPr>
+        <w:t xml:space="preserve"> </w:t>
       </w:r>
       <w:r>
         <w:rPr>
@@ -2259,7 +3137,167 @@
           <w:sz w:val="24"/>
           <w:szCs w:val="24"/>
         </w:rPr>
-        <w:t xml:space="preserve"> menerima hasil pekerjaan tersebut yang telah sesuai dengan seharusnya;</w:t>
+        <w:t xml:space="preserve"> </w:t>
+      </w:r>
+      <w:proofErr w:type="spellStart"/>
+      <w:r>
+        <w:rPr>
+          <w:rFonts w:ascii="Bookman Old Style" w:eastAsia="Bookman Old Style" w:hAnsi="Bookman Old Style" w:cs="Bookman Old Style"/>
+          <w:color w:val="000000"/>
+          <w:sz w:val="24"/>
+          <w:szCs w:val="24"/>
+        </w:rPr>
+        <w:t>menerima</w:t>
+      </w:r>
+      <w:proofErr w:type="spellEnd"/>
+      <w:r>
+        <w:rPr>
+          <w:rFonts w:ascii="Bookman Old Style" w:eastAsia="Bookman Old Style" w:hAnsi="Bookman Old Style" w:cs="Bookman Old Style"/>
+          <w:color w:val="000000"/>
+          <w:sz w:val="24"/>
+          <w:szCs w:val="24"/>
+        </w:rPr>
+        <w:t xml:space="preserve"> </w:t>
+      </w:r>
+      <w:proofErr w:type="spellStart"/>
+      <w:r>
+        <w:rPr>
+          <w:rFonts w:ascii="Bookman Old Style" w:eastAsia="Bookman Old Style" w:hAnsi="Bookman Old Style" w:cs="Bookman Old Style"/>
+          <w:color w:val="000000"/>
+          <w:sz w:val="24"/>
+          <w:szCs w:val="24"/>
+        </w:rPr>
+        <w:t>hasil</w:t>
+      </w:r>
+      <w:proofErr w:type="spellEnd"/>
+      <w:r>
+        <w:rPr>
+          <w:rFonts w:ascii="Bookman Old Style" w:eastAsia="Bookman Old Style" w:hAnsi="Bookman Old Style" w:cs="Bookman Old Style"/>
+          <w:color w:val="000000"/>
+          <w:sz w:val="24"/>
+          <w:szCs w:val="24"/>
+        </w:rPr>
+        <w:t xml:space="preserve"> </w:t>
+      </w:r>
+      <w:proofErr w:type="spellStart"/>
+      <w:r>
+        <w:rPr>
+          <w:rFonts w:ascii="Bookman Old Style" w:eastAsia="Bookman Old Style" w:hAnsi="Bookman Old Style" w:cs="Bookman Old Style"/>
+          <w:color w:val="000000"/>
+          <w:sz w:val="24"/>
+          <w:szCs w:val="24"/>
+        </w:rPr>
+        <w:t>pekerjaan</w:t>
+      </w:r>
+      <w:proofErr w:type="spellEnd"/>
+      <w:r>
+        <w:rPr>
+          <w:rFonts w:ascii="Bookman Old Style" w:eastAsia="Bookman Old Style" w:hAnsi="Bookman Old Style" w:cs="Bookman Old Style"/>
+          <w:color w:val="000000"/>
+          <w:sz w:val="24"/>
+          <w:szCs w:val="24"/>
+        </w:rPr>
+        <w:t xml:space="preserve"> </w:t>
+      </w:r>
+      <w:proofErr w:type="spellStart"/>
+      <w:r>
+        <w:rPr>
+          <w:rFonts w:ascii="Bookman Old Style" w:eastAsia="Bookman Old Style" w:hAnsi="Bookman Old Style" w:cs="Bookman Old Style"/>
+          <w:color w:val="000000"/>
+          <w:sz w:val="24"/>
+          <w:szCs w:val="24"/>
+        </w:rPr>
+        <w:t>tersebut</w:t>
+      </w:r>
+      <w:proofErr w:type="spellEnd"/>
+      <w:r>
+        <w:rPr>
+          <w:rFonts w:ascii="Bookman Old Style" w:eastAsia="Bookman Old Style" w:hAnsi="Bookman Old Style" w:cs="Bookman Old Style"/>
+          <w:color w:val="000000"/>
+          <w:sz w:val="24"/>
+          <w:szCs w:val="24"/>
+        </w:rPr>
+        <w:t xml:space="preserve"> yang </w:t>
+      </w:r>
+      <w:proofErr w:type="spellStart"/>
+      <w:r>
+        <w:rPr>
+          <w:rFonts w:ascii="Bookman Old Style" w:eastAsia="Bookman Old Style" w:hAnsi="Bookman Old Style" w:cs="Bookman Old Style"/>
+          <w:color w:val="000000"/>
+          <w:sz w:val="24"/>
+          <w:szCs w:val="24"/>
+        </w:rPr>
+        <w:t>telah</w:t>
+      </w:r>
+      <w:proofErr w:type="spellEnd"/>
+      <w:r>
+        <w:rPr>
+          <w:rFonts w:ascii="Bookman Old Style" w:eastAsia="Bookman Old Style" w:hAnsi="Bookman Old Style" w:cs="Bookman Old Style"/>
+          <w:color w:val="000000"/>
+          <w:sz w:val="24"/>
+          <w:szCs w:val="24"/>
+        </w:rPr>
+        <w:t xml:space="preserve"> </w:t>
+      </w:r>
+      <w:proofErr w:type="spellStart"/>
+      <w:r>
+        <w:rPr>
+          <w:rFonts w:ascii="Bookman Old Style" w:eastAsia="Bookman Old Style" w:hAnsi="Bookman Old Style" w:cs="Bookman Old Style"/>
+          <w:color w:val="000000"/>
+          <w:sz w:val="24"/>
+          <w:szCs w:val="24"/>
+        </w:rPr>
+        <w:t>sesuai</w:t>
+      </w:r>
+      <w:proofErr w:type="spellEnd"/>
+      <w:r>
+        <w:rPr>
+          <w:rFonts w:ascii="Bookman Old Style" w:eastAsia="Bookman Old Style" w:hAnsi="Bookman Old Style" w:cs="Bookman Old Style"/>
+          <w:color w:val="000000"/>
+          <w:sz w:val="24"/>
+          <w:szCs w:val="24"/>
+        </w:rPr>
+        <w:t xml:space="preserve"> </w:t>
+      </w:r>
+      <w:proofErr w:type="spellStart"/>
+      <w:r>
+        <w:rPr>
+          <w:rFonts w:ascii="Bookman Old Style" w:eastAsia="Bookman Old Style" w:hAnsi="Bookman Old Style" w:cs="Bookman Old Style"/>
+          <w:color w:val="000000"/>
+          <w:sz w:val="24"/>
+          <w:szCs w:val="24"/>
+        </w:rPr>
+        <w:t>dengan</w:t>
+      </w:r>
+      <w:proofErr w:type="spellEnd"/>
+      <w:r>
+        <w:rPr>
+          <w:rFonts w:ascii="Bookman Old Style" w:eastAsia="Bookman Old Style" w:hAnsi="Bookman Old Style" w:cs="Bookman Old Style"/>
+          <w:color w:val="000000"/>
+          <w:sz w:val="24"/>
+          <w:szCs w:val="24"/>
+        </w:rPr>
+        <w:t xml:space="preserve"> </w:t>
+      </w:r>
+      <w:proofErr w:type="spellStart"/>
+      <w:r>
+        <w:rPr>
+          <w:rFonts w:ascii="Bookman Old Style" w:eastAsia="Bookman Old Style" w:hAnsi="Bookman Old Style" w:cs="Bookman Old Style"/>
+          <w:color w:val="000000"/>
+          <w:sz w:val="24"/>
+          <w:szCs w:val="24"/>
+        </w:rPr>
+        <w:t>seharusnya</w:t>
+      </w:r>
+      <w:proofErr w:type="spellEnd"/>
+      <w:r>
+        <w:rPr>
+          <w:rFonts w:ascii="Bookman Old Style" w:eastAsia="Bookman Old Style" w:hAnsi="Bookman Old Style" w:cs="Bookman Old Style"/>
+          <w:color w:val="000000"/>
+          <w:sz w:val="24"/>
+          <w:szCs w:val="24"/>
+        </w:rPr>
+        <w:t>;</w:t>
       </w:r>
     </w:p>
     <w:p>
@@ -2285,25 +3323,311 @@
           <w:sz w:val="24"/>
           <w:szCs w:val="24"/>
         </w:rPr>
-        <w:t xml:space="preserve">Hasil pekerjaan Pendataan Lapangan Sensus Ekonomi 2026 sebagaimana dimaksud dalam angka 3, berupa dokumen hasil Pendataan Lapangan Sensus Ekonomi 2026, sejumlah </w:t>
-      </w:r>
-      <w:r>
-        <w:rPr>
-          <w:rFonts w:ascii="Bookman Old Style" w:eastAsia="Bookman Old Style" w:hAnsi="Bookman Old Style" w:cs="Bookman Old Style"/>
-          <w:color w:val="000000"/>
-          <w:sz w:val="24"/>
-          <w:szCs w:val="24"/>
-        </w:rPr>
-        <w:t xml:space="preserve">{sls_ongoing} </w:t>
-      </w:r>
-      <w:r>
-        <w:rPr>
-          <w:rFonts w:ascii="Bookman Old Style" w:eastAsia="Bookman Old Style" w:hAnsi="Bookman Old Style" w:cs="Bookman Old Style"/>
-          <w:sz w:val="24"/>
-          <w:szCs w:val="24"/>
-        </w:rPr>
-        <w:t>SLS/Sub-SLS dan/atau usaha besar</w:t>
-      </w:r>
+        <w:t xml:space="preserve">Hasil </w:t>
+      </w:r>
+      <w:proofErr w:type="spellStart"/>
+      <w:r>
+        <w:rPr>
+          <w:rFonts w:ascii="Bookman Old Style" w:eastAsia="Bookman Old Style" w:hAnsi="Bookman Old Style" w:cs="Bookman Old Style"/>
+          <w:color w:val="000000"/>
+          <w:sz w:val="24"/>
+          <w:szCs w:val="24"/>
+        </w:rPr>
+        <w:t>pekerjaan</w:t>
+      </w:r>
+      <w:proofErr w:type="spellEnd"/>
+      <w:r>
+        <w:rPr>
+          <w:rFonts w:ascii="Bookman Old Style" w:eastAsia="Bookman Old Style" w:hAnsi="Bookman Old Style" w:cs="Bookman Old Style"/>
+          <w:color w:val="000000"/>
+          <w:sz w:val="24"/>
+          <w:szCs w:val="24"/>
+        </w:rPr>
+        <w:t xml:space="preserve"> </w:t>
+      </w:r>
+      <w:proofErr w:type="spellStart"/>
+      <w:r>
+        <w:rPr>
+          <w:rFonts w:ascii="Bookman Old Style" w:eastAsia="Bookman Old Style" w:hAnsi="Bookman Old Style" w:cs="Bookman Old Style"/>
+          <w:color w:val="000000"/>
+          <w:sz w:val="24"/>
+          <w:szCs w:val="24"/>
+        </w:rPr>
+        <w:t>Pendataan</w:t>
+      </w:r>
+      <w:proofErr w:type="spellEnd"/>
+      <w:r>
+        <w:rPr>
+          <w:rFonts w:ascii="Bookman Old Style" w:eastAsia="Bookman Old Style" w:hAnsi="Bookman Old Style" w:cs="Bookman Old Style"/>
+          <w:color w:val="000000"/>
+          <w:sz w:val="24"/>
+          <w:szCs w:val="24"/>
+        </w:rPr>
+        <w:t xml:space="preserve"> Lapangan Sensus Ekonomi 2026 </w:t>
+      </w:r>
+      <w:proofErr w:type="spellStart"/>
+      <w:r>
+        <w:rPr>
+          <w:rFonts w:ascii="Bookman Old Style" w:eastAsia="Bookman Old Style" w:hAnsi="Bookman Old Style" w:cs="Bookman Old Style"/>
+          <w:color w:val="000000"/>
+          <w:sz w:val="24"/>
+          <w:szCs w:val="24"/>
+        </w:rPr>
+        <w:t>sebagaimana</w:t>
+      </w:r>
+      <w:proofErr w:type="spellEnd"/>
+      <w:r>
+        <w:rPr>
+          <w:rFonts w:ascii="Bookman Old Style" w:eastAsia="Bookman Old Style" w:hAnsi="Bookman Old Style" w:cs="Bookman Old Style"/>
+          <w:color w:val="000000"/>
+          <w:sz w:val="24"/>
+          <w:szCs w:val="24"/>
+        </w:rPr>
+        <w:t xml:space="preserve"> </w:t>
+      </w:r>
+      <w:proofErr w:type="spellStart"/>
+      <w:r>
+        <w:rPr>
+          <w:rFonts w:ascii="Bookman Old Style" w:eastAsia="Bookman Old Style" w:hAnsi="Bookman Old Style" w:cs="Bookman Old Style"/>
+          <w:color w:val="000000"/>
+          <w:sz w:val="24"/>
+          <w:szCs w:val="24"/>
+        </w:rPr>
+        <w:t>dimaksud</w:t>
+      </w:r>
+      <w:proofErr w:type="spellEnd"/>
+      <w:r>
+        <w:rPr>
+          <w:rFonts w:ascii="Bookman Old Style" w:eastAsia="Bookman Old Style" w:hAnsi="Bookman Old Style" w:cs="Bookman Old Style"/>
+          <w:color w:val="000000"/>
+          <w:sz w:val="24"/>
+          <w:szCs w:val="24"/>
+        </w:rPr>
+        <w:t xml:space="preserve"> </w:t>
+      </w:r>
+      <w:proofErr w:type="spellStart"/>
+      <w:r>
+        <w:rPr>
+          <w:rFonts w:ascii="Bookman Old Style" w:eastAsia="Bookman Old Style" w:hAnsi="Bookman Old Style" w:cs="Bookman Old Style"/>
+          <w:color w:val="000000"/>
+          <w:sz w:val="24"/>
+          <w:szCs w:val="24"/>
+        </w:rPr>
+        <w:t>dalam</w:t>
+      </w:r>
+      <w:proofErr w:type="spellEnd"/>
+      <w:r>
+        <w:rPr>
+          <w:rFonts w:ascii="Bookman Old Style" w:eastAsia="Bookman Old Style" w:hAnsi="Bookman Old Style" w:cs="Bookman Old Style"/>
+          <w:color w:val="000000"/>
+          <w:sz w:val="24"/>
+          <w:szCs w:val="24"/>
+        </w:rPr>
+        <w:t xml:space="preserve"> </w:t>
+      </w:r>
+      <w:proofErr w:type="spellStart"/>
+      <w:r>
+        <w:rPr>
+          <w:rFonts w:ascii="Bookman Old Style" w:eastAsia="Bookman Old Style" w:hAnsi="Bookman Old Style" w:cs="Bookman Old Style"/>
+          <w:color w:val="000000"/>
+          <w:sz w:val="24"/>
+          <w:szCs w:val="24"/>
+        </w:rPr>
+        <w:t>angka</w:t>
+      </w:r>
+      <w:proofErr w:type="spellEnd"/>
+      <w:r>
+        <w:rPr>
+          <w:rFonts w:ascii="Bookman Old Style" w:eastAsia="Bookman Old Style" w:hAnsi="Bookman Old Style" w:cs="Bookman Old Style"/>
+          <w:color w:val="000000"/>
+          <w:sz w:val="24"/>
+          <w:szCs w:val="24"/>
+        </w:rPr>
+        <w:t xml:space="preserve"> 3, </w:t>
+      </w:r>
+      <w:proofErr w:type="spellStart"/>
+      <w:r>
+        <w:rPr>
+          <w:rFonts w:ascii="Bookman Old Style" w:eastAsia="Bookman Old Style" w:hAnsi="Bookman Old Style" w:cs="Bookman Old Style"/>
+          <w:color w:val="000000"/>
+          <w:sz w:val="24"/>
+          <w:szCs w:val="24"/>
+        </w:rPr>
+        <w:t>berupa</w:t>
+      </w:r>
+      <w:proofErr w:type="spellEnd"/>
+      <w:r>
+        <w:rPr>
+          <w:rFonts w:ascii="Bookman Old Style" w:eastAsia="Bookman Old Style" w:hAnsi="Bookman Old Style" w:cs="Bookman Old Style"/>
+          <w:color w:val="000000"/>
+          <w:sz w:val="24"/>
+          <w:szCs w:val="24"/>
+        </w:rPr>
+        <w:t xml:space="preserve"> </w:t>
+      </w:r>
+      <w:proofErr w:type="spellStart"/>
+      <w:r>
+        <w:rPr>
+          <w:rFonts w:ascii="Bookman Old Style" w:eastAsia="Bookman Old Style" w:hAnsi="Bookman Old Style" w:cs="Bookman Old Style"/>
+          <w:color w:val="000000"/>
+          <w:sz w:val="24"/>
+          <w:szCs w:val="24"/>
+        </w:rPr>
+        <w:t>dokumen</w:t>
+      </w:r>
+      <w:proofErr w:type="spellEnd"/>
+      <w:r>
+        <w:rPr>
+          <w:rFonts w:ascii="Bookman Old Style" w:eastAsia="Bookman Old Style" w:hAnsi="Bookman Old Style" w:cs="Bookman Old Style"/>
+          <w:color w:val="000000"/>
+          <w:sz w:val="24"/>
+          <w:szCs w:val="24"/>
+        </w:rPr>
+        <w:t xml:space="preserve"> </w:t>
+      </w:r>
+      <w:proofErr w:type="spellStart"/>
+      <w:r>
+        <w:rPr>
+          <w:rFonts w:ascii="Bookman Old Style" w:eastAsia="Bookman Old Style" w:hAnsi="Bookman Old Style" w:cs="Bookman Old Style"/>
+          <w:color w:val="000000"/>
+          <w:sz w:val="24"/>
+          <w:szCs w:val="24"/>
+        </w:rPr>
+        <w:t>hasil</w:t>
+      </w:r>
+      <w:proofErr w:type="spellEnd"/>
+      <w:r>
+        <w:rPr>
+          <w:rFonts w:ascii="Bookman Old Style" w:eastAsia="Bookman Old Style" w:hAnsi="Bookman Old Style" w:cs="Bookman Old Style"/>
+          <w:color w:val="000000"/>
+          <w:sz w:val="24"/>
+          <w:szCs w:val="24"/>
+        </w:rPr>
+        <w:t xml:space="preserve"> </w:t>
+      </w:r>
+      <w:proofErr w:type="spellStart"/>
+      <w:r>
+        <w:rPr>
+          <w:rFonts w:ascii="Bookman Old Style" w:eastAsia="Bookman Old Style" w:hAnsi="Bookman Old Style" w:cs="Bookman Old Style"/>
+          <w:color w:val="000000"/>
+          <w:sz w:val="24"/>
+          <w:szCs w:val="24"/>
+        </w:rPr>
+        <w:t>Pendataan</w:t>
+      </w:r>
+      <w:proofErr w:type="spellEnd"/>
+      <w:r>
+        <w:rPr>
+          <w:rFonts w:ascii="Bookman Old Style" w:eastAsia="Bookman Old Style" w:hAnsi="Bookman Old Style" w:cs="Bookman Old Style"/>
+          <w:color w:val="000000"/>
+          <w:sz w:val="24"/>
+          <w:szCs w:val="24"/>
+        </w:rPr>
+        <w:t xml:space="preserve"> Lapangan Sensus Ekonomi 2026, </w:t>
+      </w:r>
+      <w:proofErr w:type="spellStart"/>
+      <w:r>
+        <w:rPr>
+          <w:rFonts w:ascii="Bookman Old Style" w:eastAsia="Bookman Old Style" w:hAnsi="Bookman Old Style" w:cs="Bookman Old Style"/>
+          <w:color w:val="000000"/>
+          <w:sz w:val="24"/>
+          <w:szCs w:val="24"/>
+        </w:rPr>
+        <w:t>sejumlah</w:t>
+      </w:r>
+      <w:proofErr w:type="spellEnd"/>
+      <w:r>
+        <w:rPr>
+          <w:rFonts w:ascii="Bookman Old Style" w:eastAsia="Bookman Old Style" w:hAnsi="Bookman Old Style" w:cs="Bookman Old Style"/>
+          <w:color w:val="000000"/>
+          <w:sz w:val="24"/>
+          <w:szCs w:val="24"/>
+        </w:rPr>
+        <w:t xml:space="preserve"> </w:t>
+      </w:r>
+      <w:r>
+        <w:rPr>
+          <w:rFonts w:ascii="Bookman Old Style" w:eastAsia="Bookman Old Style" w:hAnsi="Bookman Old Style" w:cs="Bookman Old Style"/>
+          <w:color w:val="000000"/>
+          <w:sz w:val="24"/>
+          <w:szCs w:val="24"/>
+        </w:rPr>
+        <w:t>{</w:t>
+      </w:r>
+      <w:proofErr w:type="spellStart"/>
+      <w:r>
+        <w:rPr>
+          <w:rFonts w:ascii="Bookman Old Style" w:eastAsia="Bookman Old Style" w:hAnsi="Bookman Old Style" w:cs="Bookman Old Style"/>
+          <w:color w:val="000000"/>
+          <w:sz w:val="24"/>
+          <w:szCs w:val="24"/>
+        </w:rPr>
+        <w:t>sls_ongoing</w:t>
+      </w:r>
+      <w:proofErr w:type="spellEnd"/>
+      <w:r>
+        <w:rPr>
+          <w:rFonts w:ascii="Bookman Old Style" w:eastAsia="Bookman Old Style" w:hAnsi="Bookman Old Style" w:cs="Bookman Old Style"/>
+          <w:color w:val="000000"/>
+          <w:sz w:val="24"/>
+          <w:szCs w:val="24"/>
+        </w:rPr>
+        <w:t xml:space="preserve">} </w:t>
+      </w:r>
+      <w:r>
+        <w:rPr>
+          <w:rFonts w:ascii="Bookman Old Style" w:eastAsia="Bookman Old Style" w:hAnsi="Bookman Old Style" w:cs="Bookman Old Style"/>
+          <w:sz w:val="24"/>
+          <w:szCs w:val="24"/>
+        </w:rPr>
+        <w:t>SLS/Sub-SLS dan/</w:t>
+      </w:r>
+      <w:proofErr w:type="spellStart"/>
+      <w:r>
+        <w:rPr>
+          <w:rFonts w:ascii="Bookman Old Style" w:eastAsia="Bookman Old Style" w:hAnsi="Bookman Old Style" w:cs="Bookman Old Style"/>
+          <w:sz w:val="24"/>
+          <w:szCs w:val="24"/>
+        </w:rPr>
+        <w:t>atau</w:t>
+      </w:r>
+      <w:proofErr w:type="spellEnd"/>
+      <w:r>
+        <w:rPr>
+          <w:rFonts w:ascii="Bookman Old Style" w:eastAsia="Bookman Old Style" w:hAnsi="Bookman Old Style" w:cs="Bookman Old Style"/>
+          <w:sz w:val="24"/>
+          <w:szCs w:val="24"/>
+        </w:rPr>
+        <w:t xml:space="preserve"> </w:t>
+      </w:r>
+      <w:proofErr w:type="spellStart"/>
+      <w:r>
+        <w:rPr>
+          <w:rFonts w:ascii="Bookman Old Style" w:eastAsia="Bookman Old Style" w:hAnsi="Bookman Old Style" w:cs="Bookman Old Style"/>
+          <w:sz w:val="24"/>
+          <w:szCs w:val="24"/>
+        </w:rPr>
+        <w:t>usaha</w:t>
+      </w:r>
+      <w:proofErr w:type="spellEnd"/>
+      <w:r>
+        <w:rPr>
+          <w:rFonts w:ascii="Bookman Old Style" w:eastAsia="Bookman Old Style" w:hAnsi="Bookman Old Style" w:cs="Bookman Old Style"/>
+          <w:sz w:val="24"/>
+          <w:szCs w:val="24"/>
+        </w:rPr>
+        <w:t xml:space="preserve"> </w:t>
+      </w:r>
+      <w:proofErr w:type="spellStart"/>
+      <w:r>
+        <w:rPr>
+          <w:rFonts w:ascii="Bookman Old Style" w:eastAsia="Bookman Old Style" w:hAnsi="Bookman Old Style" w:cs="Bookman Old Style"/>
+          <w:sz w:val="24"/>
+          <w:szCs w:val="24"/>
+        </w:rPr>
+        <w:t>besar</w:t>
+      </w:r>
+      <w:proofErr w:type="spellEnd"/>
       <w:r>
         <w:rPr>
           <w:rFonts w:ascii="Bookman Old Style" w:eastAsia="Bookman Old Style" w:hAnsi="Bookman Old Style" w:cs="Bookman Old Style"/>
@@ -2347,6 +3671,7 @@
         </w:rPr>
         <w:t xml:space="preserve">asil </w:t>
       </w:r>
+      <w:proofErr w:type="spellStart"/>
       <w:r>
         <w:rPr>
           <w:rFonts w:ascii="Bookman Old Style" w:eastAsia="Bookman Old Style" w:hAnsi="Bookman Old Style" w:cs="Bookman Old Style"/>
@@ -2362,7 +3687,397 @@
           <w:sz w:val="24"/>
           <w:szCs w:val="24"/>
         </w:rPr>
-        <w:t xml:space="preserve">ekerjaan pendataan sebagaimana dimaksud pada angka 4 yang memerlukan pemeriksaan lanjutan, akan dilakukan pengecekan, perubahan, dan/atau kunjungan kembali ke lapangan merujuk pada perjanjian yang ditandatangani oleh </w:t>
+        <w:t>ekerjaan</w:t>
+      </w:r>
+      <w:proofErr w:type="spellEnd"/>
+      <w:r>
+        <w:rPr>
+          <w:rFonts w:ascii="Bookman Old Style" w:eastAsia="Bookman Old Style" w:hAnsi="Bookman Old Style" w:cs="Bookman Old Style"/>
+          <w:color w:val="000000"/>
+          <w:sz w:val="24"/>
+          <w:szCs w:val="24"/>
+        </w:rPr>
+        <w:t xml:space="preserve"> </w:t>
+      </w:r>
+      <w:proofErr w:type="spellStart"/>
+      <w:r>
+        <w:rPr>
+          <w:rFonts w:ascii="Bookman Old Style" w:eastAsia="Bookman Old Style" w:hAnsi="Bookman Old Style" w:cs="Bookman Old Style"/>
+          <w:color w:val="000000"/>
+          <w:sz w:val="24"/>
+          <w:szCs w:val="24"/>
+        </w:rPr>
+        <w:t>pendataan</w:t>
+      </w:r>
+      <w:proofErr w:type="spellEnd"/>
+      <w:r>
+        <w:rPr>
+          <w:rFonts w:ascii="Bookman Old Style" w:eastAsia="Bookman Old Style" w:hAnsi="Bookman Old Style" w:cs="Bookman Old Style"/>
+          <w:color w:val="000000"/>
+          <w:sz w:val="24"/>
+          <w:szCs w:val="24"/>
+        </w:rPr>
+        <w:t xml:space="preserve"> </w:t>
+      </w:r>
+      <w:proofErr w:type="spellStart"/>
+      <w:r>
+        <w:rPr>
+          <w:rFonts w:ascii="Bookman Old Style" w:eastAsia="Bookman Old Style" w:hAnsi="Bookman Old Style" w:cs="Bookman Old Style"/>
+          <w:color w:val="000000"/>
+          <w:sz w:val="24"/>
+          <w:szCs w:val="24"/>
+        </w:rPr>
+        <w:t>sebagaimana</w:t>
+      </w:r>
+      <w:proofErr w:type="spellEnd"/>
+      <w:r>
+        <w:rPr>
+          <w:rFonts w:ascii="Bookman Old Style" w:eastAsia="Bookman Old Style" w:hAnsi="Bookman Old Style" w:cs="Bookman Old Style"/>
+          <w:color w:val="000000"/>
+          <w:sz w:val="24"/>
+          <w:szCs w:val="24"/>
+        </w:rPr>
+        <w:t xml:space="preserve"> </w:t>
+      </w:r>
+      <w:proofErr w:type="spellStart"/>
+      <w:r>
+        <w:rPr>
+          <w:rFonts w:ascii="Bookman Old Style" w:eastAsia="Bookman Old Style" w:hAnsi="Bookman Old Style" w:cs="Bookman Old Style"/>
+          <w:color w:val="000000"/>
+          <w:sz w:val="24"/>
+          <w:szCs w:val="24"/>
+        </w:rPr>
+        <w:t>dimaksud</w:t>
+      </w:r>
+      <w:proofErr w:type="spellEnd"/>
+      <w:r>
+        <w:rPr>
+          <w:rFonts w:ascii="Bookman Old Style" w:eastAsia="Bookman Old Style" w:hAnsi="Bookman Old Style" w:cs="Bookman Old Style"/>
+          <w:color w:val="000000"/>
+          <w:sz w:val="24"/>
+          <w:szCs w:val="24"/>
+        </w:rPr>
+        <w:t xml:space="preserve"> pada </w:t>
+      </w:r>
+      <w:proofErr w:type="spellStart"/>
+      <w:r>
+        <w:rPr>
+          <w:rFonts w:ascii="Bookman Old Style" w:eastAsia="Bookman Old Style" w:hAnsi="Bookman Old Style" w:cs="Bookman Old Style"/>
+          <w:color w:val="000000"/>
+          <w:sz w:val="24"/>
+          <w:szCs w:val="24"/>
+        </w:rPr>
+        <w:t>angka</w:t>
+      </w:r>
+      <w:proofErr w:type="spellEnd"/>
+      <w:r>
+        <w:rPr>
+          <w:rFonts w:ascii="Bookman Old Style" w:eastAsia="Bookman Old Style" w:hAnsi="Bookman Old Style" w:cs="Bookman Old Style"/>
+          <w:color w:val="000000"/>
+          <w:sz w:val="24"/>
+          <w:szCs w:val="24"/>
+        </w:rPr>
+        <w:t xml:space="preserve"> 4 yang </w:t>
+      </w:r>
+      <w:proofErr w:type="spellStart"/>
+      <w:r>
+        <w:rPr>
+          <w:rFonts w:ascii="Bookman Old Style" w:eastAsia="Bookman Old Style" w:hAnsi="Bookman Old Style" w:cs="Bookman Old Style"/>
+          <w:color w:val="000000"/>
+          <w:sz w:val="24"/>
+          <w:szCs w:val="24"/>
+        </w:rPr>
+        <w:t>memerlukan</w:t>
+      </w:r>
+      <w:proofErr w:type="spellEnd"/>
+      <w:r>
+        <w:rPr>
+          <w:rFonts w:ascii="Bookman Old Style" w:eastAsia="Bookman Old Style" w:hAnsi="Bookman Old Style" w:cs="Bookman Old Style"/>
+          <w:color w:val="000000"/>
+          <w:sz w:val="24"/>
+          <w:szCs w:val="24"/>
+        </w:rPr>
+        <w:t xml:space="preserve"> </w:t>
+      </w:r>
+      <w:proofErr w:type="spellStart"/>
+      <w:r>
+        <w:rPr>
+          <w:rFonts w:ascii="Bookman Old Style" w:eastAsia="Bookman Old Style" w:hAnsi="Bookman Old Style" w:cs="Bookman Old Style"/>
+          <w:color w:val="000000"/>
+          <w:sz w:val="24"/>
+          <w:szCs w:val="24"/>
+        </w:rPr>
+        <w:t>pemeriksaan</w:t>
+      </w:r>
+      <w:proofErr w:type="spellEnd"/>
+      <w:r>
+        <w:rPr>
+          <w:rFonts w:ascii="Bookman Old Style" w:eastAsia="Bookman Old Style" w:hAnsi="Bookman Old Style" w:cs="Bookman Old Style"/>
+          <w:color w:val="000000"/>
+          <w:sz w:val="24"/>
+          <w:szCs w:val="24"/>
+        </w:rPr>
+        <w:t xml:space="preserve"> </w:t>
+      </w:r>
+      <w:proofErr w:type="spellStart"/>
+      <w:r>
+        <w:rPr>
+          <w:rFonts w:ascii="Bookman Old Style" w:eastAsia="Bookman Old Style" w:hAnsi="Bookman Old Style" w:cs="Bookman Old Style"/>
+          <w:color w:val="000000"/>
+          <w:sz w:val="24"/>
+          <w:szCs w:val="24"/>
+        </w:rPr>
+        <w:t>lanjutan</w:t>
+      </w:r>
+      <w:proofErr w:type="spellEnd"/>
+      <w:r>
+        <w:rPr>
+          <w:rFonts w:ascii="Bookman Old Style" w:eastAsia="Bookman Old Style" w:hAnsi="Bookman Old Style" w:cs="Bookman Old Style"/>
+          <w:color w:val="000000"/>
+          <w:sz w:val="24"/>
+          <w:szCs w:val="24"/>
+        </w:rPr>
+        <w:t xml:space="preserve">, </w:t>
+      </w:r>
+      <w:proofErr w:type="spellStart"/>
+      <w:r>
+        <w:rPr>
+          <w:rFonts w:ascii="Bookman Old Style" w:eastAsia="Bookman Old Style" w:hAnsi="Bookman Old Style" w:cs="Bookman Old Style"/>
+          <w:color w:val="000000"/>
+          <w:sz w:val="24"/>
+          <w:szCs w:val="24"/>
+        </w:rPr>
+        <w:t>akan</w:t>
+      </w:r>
+      <w:proofErr w:type="spellEnd"/>
+      <w:r>
+        <w:rPr>
+          <w:rFonts w:ascii="Bookman Old Style" w:eastAsia="Bookman Old Style" w:hAnsi="Bookman Old Style" w:cs="Bookman Old Style"/>
+          <w:color w:val="000000"/>
+          <w:sz w:val="24"/>
+          <w:szCs w:val="24"/>
+        </w:rPr>
+        <w:t xml:space="preserve"> </w:t>
+      </w:r>
+      <w:proofErr w:type="spellStart"/>
+      <w:r>
+        <w:rPr>
+          <w:rFonts w:ascii="Bookman Old Style" w:eastAsia="Bookman Old Style" w:hAnsi="Bookman Old Style" w:cs="Bookman Old Style"/>
+          <w:color w:val="000000"/>
+          <w:sz w:val="24"/>
+          <w:szCs w:val="24"/>
+        </w:rPr>
+        <w:t>dilakukan</w:t>
+      </w:r>
+      <w:proofErr w:type="spellEnd"/>
+      <w:r>
+        <w:rPr>
+          <w:rFonts w:ascii="Bookman Old Style" w:eastAsia="Bookman Old Style" w:hAnsi="Bookman Old Style" w:cs="Bookman Old Style"/>
+          <w:color w:val="000000"/>
+          <w:sz w:val="24"/>
+          <w:szCs w:val="24"/>
+        </w:rPr>
+        <w:t xml:space="preserve"> </w:t>
+      </w:r>
+      <w:proofErr w:type="spellStart"/>
+      <w:r>
+        <w:rPr>
+          <w:rFonts w:ascii="Bookman Old Style" w:eastAsia="Bookman Old Style" w:hAnsi="Bookman Old Style" w:cs="Bookman Old Style"/>
+          <w:color w:val="000000"/>
+          <w:sz w:val="24"/>
+          <w:szCs w:val="24"/>
+        </w:rPr>
+        <w:t>pengecekan</w:t>
+      </w:r>
+      <w:proofErr w:type="spellEnd"/>
+      <w:r>
+        <w:rPr>
+          <w:rFonts w:ascii="Bookman Old Style" w:eastAsia="Bookman Old Style" w:hAnsi="Bookman Old Style" w:cs="Bookman Old Style"/>
+          <w:color w:val="000000"/>
+          <w:sz w:val="24"/>
+          <w:szCs w:val="24"/>
+        </w:rPr>
+        <w:t xml:space="preserve">, </w:t>
+      </w:r>
+      <w:proofErr w:type="spellStart"/>
+      <w:r>
+        <w:rPr>
+          <w:rFonts w:ascii="Bookman Old Style" w:eastAsia="Bookman Old Style" w:hAnsi="Bookman Old Style" w:cs="Bookman Old Style"/>
+          <w:color w:val="000000"/>
+          <w:sz w:val="24"/>
+          <w:szCs w:val="24"/>
+        </w:rPr>
+        <w:t>perubahan</w:t>
+      </w:r>
+      <w:proofErr w:type="spellEnd"/>
+      <w:r>
+        <w:rPr>
+          <w:rFonts w:ascii="Bookman Old Style" w:eastAsia="Bookman Old Style" w:hAnsi="Bookman Old Style" w:cs="Bookman Old Style"/>
+          <w:color w:val="000000"/>
+          <w:sz w:val="24"/>
+          <w:szCs w:val="24"/>
+        </w:rPr>
+        <w:t>, dan/</w:t>
+      </w:r>
+      <w:proofErr w:type="spellStart"/>
+      <w:r>
+        <w:rPr>
+          <w:rFonts w:ascii="Bookman Old Style" w:eastAsia="Bookman Old Style" w:hAnsi="Bookman Old Style" w:cs="Bookman Old Style"/>
+          <w:color w:val="000000"/>
+          <w:sz w:val="24"/>
+          <w:szCs w:val="24"/>
+        </w:rPr>
+        <w:t>atau</w:t>
+      </w:r>
+      <w:proofErr w:type="spellEnd"/>
+      <w:r>
+        <w:rPr>
+          <w:rFonts w:ascii="Bookman Old Style" w:eastAsia="Bookman Old Style" w:hAnsi="Bookman Old Style" w:cs="Bookman Old Style"/>
+          <w:color w:val="000000"/>
+          <w:sz w:val="24"/>
+          <w:szCs w:val="24"/>
+        </w:rPr>
+        <w:t xml:space="preserve"> </w:t>
+      </w:r>
+      <w:proofErr w:type="spellStart"/>
+      <w:r>
+        <w:rPr>
+          <w:rFonts w:ascii="Bookman Old Style" w:eastAsia="Bookman Old Style" w:hAnsi="Bookman Old Style" w:cs="Bookman Old Style"/>
+          <w:color w:val="000000"/>
+          <w:sz w:val="24"/>
+          <w:szCs w:val="24"/>
+        </w:rPr>
+        <w:t>kunjungan</w:t>
+      </w:r>
+      <w:proofErr w:type="spellEnd"/>
+      <w:r>
+        <w:rPr>
+          <w:rFonts w:ascii="Bookman Old Style" w:eastAsia="Bookman Old Style" w:hAnsi="Bookman Old Style" w:cs="Bookman Old Style"/>
+          <w:color w:val="000000"/>
+          <w:sz w:val="24"/>
+          <w:szCs w:val="24"/>
+        </w:rPr>
+        <w:t xml:space="preserve"> </w:t>
+      </w:r>
+      <w:proofErr w:type="spellStart"/>
+      <w:r>
+        <w:rPr>
+          <w:rFonts w:ascii="Bookman Old Style" w:eastAsia="Bookman Old Style" w:hAnsi="Bookman Old Style" w:cs="Bookman Old Style"/>
+          <w:color w:val="000000"/>
+          <w:sz w:val="24"/>
+          <w:szCs w:val="24"/>
+        </w:rPr>
+        <w:t>kembali</w:t>
+      </w:r>
+      <w:proofErr w:type="spellEnd"/>
+      <w:r>
+        <w:rPr>
+          <w:rFonts w:ascii="Bookman Old Style" w:eastAsia="Bookman Old Style" w:hAnsi="Bookman Old Style" w:cs="Bookman Old Style"/>
+          <w:color w:val="000000"/>
+          <w:sz w:val="24"/>
+          <w:szCs w:val="24"/>
+        </w:rPr>
+        <w:t xml:space="preserve"> </w:t>
+      </w:r>
+      <w:proofErr w:type="spellStart"/>
+      <w:r>
+        <w:rPr>
+          <w:rFonts w:ascii="Bookman Old Style" w:eastAsia="Bookman Old Style" w:hAnsi="Bookman Old Style" w:cs="Bookman Old Style"/>
+          <w:color w:val="000000"/>
+          <w:sz w:val="24"/>
+          <w:szCs w:val="24"/>
+        </w:rPr>
+        <w:t>ke</w:t>
+      </w:r>
+      <w:proofErr w:type="spellEnd"/>
+      <w:r>
+        <w:rPr>
+          <w:rFonts w:ascii="Bookman Old Style" w:eastAsia="Bookman Old Style" w:hAnsi="Bookman Old Style" w:cs="Bookman Old Style"/>
+          <w:color w:val="000000"/>
+          <w:sz w:val="24"/>
+          <w:szCs w:val="24"/>
+        </w:rPr>
+        <w:t xml:space="preserve"> </w:t>
+      </w:r>
+      <w:proofErr w:type="spellStart"/>
+      <w:r>
+        <w:rPr>
+          <w:rFonts w:ascii="Bookman Old Style" w:eastAsia="Bookman Old Style" w:hAnsi="Bookman Old Style" w:cs="Bookman Old Style"/>
+          <w:color w:val="000000"/>
+          <w:sz w:val="24"/>
+          <w:szCs w:val="24"/>
+        </w:rPr>
+        <w:t>lapangan</w:t>
+      </w:r>
+      <w:proofErr w:type="spellEnd"/>
+      <w:r>
+        <w:rPr>
+          <w:rFonts w:ascii="Bookman Old Style" w:eastAsia="Bookman Old Style" w:hAnsi="Bookman Old Style" w:cs="Bookman Old Style"/>
+          <w:color w:val="000000"/>
+          <w:sz w:val="24"/>
+          <w:szCs w:val="24"/>
+        </w:rPr>
+        <w:t xml:space="preserve"> </w:t>
+      </w:r>
+      <w:proofErr w:type="spellStart"/>
+      <w:r>
+        <w:rPr>
+          <w:rFonts w:ascii="Bookman Old Style" w:eastAsia="Bookman Old Style" w:hAnsi="Bookman Old Style" w:cs="Bookman Old Style"/>
+          <w:color w:val="000000"/>
+          <w:sz w:val="24"/>
+          <w:szCs w:val="24"/>
+        </w:rPr>
+        <w:t>merujuk</w:t>
+      </w:r>
+      <w:proofErr w:type="spellEnd"/>
+      <w:r>
+        <w:rPr>
+          <w:rFonts w:ascii="Bookman Old Style" w:eastAsia="Bookman Old Style" w:hAnsi="Bookman Old Style" w:cs="Bookman Old Style"/>
+          <w:color w:val="000000"/>
+          <w:sz w:val="24"/>
+          <w:szCs w:val="24"/>
+        </w:rPr>
+        <w:t xml:space="preserve"> pada </w:t>
+      </w:r>
+      <w:proofErr w:type="spellStart"/>
+      <w:r>
+        <w:rPr>
+          <w:rFonts w:ascii="Bookman Old Style" w:eastAsia="Bookman Old Style" w:hAnsi="Bookman Old Style" w:cs="Bookman Old Style"/>
+          <w:color w:val="000000"/>
+          <w:sz w:val="24"/>
+          <w:szCs w:val="24"/>
+        </w:rPr>
+        <w:t>perjanjian</w:t>
+      </w:r>
+      <w:proofErr w:type="spellEnd"/>
+      <w:r>
+        <w:rPr>
+          <w:rFonts w:ascii="Bookman Old Style" w:eastAsia="Bookman Old Style" w:hAnsi="Bookman Old Style" w:cs="Bookman Old Style"/>
+          <w:color w:val="000000"/>
+          <w:sz w:val="24"/>
+          <w:szCs w:val="24"/>
+        </w:rPr>
+        <w:t xml:space="preserve"> yang </w:t>
+      </w:r>
+      <w:proofErr w:type="spellStart"/>
+      <w:r>
+        <w:rPr>
+          <w:rFonts w:ascii="Bookman Old Style" w:eastAsia="Bookman Old Style" w:hAnsi="Bookman Old Style" w:cs="Bookman Old Style"/>
+          <w:color w:val="000000"/>
+          <w:sz w:val="24"/>
+          <w:szCs w:val="24"/>
+        </w:rPr>
+        <w:t>ditandatangani</w:t>
+      </w:r>
+      <w:proofErr w:type="spellEnd"/>
+      <w:r>
+        <w:rPr>
+          <w:rFonts w:ascii="Bookman Old Style" w:eastAsia="Bookman Old Style" w:hAnsi="Bookman Old Style" w:cs="Bookman Old Style"/>
+          <w:color w:val="000000"/>
+          <w:sz w:val="24"/>
+          <w:szCs w:val="24"/>
+        </w:rPr>
+        <w:t xml:space="preserve"> oleh </w:t>
       </w:r>
       <w:r>
         <w:rPr>
@@ -2531,7 +4246,27 @@
                 <w:sz w:val="24"/>
                 <w:szCs w:val="24"/>
               </w:rPr>
-              <w:t>{nama_petugas}</w:t>
+              <w:t>{</w:t>
+            </w:r>
+            <w:proofErr w:type="spellStart"/>
+            <w:r>
+              <w:rPr>
+                <w:rFonts w:ascii="Bookman Old Style" w:eastAsia="Bookman Old Style" w:hAnsi="Bookman Old Style" w:cs="Bookman Old Style"/>
+                <w:color w:val="000000"/>
+                <w:sz w:val="24"/>
+                <w:szCs w:val="24"/>
+              </w:rPr>
+              <w:t>nama_petugas</w:t>
+            </w:r>
+            <w:proofErr w:type="spellEnd"/>
+            <w:r>
+              <w:rPr>
+                <w:rFonts w:ascii="Bookman Old Style" w:eastAsia="Bookman Old Style" w:hAnsi="Bookman Old Style" w:cs="Bookman Old Style"/>
+                <w:color w:val="000000"/>
+                <w:sz w:val="24"/>
+                <w:szCs w:val="24"/>
+              </w:rPr>
+              <w:t>}</w:t>
             </w:r>
             <w:r>
               <w:rPr>
@@ -2611,7 +4346,27 @@
                 <w:sz w:val="24"/>
                 <w:szCs w:val="24"/>
               </w:rPr>
-              <w:t>(Nuraliyah)</w:t>
+              <w:t>(</w:t>
+            </w:r>
+            <w:proofErr w:type="spellStart"/>
+            <w:r>
+              <w:rPr>
+                <w:rFonts w:ascii="Bookman Old Style" w:eastAsia="Bookman Old Style" w:hAnsi="Bookman Old Style" w:cs="Bookman Old Style"/>
+                <w:color w:val="000000"/>
+                <w:sz w:val="24"/>
+                <w:szCs w:val="24"/>
+              </w:rPr>
+              <w:t>Nuraliyah</w:t>
+            </w:r>
+            <w:proofErr w:type="spellEnd"/>
+            <w:r>
+              <w:rPr>
+                <w:rFonts w:ascii="Bookman Old Style" w:eastAsia="Bookman Old Style" w:hAnsi="Bookman Old Style" w:cs="Bookman Old Style"/>
+                <w:color w:val="000000"/>
+                <w:sz w:val="24"/>
+                <w:szCs w:val="24"/>
+              </w:rPr>
+              <w:t>)</w:t>
             </w:r>
           </w:p>
         </w:tc>
@@ -2900,6 +4655,7 @@
                 <w:szCs w:val="24"/>
               </w:rPr>
             </w:pPr>
+            <w:proofErr w:type="spellStart"/>
             <w:r>
               <w:rPr>
                 <w:rFonts w:ascii="Bookman Old Style" w:eastAsia="Bookman Old Style" w:hAnsi="Bookman Old Style" w:cs="Bookman Old Style"/>
@@ -2907,8 +4663,19 @@
                 <w:sz w:val="24"/>
                 <w:szCs w:val="24"/>
               </w:rPr>
-              <w:t xml:space="preserve">Uraian </w:t>
-            </w:r>
+              <w:t>Uraian</w:t>
+            </w:r>
+            <w:proofErr w:type="spellEnd"/>
+            <w:r>
+              <w:rPr>
+                <w:rFonts w:ascii="Bookman Old Style" w:eastAsia="Bookman Old Style" w:hAnsi="Bookman Old Style" w:cs="Bookman Old Style"/>
+                <w:color w:val="000000"/>
+                <w:sz w:val="24"/>
+                <w:szCs w:val="24"/>
+              </w:rPr>
+              <w:t xml:space="preserve"> </w:t>
+            </w:r>
+            <w:proofErr w:type="spellStart"/>
             <w:r>
               <w:rPr>
                 <w:rFonts w:ascii="Bookman Old Style" w:eastAsia="Bookman Old Style" w:hAnsi="Bookman Old Style" w:cs="Bookman Old Style"/>
@@ -2917,6 +4684,7 @@
               </w:rPr>
               <w:t>Pekerjaan</w:t>
             </w:r>
+            <w:proofErr w:type="spellEnd"/>
           </w:p>
         </w:tc>
         <w:tc>
@@ -2948,7 +4716,17 @@
                 <w:sz w:val="24"/>
                 <w:szCs w:val="24"/>
               </w:rPr>
-              <w:t>Waktu Penyelesa</w:t>
+              <w:t xml:space="preserve">Waktu </w:t>
+            </w:r>
+            <w:proofErr w:type="spellStart"/>
+            <w:r>
+              <w:rPr>
+                <w:rFonts w:ascii="Bookman Old Style" w:eastAsia="Bookman Old Style" w:hAnsi="Bookman Old Style" w:cs="Bookman Old Style"/>
+                <w:color w:val="000000"/>
+                <w:sz w:val="24"/>
+                <w:szCs w:val="24"/>
+              </w:rPr>
+              <w:t>Penyelesa</w:t>
             </w:r>
             <w:r>
               <w:rPr>
@@ -2958,6 +4736,7 @@
               </w:rPr>
               <w:t>ian</w:t>
             </w:r>
+            <w:proofErr w:type="spellEnd"/>
           </w:p>
         </w:tc>
         <w:tc>
@@ -2989,8 +4768,19 @@
                 <w:sz w:val="24"/>
                 <w:szCs w:val="24"/>
               </w:rPr>
-              <w:t>Target Pekerjaan</w:t>
-            </w:r>
+              <w:t xml:space="preserve">Target </w:t>
+            </w:r>
+            <w:proofErr w:type="spellStart"/>
+            <w:r>
+              <w:rPr>
+                <w:rFonts w:ascii="Bookman Old Style" w:eastAsia="Bookman Old Style" w:hAnsi="Bookman Old Style" w:cs="Bookman Old Style"/>
+                <w:color w:val="000000"/>
+                <w:sz w:val="24"/>
+                <w:szCs w:val="24"/>
+              </w:rPr>
+              <w:t>Pekerjaan</w:t>
+            </w:r>
+            <w:proofErr w:type="spellEnd"/>
           </w:p>
         </w:tc>
         <w:tc>
@@ -3015,6 +4805,7 @@
                 <w:szCs w:val="24"/>
               </w:rPr>
             </w:pPr>
+            <w:proofErr w:type="spellStart"/>
             <w:r>
               <w:rPr>
                 <w:rFonts w:ascii="Bookman Old Style" w:eastAsia="Bookman Old Style" w:hAnsi="Bookman Old Style" w:cs="Bookman Old Style"/>
@@ -3022,8 +4813,29 @@
                 <w:sz w:val="24"/>
                 <w:szCs w:val="24"/>
               </w:rPr>
-              <w:t>Realisasi Pekerjaan</w:t>
-            </w:r>
+              <w:t>Realisasi</w:t>
+            </w:r>
+            <w:proofErr w:type="spellEnd"/>
+            <w:r>
+              <w:rPr>
+                <w:rFonts w:ascii="Bookman Old Style" w:eastAsia="Bookman Old Style" w:hAnsi="Bookman Old Style" w:cs="Bookman Old Style"/>
+                <w:color w:val="000000"/>
+                <w:sz w:val="24"/>
+                <w:szCs w:val="24"/>
+              </w:rPr>
+              <w:t xml:space="preserve"> </w:t>
+            </w:r>
+            <w:proofErr w:type="spellStart"/>
+            <w:r>
+              <w:rPr>
+                <w:rFonts w:ascii="Bookman Old Style" w:eastAsia="Bookman Old Style" w:hAnsi="Bookman Old Style" w:cs="Bookman Old Style"/>
+                <w:color w:val="000000"/>
+                <w:sz w:val="24"/>
+                <w:szCs w:val="24"/>
+              </w:rPr>
+              <w:t>Pekerjaan</w:t>
+            </w:r>
+            <w:proofErr w:type="spellEnd"/>
           </w:p>
         </w:tc>
         <w:tc>
@@ -3055,8 +4867,19 @@
                 <w:sz w:val="24"/>
                 <w:szCs w:val="24"/>
               </w:rPr>
-              <w:t>Nilai Perjanjian</w:t>
-            </w:r>
+              <w:t xml:space="preserve">Nilai </w:t>
+            </w:r>
+            <w:proofErr w:type="spellStart"/>
+            <w:r>
+              <w:rPr>
+                <w:rFonts w:ascii="Bookman Old Style" w:eastAsia="Bookman Old Style" w:hAnsi="Bookman Old Style" w:cs="Bookman Old Style"/>
+                <w:color w:val="000000"/>
+                <w:sz w:val="24"/>
+                <w:szCs w:val="24"/>
+              </w:rPr>
+              <w:t>Perjanjian</w:t>
+            </w:r>
+            <w:proofErr w:type="spellEnd"/>
           </w:p>
         </w:tc>
       </w:tr>
@@ -3148,6 +4971,7 @@
                 <w:szCs w:val="24"/>
               </w:rPr>
             </w:pPr>
+            <w:proofErr w:type="spellStart"/>
             <w:r>
               <w:rPr>
                 <w:rFonts w:ascii="Bookman Old Style" w:eastAsia="Bookman Old Style" w:hAnsi="Bookman Old Style" w:cs="Bookman Old Style"/>
@@ -3157,6 +4981,7 @@
               </w:rPr>
               <w:t>Presentase</w:t>
             </w:r>
+            <w:proofErr w:type="spellEnd"/>
           </w:p>
         </w:tc>
         <w:tc>
@@ -3511,13 +5336,59 @@
                 <w:szCs w:val="24"/>
               </w:rPr>
             </w:pPr>
-            <w:r>
-              <w:rPr>
-                <w:rFonts w:ascii="Bookman Old Style" w:eastAsia="Bookman Old Style" w:hAnsi="Bookman Old Style" w:cs="Bookman Old Style"/>
-                <w:sz w:val="24"/>
-                <w:szCs w:val="24"/>
-              </w:rPr>
-              <w:t xml:space="preserve">Melakukan pendataan lapangan </w:t>
+            <w:proofErr w:type="spellStart"/>
+            <w:r>
+              <w:rPr>
+                <w:rFonts w:ascii="Bookman Old Style" w:eastAsia="Bookman Old Style" w:hAnsi="Bookman Old Style" w:cs="Bookman Old Style"/>
+                <w:sz w:val="24"/>
+                <w:szCs w:val="24"/>
+              </w:rPr>
+              <w:t>Melakukan</w:t>
+            </w:r>
+            <w:proofErr w:type="spellEnd"/>
+            <w:r>
+              <w:rPr>
+                <w:rFonts w:ascii="Bookman Old Style" w:eastAsia="Bookman Old Style" w:hAnsi="Bookman Old Style" w:cs="Bookman Old Style"/>
+                <w:sz w:val="24"/>
+                <w:szCs w:val="24"/>
+              </w:rPr>
+              <w:t xml:space="preserve"> </w:t>
+            </w:r>
+            <w:proofErr w:type="spellStart"/>
+            <w:r>
+              <w:rPr>
+                <w:rFonts w:ascii="Bookman Old Style" w:eastAsia="Bookman Old Style" w:hAnsi="Bookman Old Style" w:cs="Bookman Old Style"/>
+                <w:sz w:val="24"/>
+                <w:szCs w:val="24"/>
+              </w:rPr>
+              <w:t>pendataan</w:t>
+            </w:r>
+            <w:proofErr w:type="spellEnd"/>
+            <w:r>
+              <w:rPr>
+                <w:rFonts w:ascii="Bookman Old Style" w:eastAsia="Bookman Old Style" w:hAnsi="Bookman Old Style" w:cs="Bookman Old Style"/>
+                <w:sz w:val="24"/>
+                <w:szCs w:val="24"/>
+              </w:rPr>
+              <w:t xml:space="preserve"> </w:t>
+            </w:r>
+            <w:proofErr w:type="spellStart"/>
+            <w:r>
+              <w:rPr>
+                <w:rFonts w:ascii="Bookman Old Style" w:eastAsia="Bookman Old Style" w:hAnsi="Bookman Old Style" w:cs="Bookman Old Style"/>
+                <w:sz w:val="24"/>
+                <w:szCs w:val="24"/>
+              </w:rPr>
+              <w:t>lapangan</w:t>
+            </w:r>
+            <w:proofErr w:type="spellEnd"/>
+            <w:r>
+              <w:rPr>
+                <w:rFonts w:ascii="Bookman Old Style" w:eastAsia="Bookman Old Style" w:hAnsi="Bookman Old Style" w:cs="Bookman Old Style"/>
+                <w:sz w:val="24"/>
+                <w:szCs w:val="24"/>
+              </w:rPr>
+              <w:t xml:space="preserve"> </w:t>
             </w:r>
             <w:r>
               <w:rPr>
@@ -3661,8 +5532,9 @@
                 <w:szCs w:val="24"/>
                 <w:u w:val="single"/>
               </w:rPr>
-              <w:t>{sls_</w:t>
-            </w:r>
+              <w:t>{</w:t>
+            </w:r>
+            <w:proofErr w:type="spellStart"/>
             <w:r>
               <w:rPr>
                 <w:rFonts w:ascii="Bookman Old Style" w:eastAsia="Bookman Old Style" w:hAnsi="Bookman Old Style" w:cs="Bookman Old Style"/>
@@ -3672,8 +5544,20 @@
                 <w:szCs w:val="24"/>
                 <w:u w:val="single"/>
               </w:rPr>
+              <w:t>sls_</w:t>
+            </w:r>
+            <w:r>
+              <w:rPr>
+                <w:rFonts w:ascii="Bookman Old Style" w:eastAsia="Bookman Old Style" w:hAnsi="Bookman Old Style" w:cs="Bookman Old Style"/>
+                <w:i/>
+                <w:iCs/>
+                <w:sz w:val="24"/>
+                <w:szCs w:val="24"/>
+                <w:u w:val="single"/>
+              </w:rPr>
               <w:t>total</w:t>
             </w:r>
+            <w:proofErr w:type="spellEnd"/>
             <w:r>
               <w:rPr>
                 <w:rFonts w:ascii="Bookman Old Style" w:eastAsia="Bookman Old Style" w:hAnsi="Bookman Old Style" w:cs="Bookman Old Style"/>
@@ -3716,7 +5600,61 @@
                 <w:sz w:val="24"/>
                 <w:szCs w:val="24"/>
               </w:rPr>
-              <w:t xml:space="preserve">Telah mencapai target pekerjaan sebesar </w:t>
+              <w:t xml:space="preserve">Telah </w:t>
+            </w:r>
+            <w:proofErr w:type="spellStart"/>
+            <w:r>
+              <w:rPr>
+                <w:rFonts w:ascii="Bookman Old Style" w:eastAsia="Bookman Old Style" w:hAnsi="Bookman Old Style" w:cs="Bookman Old Style"/>
+                <w:sz w:val="24"/>
+                <w:szCs w:val="24"/>
+              </w:rPr>
+              <w:t>mencapai</w:t>
+            </w:r>
+            <w:proofErr w:type="spellEnd"/>
+            <w:r>
+              <w:rPr>
+                <w:rFonts w:ascii="Bookman Old Style" w:eastAsia="Bookman Old Style" w:hAnsi="Bookman Old Style" w:cs="Bookman Old Style"/>
+                <w:sz w:val="24"/>
+                <w:szCs w:val="24"/>
+              </w:rPr>
+              <w:t xml:space="preserve"> target </w:t>
+            </w:r>
+            <w:proofErr w:type="spellStart"/>
+            <w:r>
+              <w:rPr>
+                <w:rFonts w:ascii="Bookman Old Style" w:eastAsia="Bookman Old Style" w:hAnsi="Bookman Old Style" w:cs="Bookman Old Style"/>
+                <w:sz w:val="24"/>
+                <w:szCs w:val="24"/>
+              </w:rPr>
+              <w:t>pekerjaan</w:t>
+            </w:r>
+            <w:proofErr w:type="spellEnd"/>
+            <w:r>
+              <w:rPr>
+                <w:rFonts w:ascii="Bookman Old Style" w:eastAsia="Bookman Old Style" w:hAnsi="Bookman Old Style" w:cs="Bookman Old Style"/>
+                <w:sz w:val="24"/>
+                <w:szCs w:val="24"/>
+              </w:rPr>
+              <w:t xml:space="preserve"> </w:t>
+            </w:r>
+            <w:proofErr w:type="spellStart"/>
+            <w:r>
+              <w:rPr>
+                <w:rFonts w:ascii="Bookman Old Style" w:eastAsia="Bookman Old Style" w:hAnsi="Bookman Old Style" w:cs="Bookman Old Style"/>
+                <w:sz w:val="24"/>
+                <w:szCs w:val="24"/>
+              </w:rPr>
+              <w:t>sebesar</w:t>
+            </w:r>
+            <w:proofErr w:type="spellEnd"/>
+            <w:r>
+              <w:rPr>
+                <w:rFonts w:ascii="Bookman Old Style" w:eastAsia="Bookman Old Style" w:hAnsi="Bookman Old Style" w:cs="Bookman Old Style"/>
+                <w:sz w:val="24"/>
+                <w:szCs w:val="24"/>
+              </w:rPr>
+              <w:t xml:space="preserve"> </w:t>
             </w:r>
             <w:r>
               <w:rPr>
@@ -3727,7 +5665,31 @@
                 <w:szCs w:val="24"/>
                 <w:u w:val="single"/>
               </w:rPr>
-              <w:t>{sls_ongoing}</w:t>
+              <w:t>{</w:t>
+            </w:r>
+            <w:proofErr w:type="spellStart"/>
+            <w:r>
+              <w:rPr>
+                <w:rFonts w:ascii="Bookman Old Style" w:eastAsia="Bookman Old Style" w:hAnsi="Bookman Old Style" w:cs="Bookman Old Style"/>
+                <w:i/>
+                <w:iCs/>
+                <w:sz w:val="24"/>
+                <w:szCs w:val="24"/>
+                <w:u w:val="single"/>
+              </w:rPr>
+              <w:t>sls_ongoing</w:t>
+            </w:r>
+            <w:proofErr w:type="spellEnd"/>
+            <w:r>
+              <w:rPr>
+                <w:rFonts w:ascii="Bookman Old Style" w:eastAsia="Bookman Old Style" w:hAnsi="Bookman Old Style" w:cs="Bookman Old Style"/>
+                <w:i/>
+                <w:iCs/>
+                <w:sz w:val="24"/>
+                <w:szCs w:val="24"/>
+                <w:u w:val="single"/>
+              </w:rPr>
+              <w:t>}</w:t>
             </w:r>
             <w:r>
               <w:rPr>
@@ -3991,14 +5953,45 @@
           <w:szCs w:val="24"/>
         </w:rPr>
       </w:pPr>
-      <w:r>
-        <w:rPr>
-          <w:rFonts w:ascii="Bookman Old Style" w:eastAsia="Bookman Old Style" w:hAnsi="Bookman Old Style" w:cs="Bookman Old Style"/>
-          <w:color w:val="000000"/>
-          <w:sz w:val="24"/>
-          <w:szCs w:val="24"/>
-        </w:rPr>
-        <w:t>Screenshoot Aplikasi Fasih</w:t>
+      <w:proofErr w:type="spellStart"/>
+      <w:r>
+        <w:rPr>
+          <w:rFonts w:ascii="Bookman Old Style" w:eastAsia="Bookman Old Style" w:hAnsi="Bookman Old Style" w:cs="Bookman Old Style"/>
+          <w:color w:val="000000"/>
+          <w:sz w:val="24"/>
+          <w:szCs w:val="24"/>
+        </w:rPr>
+        <w:t>Screenshoot</w:t>
+      </w:r>
+      <w:proofErr w:type="spellEnd"/>
+      <w:r>
+        <w:rPr>
+          <w:rFonts w:ascii="Bookman Old Style" w:eastAsia="Bookman Old Style" w:hAnsi="Bookman Old Style" w:cs="Bookman Old Style"/>
+          <w:color w:val="000000"/>
+          <w:sz w:val="24"/>
+          <w:szCs w:val="24"/>
+        </w:rPr>
+        <w:t xml:space="preserve"> </w:t>
+      </w:r>
+      <w:proofErr w:type="spellStart"/>
+      <w:r>
+        <w:rPr>
+          <w:rFonts w:ascii="Bookman Old Style" w:eastAsia="Bookman Old Style" w:hAnsi="Bookman Old Style" w:cs="Bookman Old Style"/>
+          <w:color w:val="000000"/>
+          <w:sz w:val="24"/>
+          <w:szCs w:val="24"/>
+        </w:rPr>
+        <w:t>Aplikasi</w:t>
+      </w:r>
+      <w:proofErr w:type="spellEnd"/>
+      <w:r>
+        <w:rPr>
+          <w:rFonts w:ascii="Bookman Old Style" w:eastAsia="Bookman Old Style" w:hAnsi="Bookman Old Style" w:cs="Bookman Old Style"/>
+          <w:color w:val="000000"/>
+          <w:sz w:val="24"/>
+          <w:szCs w:val="24"/>
+        </w:rPr>
+        <w:t xml:space="preserve"> Fasih</w:t>
       </w:r>
     </w:p>
     <w:p>
@@ -4045,7 +6038,27 @@
           <w:szCs w:val="24"/>
           <w:lang w:val="en"/>
         </w:rPr>
-        <w:t>{%halaman_depan}</w:t>
+        <w:t>{%</w:t>
+      </w:r>
+      <w:proofErr w:type="spellStart"/>
+      <w:r>
+        <w:rPr>
+          <w:rFonts w:ascii="Bookman Old Style" w:eastAsia="Bookman Old Style" w:hAnsi="Bookman Old Style" w:cs="Bookman Old Style"/>
+          <w:sz w:val="24"/>
+          <w:szCs w:val="24"/>
+          <w:lang w:val="en"/>
+        </w:rPr>
+        <w:t>halaman_depan</w:t>
+      </w:r>
+      <w:proofErr w:type="spellEnd"/>
+      <w:r>
+        <w:rPr>
+          <w:rFonts w:ascii="Bookman Old Style" w:eastAsia="Bookman Old Style" w:hAnsi="Bookman Old Style" w:cs="Bookman Old Style"/>
+          <w:sz w:val="24"/>
+          <w:szCs w:val="24"/>
+          <w:lang w:val="en"/>
+        </w:rPr>
+        <w:t>}</w:t>
       </w:r>
     </w:p>
     <w:tbl>
@@ -4086,7 +6099,23 @@
                 <w:rFonts w:ascii="Arial" w:eastAsia="Arial" w:hAnsi="Arial"/>
                 <w:sz w:val="16"/>
               </w:rPr>
-              <w:t>{#foto_rows}{%foto1}</w:t>
+              <w:t>{#foto_</w:t>
+            </w:r>
+            <w:proofErr w:type="gramStart"/>
+            <w:r>
+              <w:rPr>
+                <w:rFonts w:ascii="Arial" w:eastAsia="Arial" w:hAnsi="Arial"/>
+                <w:sz w:val="16"/>
+              </w:rPr>
+              <w:t>rows}{</w:t>
+            </w:r>
+            <w:proofErr w:type="gramEnd"/>
+            <w:r>
+              <w:rPr>
+                <w:rFonts w:ascii="Arial" w:eastAsia="Arial" w:hAnsi="Arial"/>
+                <w:sz w:val="16"/>
+              </w:rPr>
+              <w:t>%foto1}</w:t>
             </w:r>
           </w:p>
         </w:tc>
@@ -4136,7 +6165,39 @@
                 <w:rFonts w:ascii="Arial" w:eastAsia="Arial" w:hAnsi="Arial"/>
                 <w:sz w:val="16"/>
               </w:rPr>
-              <w:t>{%foto3}{/foto_rows}</w:t>
+              <w:t>{%foto</w:t>
+            </w:r>
+            <w:proofErr w:type="gramStart"/>
+            <w:r>
+              <w:rPr>
+                <w:rFonts w:ascii="Arial" w:eastAsia="Arial" w:hAnsi="Arial"/>
+                <w:sz w:val="16"/>
+              </w:rPr>
+              <w:t>3}{</w:t>
+            </w:r>
+            <w:proofErr w:type="gramEnd"/>
+            <w:r>
+              <w:rPr>
+                <w:rFonts w:ascii="Arial" w:eastAsia="Arial" w:hAnsi="Arial"/>
+                <w:sz w:val="16"/>
+              </w:rPr>
+              <w:t>/</w:t>
+            </w:r>
+            <w:proofErr w:type="spellStart"/>
+            <w:r>
+              <w:rPr>
+                <w:rFonts w:ascii="Arial" w:eastAsia="Arial" w:hAnsi="Arial"/>
+                <w:sz w:val="16"/>
+              </w:rPr>
+              <w:t>foto_rows</w:t>
+            </w:r>
+            <w:proofErr w:type="spellEnd"/>
+            <w:r>
+              <w:rPr>
+                <w:rFonts w:ascii="Arial" w:eastAsia="Arial" w:hAnsi="Arial"/>
+                <w:sz w:val="16"/>
+              </w:rPr>
+              <w:t>}</w:t>
             </w:r>
           </w:p>
         </w:tc>
@@ -4310,7 +6371,25 @@
                 <w:sz w:val="24"/>
                 <w:szCs w:val="24"/>
               </w:rPr>
-              <w:t>{nama_petugas}</w:t>
+              <w:t>{</w:t>
+            </w:r>
+            <w:proofErr w:type="spellStart"/>
+            <w:r>
+              <w:rPr>
+                <w:rFonts w:ascii="Bookman Old Style" w:eastAsia="Bookman Old Style" w:hAnsi="Bookman Old Style" w:cs="Bookman Old Style"/>
+                <w:sz w:val="24"/>
+                <w:szCs w:val="24"/>
+              </w:rPr>
+              <w:t>nama_petugas</w:t>
+            </w:r>
+            <w:proofErr w:type="spellEnd"/>
+            <w:r>
+              <w:rPr>
+                <w:rFonts w:ascii="Bookman Old Style" w:eastAsia="Bookman Old Style" w:hAnsi="Bookman Old Style" w:cs="Bookman Old Style"/>
+                <w:sz w:val="24"/>
+                <w:szCs w:val="24"/>
+              </w:rPr>
+              <w:t>}</w:t>
             </w:r>
             <w:r>
               <w:rPr>
@@ -4427,7 +6506,25 @@
                 <w:sz w:val="24"/>
                 <w:szCs w:val="24"/>
               </w:rPr>
-              <w:t>(Nuraliyah)</w:t>
+              <w:t>(</w:t>
+            </w:r>
+            <w:proofErr w:type="spellStart"/>
+            <w:r>
+              <w:rPr>
+                <w:rFonts w:ascii="Bookman Old Style" w:eastAsia="Bookman Old Style" w:hAnsi="Bookman Old Style" w:cs="Bookman Old Style"/>
+                <w:sz w:val="24"/>
+                <w:szCs w:val="24"/>
+              </w:rPr>
+              <w:t>Nuraliyah</w:t>
+            </w:r>
+            <w:proofErr w:type="spellEnd"/>
+            <w:r>
+              <w:rPr>
+                <w:rFonts w:ascii="Bookman Old Style" w:eastAsia="Bookman Old Style" w:hAnsi="Bookman Old Style" w:cs="Bookman Old Style"/>
+                <w:sz w:val="24"/>
+                <w:szCs w:val="24"/>
+              </w:rPr>
+              <w:t>)</w:t>
             </w:r>
           </w:p>
         </w:tc>
@@ -4511,13 +6608,23 @@
           <w:szCs w:val="24"/>
         </w:rPr>
       </w:pPr>
-      <w:r>
-        <w:rPr>
-          <w:rFonts w:ascii="Bookman Old Style" w:eastAsia="Bookman Old Style" w:hAnsi="Bookman Old Style" w:cs="Bookman Old Style"/>
-          <w:sz w:val="24"/>
-          <w:szCs w:val="24"/>
-        </w:rPr>
-        <w:t>Menyetujui,</w:t>
+      <w:proofErr w:type="spellStart"/>
+      <w:r>
+        <w:rPr>
+          <w:rFonts w:ascii="Bookman Old Style" w:eastAsia="Bookman Old Style" w:hAnsi="Bookman Old Style" w:cs="Bookman Old Style"/>
+          <w:sz w:val="24"/>
+          <w:szCs w:val="24"/>
+        </w:rPr>
+        <w:t>Menyetujui</w:t>
+      </w:r>
+      <w:proofErr w:type="spellEnd"/>
+      <w:r>
+        <w:rPr>
+          <w:rFonts w:ascii="Bookman Old Style" w:eastAsia="Bookman Old Style" w:hAnsi="Bookman Old Style" w:cs="Bookman Old Style"/>
+          <w:sz w:val="24"/>
+          <w:szCs w:val="24"/>
+        </w:rPr>
+        <w:t>,</w:t>
       </w:r>
       <w:r>
         <w:rPr>
@@ -4526,8 +6633,53 @@
           <w:szCs w:val="24"/>
         </w:rPr>
         <w:br/>
-        <w:t>Pejabat Pembuat Komitmen</w:t>
-      </w:r>
+      </w:r>
+      <w:proofErr w:type="spellStart"/>
+      <w:r>
+        <w:rPr>
+          <w:rFonts w:ascii="Bookman Old Style" w:eastAsia="Bookman Old Style" w:hAnsi="Bookman Old Style" w:cs="Bookman Old Style"/>
+          <w:sz w:val="24"/>
+          <w:szCs w:val="24"/>
+        </w:rPr>
+        <w:t>Pejabat</w:t>
+      </w:r>
+      <w:proofErr w:type="spellEnd"/>
+      <w:r>
+        <w:rPr>
+          <w:rFonts w:ascii="Bookman Old Style" w:eastAsia="Bookman Old Style" w:hAnsi="Bookman Old Style" w:cs="Bookman Old Style"/>
+          <w:sz w:val="24"/>
+          <w:szCs w:val="24"/>
+        </w:rPr>
+        <w:t xml:space="preserve"> </w:t>
+      </w:r>
+      <w:proofErr w:type="spellStart"/>
+      <w:r>
+        <w:rPr>
+          <w:rFonts w:ascii="Bookman Old Style" w:eastAsia="Bookman Old Style" w:hAnsi="Bookman Old Style" w:cs="Bookman Old Style"/>
+          <w:sz w:val="24"/>
+          <w:szCs w:val="24"/>
+        </w:rPr>
+        <w:t>Pembuat</w:t>
+      </w:r>
+      <w:proofErr w:type="spellEnd"/>
+      <w:r>
+        <w:rPr>
+          <w:rFonts w:ascii="Bookman Old Style" w:eastAsia="Bookman Old Style" w:hAnsi="Bookman Old Style" w:cs="Bookman Old Style"/>
+          <w:sz w:val="24"/>
+          <w:szCs w:val="24"/>
+        </w:rPr>
+        <w:t xml:space="preserve"> </w:t>
+      </w:r>
+      <w:proofErr w:type="spellStart"/>
+      <w:r>
+        <w:rPr>
+          <w:rFonts w:ascii="Bookman Old Style" w:eastAsia="Bookman Old Style" w:hAnsi="Bookman Old Style" w:cs="Bookman Old Style"/>
+          <w:sz w:val="24"/>
+          <w:szCs w:val="24"/>
+        </w:rPr>
+        <w:t>Komitmen</w:t>
+      </w:r>
+      <w:proofErr w:type="spellEnd"/>
     </w:p>
     <w:p>
       <w:pPr>
@@ -5485,7 +7637,47 @@
           <w:szCs w:val="24"/>
           <w:lang w:val="en"/>
         </w:rPr>
-        <w:t xml:space="preserve">Dengan ini menyatakan:  </w:t>
+        <w:t xml:space="preserve">Dengan </w:t>
+      </w:r>
+      <w:proofErr w:type="spellStart"/>
+      <w:r>
+        <w:rPr>
+          <w:rFonts w:ascii="Bookman Old Style" w:eastAsia="Bookman Old Style" w:hAnsi="Bookman Old Style" w:cs="Bookman Old Style"/>
+          <w:sz w:val="24"/>
+          <w:szCs w:val="24"/>
+          <w:lang w:val="en"/>
+        </w:rPr>
+        <w:t>ini</w:t>
+      </w:r>
+      <w:proofErr w:type="spellEnd"/>
+      <w:r>
+        <w:rPr>
+          <w:rFonts w:ascii="Bookman Old Style" w:eastAsia="Bookman Old Style" w:hAnsi="Bookman Old Style" w:cs="Bookman Old Style"/>
+          <w:sz w:val="24"/>
+          <w:szCs w:val="24"/>
+          <w:lang w:val="en"/>
+        </w:rPr>
+        <w:t xml:space="preserve"> </w:t>
+      </w:r>
+      <w:proofErr w:type="spellStart"/>
+      <w:r>
+        <w:rPr>
+          <w:rFonts w:ascii="Bookman Old Style" w:eastAsia="Bookman Old Style" w:hAnsi="Bookman Old Style" w:cs="Bookman Old Style"/>
+          <w:sz w:val="24"/>
+          <w:szCs w:val="24"/>
+          <w:lang w:val="en"/>
+        </w:rPr>
+        <w:t>menyatakan</w:t>
+      </w:r>
+      <w:proofErr w:type="spellEnd"/>
+      <w:r>
+        <w:rPr>
+          <w:rFonts w:ascii="Bookman Old Style" w:eastAsia="Bookman Old Style" w:hAnsi="Bookman Old Style" w:cs="Bookman Old Style"/>
+          <w:sz w:val="24"/>
+          <w:szCs w:val="24"/>
+          <w:lang w:val="en"/>
+        </w:rPr>
+        <w:t xml:space="preserve">:  </w:t>
       </w:r>
     </w:p>
     <w:p>
@@ -5523,7 +7715,127 @@
           <w:szCs w:val="24"/>
           <w:lang w:val="en"/>
         </w:rPr>
-        <w:t xml:space="preserve"> telah melaksanakan seluruh pekerjaan Pendataan Lapangan Sensus Ekonomi 2026 pada Badan Pusat Statistik </w:t>
+        <w:t xml:space="preserve"> </w:t>
+      </w:r>
+      <w:proofErr w:type="spellStart"/>
+      <w:r>
+        <w:rPr>
+          <w:rFonts w:ascii="Bookman Old Style" w:eastAsia="Bookman Old Style" w:hAnsi="Bookman Old Style" w:cs="Bookman Old Style"/>
+          <w:sz w:val="24"/>
+          <w:szCs w:val="24"/>
+          <w:lang w:val="en"/>
+        </w:rPr>
+        <w:t>telah</w:t>
+      </w:r>
+      <w:proofErr w:type="spellEnd"/>
+      <w:r>
+        <w:rPr>
+          <w:rFonts w:ascii="Bookman Old Style" w:eastAsia="Bookman Old Style" w:hAnsi="Bookman Old Style" w:cs="Bookman Old Style"/>
+          <w:sz w:val="24"/>
+          <w:szCs w:val="24"/>
+          <w:lang w:val="en"/>
+        </w:rPr>
+        <w:t xml:space="preserve"> </w:t>
+      </w:r>
+      <w:proofErr w:type="spellStart"/>
+      <w:r>
+        <w:rPr>
+          <w:rFonts w:ascii="Bookman Old Style" w:eastAsia="Bookman Old Style" w:hAnsi="Bookman Old Style" w:cs="Bookman Old Style"/>
+          <w:sz w:val="24"/>
+          <w:szCs w:val="24"/>
+          <w:lang w:val="en"/>
+        </w:rPr>
+        <w:t>melaksanakan</w:t>
+      </w:r>
+      <w:proofErr w:type="spellEnd"/>
+      <w:r>
+        <w:rPr>
+          <w:rFonts w:ascii="Bookman Old Style" w:eastAsia="Bookman Old Style" w:hAnsi="Bookman Old Style" w:cs="Bookman Old Style"/>
+          <w:sz w:val="24"/>
+          <w:szCs w:val="24"/>
+          <w:lang w:val="en"/>
+        </w:rPr>
+        <w:t xml:space="preserve"> </w:t>
+      </w:r>
+      <w:proofErr w:type="spellStart"/>
+      <w:r>
+        <w:rPr>
+          <w:rFonts w:ascii="Bookman Old Style" w:eastAsia="Bookman Old Style" w:hAnsi="Bookman Old Style" w:cs="Bookman Old Style"/>
+          <w:sz w:val="24"/>
+          <w:szCs w:val="24"/>
+          <w:lang w:val="en"/>
+        </w:rPr>
+        <w:t>seluruh</w:t>
+      </w:r>
+      <w:proofErr w:type="spellEnd"/>
+      <w:r>
+        <w:rPr>
+          <w:rFonts w:ascii="Bookman Old Style" w:eastAsia="Bookman Old Style" w:hAnsi="Bookman Old Style" w:cs="Bookman Old Style"/>
+          <w:sz w:val="24"/>
+          <w:szCs w:val="24"/>
+          <w:lang w:val="en"/>
+        </w:rPr>
+        <w:t xml:space="preserve"> </w:t>
+      </w:r>
+      <w:proofErr w:type="spellStart"/>
+      <w:r>
+        <w:rPr>
+          <w:rFonts w:ascii="Bookman Old Style" w:eastAsia="Bookman Old Style" w:hAnsi="Bookman Old Style" w:cs="Bookman Old Style"/>
+          <w:sz w:val="24"/>
+          <w:szCs w:val="24"/>
+          <w:lang w:val="en"/>
+        </w:rPr>
+        <w:t>pekerjaan</w:t>
+      </w:r>
+      <w:proofErr w:type="spellEnd"/>
+      <w:r>
+        <w:rPr>
+          <w:rFonts w:ascii="Bookman Old Style" w:eastAsia="Bookman Old Style" w:hAnsi="Bookman Old Style" w:cs="Bookman Old Style"/>
+          <w:sz w:val="24"/>
+          <w:szCs w:val="24"/>
+          <w:lang w:val="en"/>
+        </w:rPr>
+        <w:t xml:space="preserve"> </w:t>
+      </w:r>
+      <w:proofErr w:type="spellStart"/>
+      <w:r>
+        <w:rPr>
+          <w:rFonts w:ascii="Bookman Old Style" w:eastAsia="Bookman Old Style" w:hAnsi="Bookman Old Style" w:cs="Bookman Old Style"/>
+          <w:sz w:val="24"/>
+          <w:szCs w:val="24"/>
+          <w:lang w:val="en"/>
+        </w:rPr>
+        <w:t>Pendataan</w:t>
+      </w:r>
+      <w:proofErr w:type="spellEnd"/>
+      <w:r>
+        <w:rPr>
+          <w:rFonts w:ascii="Bookman Old Style" w:eastAsia="Bookman Old Style" w:hAnsi="Bookman Old Style" w:cs="Bookman Old Style"/>
+          <w:sz w:val="24"/>
+          <w:szCs w:val="24"/>
+          <w:lang w:val="en"/>
+        </w:rPr>
+        <w:t xml:space="preserve"> Lapangan Sensus Ekonomi 2026 pada Badan Pusat </w:t>
+      </w:r>
+      <w:proofErr w:type="spellStart"/>
+      <w:r>
+        <w:rPr>
+          <w:rFonts w:ascii="Bookman Old Style" w:eastAsia="Bookman Old Style" w:hAnsi="Bookman Old Style" w:cs="Bookman Old Style"/>
+          <w:sz w:val="24"/>
+          <w:szCs w:val="24"/>
+          <w:lang w:val="en"/>
+        </w:rPr>
+        <w:t>Statistik</w:t>
+      </w:r>
+      <w:proofErr w:type="spellEnd"/>
+      <w:r>
+        <w:rPr>
+          <w:rFonts w:ascii="Bookman Old Style" w:eastAsia="Bookman Old Style" w:hAnsi="Bookman Old Style" w:cs="Bookman Old Style"/>
+          <w:sz w:val="24"/>
+          <w:szCs w:val="24"/>
+          <w:lang w:val="en"/>
+        </w:rPr>
+        <w:t xml:space="preserve"> </w:t>
       </w:r>
       <w:r>
         <w:rPr>
@@ -5541,25 +7853,95 @@
           <w:szCs w:val="24"/>
           <w:lang w:val="en"/>
         </w:rPr>
-        <w:t xml:space="preserve"> berdasarkan Perjanjian Kerja Nomor:</w:t>
-      </w:r>
-      <w:r>
-        <w:rPr>
-          <w:rFonts w:ascii="Bookman Old Style" w:eastAsia="Bookman Old Style" w:hAnsi="Bookman Old Style" w:cs="Bookman Old Style"/>
-          <w:sz w:val="24"/>
-          <w:szCs w:val="24"/>
-          <w:lang w:val="en"/>
-        </w:rPr>
         <w:t xml:space="preserve"> </w:t>
       </w:r>
-      <w:r>
-        <w:rPr>
-          <w:rFonts w:ascii="Bookman Old Style" w:eastAsia="Bookman Old Style" w:hAnsi="Bookman Old Style" w:cs="Bookman Old Style"/>
-          <w:sz w:val="24"/>
-          <w:szCs w:val="24"/>
-          <w:lang w:val="en"/>
-        </w:rPr>
-        <w:t>{n</w:t>
+      <w:proofErr w:type="spellStart"/>
+      <w:r>
+        <w:rPr>
+          <w:rFonts w:ascii="Bookman Old Style" w:eastAsia="Bookman Old Style" w:hAnsi="Bookman Old Style" w:cs="Bookman Old Style"/>
+          <w:sz w:val="24"/>
+          <w:szCs w:val="24"/>
+          <w:lang w:val="en"/>
+        </w:rPr>
+        <w:t>berdasarkan</w:t>
+      </w:r>
+      <w:proofErr w:type="spellEnd"/>
+      <w:r>
+        <w:rPr>
+          <w:rFonts w:ascii="Bookman Old Style" w:eastAsia="Bookman Old Style" w:hAnsi="Bookman Old Style" w:cs="Bookman Old Style"/>
+          <w:sz w:val="24"/>
+          <w:szCs w:val="24"/>
+          <w:lang w:val="en"/>
+        </w:rPr>
+        <w:t xml:space="preserve"> </w:t>
+      </w:r>
+      <w:proofErr w:type="spellStart"/>
+      <w:r>
+        <w:rPr>
+          <w:rFonts w:ascii="Bookman Old Style" w:eastAsia="Bookman Old Style" w:hAnsi="Bookman Old Style" w:cs="Bookman Old Style"/>
+          <w:sz w:val="24"/>
+          <w:szCs w:val="24"/>
+          <w:lang w:val="en"/>
+        </w:rPr>
+        <w:t>Perjanjian</w:t>
+      </w:r>
+      <w:proofErr w:type="spellEnd"/>
+      <w:r>
+        <w:rPr>
+          <w:rFonts w:ascii="Bookman Old Style" w:eastAsia="Bookman Old Style" w:hAnsi="Bookman Old Style" w:cs="Bookman Old Style"/>
+          <w:sz w:val="24"/>
+          <w:szCs w:val="24"/>
+          <w:lang w:val="en"/>
+        </w:rPr>
+        <w:t xml:space="preserve"> </w:t>
+      </w:r>
+      <w:proofErr w:type="spellStart"/>
+      <w:r>
+        <w:rPr>
+          <w:rFonts w:ascii="Bookman Old Style" w:eastAsia="Bookman Old Style" w:hAnsi="Bookman Old Style" w:cs="Bookman Old Style"/>
+          <w:sz w:val="24"/>
+          <w:szCs w:val="24"/>
+          <w:lang w:val="en"/>
+        </w:rPr>
+        <w:t>Kerja</w:t>
+      </w:r>
+      <w:proofErr w:type="spellEnd"/>
+      <w:r>
+        <w:rPr>
+          <w:rFonts w:ascii="Bookman Old Style" w:eastAsia="Bookman Old Style" w:hAnsi="Bookman Old Style" w:cs="Bookman Old Style"/>
+          <w:sz w:val="24"/>
+          <w:szCs w:val="24"/>
+          <w:lang w:val="en"/>
+        </w:rPr>
+        <w:t xml:space="preserve"> Nomor:</w:t>
+      </w:r>
+      <w:r>
+        <w:rPr>
+          <w:rFonts w:ascii="Bookman Old Style" w:eastAsia="Bookman Old Style" w:hAnsi="Bookman Old Style" w:cs="Bookman Old Style"/>
+          <w:sz w:val="24"/>
+          <w:szCs w:val="24"/>
+          <w:lang w:val="en"/>
+        </w:rPr>
+        <w:t xml:space="preserve"> </w:t>
+      </w:r>
+      <w:r>
+        <w:rPr>
+          <w:rFonts w:ascii="Bookman Old Style" w:eastAsia="Bookman Old Style" w:hAnsi="Bookman Old Style" w:cs="Bookman Old Style"/>
+          <w:sz w:val="24"/>
+          <w:szCs w:val="24"/>
+          <w:lang w:val="en"/>
+        </w:rPr>
+        <w:t>{</w:t>
+      </w:r>
+      <w:proofErr w:type="spellStart"/>
+      <w:r>
+        <w:rPr>
+          <w:rFonts w:ascii="Bookman Old Style" w:eastAsia="Bookman Old Style" w:hAnsi="Bookman Old Style" w:cs="Bookman Old Style"/>
+          <w:sz w:val="24"/>
+          <w:szCs w:val="24"/>
+          <w:lang w:val="en"/>
+        </w:rPr>
+        <w:t>n</w:t>
       </w:r>
       <w:r>
         <w:rPr>
@@ -5570,6 +7952,7 @@
         </w:rPr>
         <w:t>omor_spk</w:t>
       </w:r>
+      <w:proofErr w:type="spellEnd"/>
       <w:r>
         <w:rPr>
           <w:rFonts w:ascii="Bookman Old Style" w:eastAsia="Bookman Old Style" w:hAnsi="Bookman Old Style" w:cs="Bookman Old Style"/>
@@ -5586,17 +7969,19 @@
           <w:szCs w:val="24"/>
           <w:lang w:val="en"/>
         </w:rPr>
-        <w:t>, sesuai dengan target pekerjaan yang ditetapkan sebesar</w:t>
-      </w:r>
-      <w:r>
-        <w:rPr>
-          <w:rFonts w:ascii="Bookman Old Style" w:eastAsia="Bookman Old Style" w:hAnsi="Bookman Old Style" w:cs="Bookman Old Style"/>
-          <w:sz w:val="24"/>
-          <w:szCs w:val="24"/>
-          <w:lang w:val="en"/>
-        </w:rPr>
-        <w:t xml:space="preserve"> {sls_ongoing}</w:t>
-      </w:r>
+        <w:t xml:space="preserve">, </w:t>
+      </w:r>
+      <w:proofErr w:type="spellStart"/>
+      <w:r>
+        <w:rPr>
+          <w:rFonts w:ascii="Bookman Old Style" w:eastAsia="Bookman Old Style" w:hAnsi="Bookman Old Style" w:cs="Bookman Old Style"/>
+          <w:sz w:val="24"/>
+          <w:szCs w:val="24"/>
+          <w:lang w:val="en"/>
+        </w:rPr>
+        <w:t>sesuai</w:t>
+      </w:r>
+      <w:proofErr w:type="spellEnd"/>
       <w:r>
         <w:rPr>
           <w:rFonts w:ascii="Bookman Old Style" w:eastAsia="Bookman Old Style" w:hAnsi="Bookman Old Style" w:cs="Bookman Old Style"/>
@@ -5606,14 +7991,223 @@
         </w:rPr>
         <w:t xml:space="preserve"> </w:t>
       </w:r>
-      <w:r>
-        <w:rPr>
-          <w:rFonts w:ascii="Bookman Old Style" w:eastAsia="Bookman Old Style" w:hAnsi="Bookman Old Style" w:cs="Bookman Old Style"/>
-          <w:sz w:val="24"/>
-          <w:szCs w:val="24"/>
-          <w:lang w:val="en"/>
-        </w:rPr>
-        <w:t xml:space="preserve">SLS/Sub-SLS dan/atau usaha besar selama pendataan </w:t>
+      <w:proofErr w:type="spellStart"/>
+      <w:r>
+        <w:rPr>
+          <w:rFonts w:ascii="Bookman Old Style" w:eastAsia="Bookman Old Style" w:hAnsi="Bookman Old Style" w:cs="Bookman Old Style"/>
+          <w:sz w:val="24"/>
+          <w:szCs w:val="24"/>
+          <w:lang w:val="en"/>
+        </w:rPr>
+        <w:t>dengan</w:t>
+      </w:r>
+      <w:proofErr w:type="spellEnd"/>
+      <w:r>
+        <w:rPr>
+          <w:rFonts w:ascii="Bookman Old Style" w:eastAsia="Bookman Old Style" w:hAnsi="Bookman Old Style" w:cs="Bookman Old Style"/>
+          <w:sz w:val="24"/>
+          <w:szCs w:val="24"/>
+          <w:lang w:val="en"/>
+        </w:rPr>
+        <w:t xml:space="preserve"> target </w:t>
+      </w:r>
+      <w:proofErr w:type="spellStart"/>
+      <w:r>
+        <w:rPr>
+          <w:rFonts w:ascii="Bookman Old Style" w:eastAsia="Bookman Old Style" w:hAnsi="Bookman Old Style" w:cs="Bookman Old Style"/>
+          <w:sz w:val="24"/>
+          <w:szCs w:val="24"/>
+          <w:lang w:val="en"/>
+        </w:rPr>
+        <w:t>pekerjaan</w:t>
+      </w:r>
+      <w:proofErr w:type="spellEnd"/>
+      <w:r>
+        <w:rPr>
+          <w:rFonts w:ascii="Bookman Old Style" w:eastAsia="Bookman Old Style" w:hAnsi="Bookman Old Style" w:cs="Bookman Old Style"/>
+          <w:sz w:val="24"/>
+          <w:szCs w:val="24"/>
+          <w:lang w:val="en"/>
+        </w:rPr>
+        <w:t xml:space="preserve"> yang </w:t>
+      </w:r>
+      <w:proofErr w:type="spellStart"/>
+      <w:r>
+        <w:rPr>
+          <w:rFonts w:ascii="Bookman Old Style" w:eastAsia="Bookman Old Style" w:hAnsi="Bookman Old Style" w:cs="Bookman Old Style"/>
+          <w:sz w:val="24"/>
+          <w:szCs w:val="24"/>
+          <w:lang w:val="en"/>
+        </w:rPr>
+        <w:t>ditetapkan</w:t>
+      </w:r>
+      <w:proofErr w:type="spellEnd"/>
+      <w:r>
+        <w:rPr>
+          <w:rFonts w:ascii="Bookman Old Style" w:eastAsia="Bookman Old Style" w:hAnsi="Bookman Old Style" w:cs="Bookman Old Style"/>
+          <w:sz w:val="24"/>
+          <w:szCs w:val="24"/>
+          <w:lang w:val="en"/>
+        </w:rPr>
+        <w:t xml:space="preserve"> </w:t>
+      </w:r>
+      <w:proofErr w:type="spellStart"/>
+      <w:r>
+        <w:rPr>
+          <w:rFonts w:ascii="Bookman Old Style" w:eastAsia="Bookman Old Style" w:hAnsi="Bookman Old Style" w:cs="Bookman Old Style"/>
+          <w:sz w:val="24"/>
+          <w:szCs w:val="24"/>
+          <w:lang w:val="en"/>
+        </w:rPr>
+        <w:t>sebesar</w:t>
+      </w:r>
+      <w:proofErr w:type="spellEnd"/>
+      <w:r>
+        <w:rPr>
+          <w:rFonts w:ascii="Bookman Old Style" w:eastAsia="Bookman Old Style" w:hAnsi="Bookman Old Style" w:cs="Bookman Old Style"/>
+          <w:sz w:val="24"/>
+          <w:szCs w:val="24"/>
+          <w:lang w:val="en"/>
+        </w:rPr>
+        <w:t xml:space="preserve"> {</w:t>
+      </w:r>
+      <w:proofErr w:type="spellStart"/>
+      <w:r>
+        <w:rPr>
+          <w:rFonts w:ascii="Bookman Old Style" w:eastAsia="Bookman Old Style" w:hAnsi="Bookman Old Style" w:cs="Bookman Old Style"/>
+          <w:sz w:val="24"/>
+          <w:szCs w:val="24"/>
+          <w:lang w:val="en"/>
+        </w:rPr>
+        <w:t>sls_ongoing</w:t>
+      </w:r>
+      <w:proofErr w:type="spellEnd"/>
+      <w:r>
+        <w:rPr>
+          <w:rFonts w:ascii="Bookman Old Style" w:eastAsia="Bookman Old Style" w:hAnsi="Bookman Old Style" w:cs="Bookman Old Style"/>
+          <w:sz w:val="24"/>
+          <w:szCs w:val="24"/>
+          <w:lang w:val="en"/>
+        </w:rPr>
+        <w:t>}</w:t>
+      </w:r>
+      <w:r>
+        <w:rPr>
+          <w:rFonts w:ascii="Bookman Old Style" w:eastAsia="Bookman Old Style" w:hAnsi="Bookman Old Style" w:cs="Bookman Old Style"/>
+          <w:sz w:val="24"/>
+          <w:szCs w:val="24"/>
+          <w:lang w:val="en"/>
+        </w:rPr>
+        <w:t xml:space="preserve"> </w:t>
+      </w:r>
+      <w:r>
+        <w:rPr>
+          <w:rFonts w:ascii="Bookman Old Style" w:eastAsia="Bookman Old Style" w:hAnsi="Bookman Old Style" w:cs="Bookman Old Style"/>
+          <w:sz w:val="24"/>
+          <w:szCs w:val="24"/>
+          <w:lang w:val="en"/>
+        </w:rPr>
+        <w:t>SLS/Sub-SLS dan/</w:t>
+      </w:r>
+      <w:proofErr w:type="spellStart"/>
+      <w:r>
+        <w:rPr>
+          <w:rFonts w:ascii="Bookman Old Style" w:eastAsia="Bookman Old Style" w:hAnsi="Bookman Old Style" w:cs="Bookman Old Style"/>
+          <w:sz w:val="24"/>
+          <w:szCs w:val="24"/>
+          <w:lang w:val="en"/>
+        </w:rPr>
+        <w:t>atau</w:t>
+      </w:r>
+      <w:proofErr w:type="spellEnd"/>
+      <w:r>
+        <w:rPr>
+          <w:rFonts w:ascii="Bookman Old Style" w:eastAsia="Bookman Old Style" w:hAnsi="Bookman Old Style" w:cs="Bookman Old Style"/>
+          <w:sz w:val="24"/>
+          <w:szCs w:val="24"/>
+          <w:lang w:val="en"/>
+        </w:rPr>
+        <w:t xml:space="preserve"> </w:t>
+      </w:r>
+      <w:proofErr w:type="spellStart"/>
+      <w:r>
+        <w:rPr>
+          <w:rFonts w:ascii="Bookman Old Style" w:eastAsia="Bookman Old Style" w:hAnsi="Bookman Old Style" w:cs="Bookman Old Style"/>
+          <w:sz w:val="24"/>
+          <w:szCs w:val="24"/>
+          <w:lang w:val="en"/>
+        </w:rPr>
+        <w:t>usaha</w:t>
+      </w:r>
+      <w:proofErr w:type="spellEnd"/>
+      <w:r>
+        <w:rPr>
+          <w:rFonts w:ascii="Bookman Old Style" w:eastAsia="Bookman Old Style" w:hAnsi="Bookman Old Style" w:cs="Bookman Old Style"/>
+          <w:sz w:val="24"/>
+          <w:szCs w:val="24"/>
+          <w:lang w:val="en"/>
+        </w:rPr>
+        <w:t xml:space="preserve"> </w:t>
+      </w:r>
+      <w:proofErr w:type="spellStart"/>
+      <w:r>
+        <w:rPr>
+          <w:rFonts w:ascii="Bookman Old Style" w:eastAsia="Bookman Old Style" w:hAnsi="Bookman Old Style" w:cs="Bookman Old Style"/>
+          <w:sz w:val="24"/>
+          <w:szCs w:val="24"/>
+          <w:lang w:val="en"/>
+        </w:rPr>
+        <w:t>besar</w:t>
+      </w:r>
+      <w:proofErr w:type="spellEnd"/>
+      <w:r>
+        <w:rPr>
+          <w:rFonts w:ascii="Bookman Old Style" w:eastAsia="Bookman Old Style" w:hAnsi="Bookman Old Style" w:cs="Bookman Old Style"/>
+          <w:sz w:val="24"/>
+          <w:szCs w:val="24"/>
+          <w:lang w:val="en"/>
+        </w:rPr>
+        <w:t xml:space="preserve"> </w:t>
+      </w:r>
+      <w:proofErr w:type="spellStart"/>
+      <w:r>
+        <w:rPr>
+          <w:rFonts w:ascii="Bookman Old Style" w:eastAsia="Bookman Old Style" w:hAnsi="Bookman Old Style" w:cs="Bookman Old Style"/>
+          <w:sz w:val="24"/>
+          <w:szCs w:val="24"/>
+          <w:lang w:val="en"/>
+        </w:rPr>
+        <w:t>selama</w:t>
+      </w:r>
+      <w:proofErr w:type="spellEnd"/>
+      <w:r>
+        <w:rPr>
+          <w:rFonts w:ascii="Bookman Old Style" w:eastAsia="Bookman Old Style" w:hAnsi="Bookman Old Style" w:cs="Bookman Old Style"/>
+          <w:sz w:val="24"/>
+          <w:szCs w:val="24"/>
+          <w:lang w:val="en"/>
+        </w:rPr>
+        <w:t xml:space="preserve"> </w:t>
+      </w:r>
+      <w:proofErr w:type="spellStart"/>
+      <w:r>
+        <w:rPr>
+          <w:rFonts w:ascii="Bookman Old Style" w:eastAsia="Bookman Old Style" w:hAnsi="Bookman Old Style" w:cs="Bookman Old Style"/>
+          <w:sz w:val="24"/>
+          <w:szCs w:val="24"/>
+          <w:lang w:val="en"/>
+        </w:rPr>
+        <w:t>pendataan</w:t>
+      </w:r>
+      <w:proofErr w:type="spellEnd"/>
+      <w:r>
+        <w:rPr>
+          <w:rFonts w:ascii="Bookman Old Style" w:eastAsia="Bookman Old Style" w:hAnsi="Bookman Old Style" w:cs="Bookman Old Style"/>
+          <w:sz w:val="24"/>
+          <w:szCs w:val="24"/>
+          <w:lang w:val="en"/>
+        </w:rPr>
+        <w:t xml:space="preserve"> </w:t>
       </w:r>
       <w:r>
         <w:rPr>
@@ -5631,7 +8225,47 @@
           <w:szCs w:val="24"/>
           <w:lang w:val="en"/>
         </w:rPr>
-        <w:t xml:space="preserve"> sampai dengan 31 Agustus 2026.</w:t>
+        <w:t xml:space="preserve"> </w:t>
+      </w:r>
+      <w:proofErr w:type="spellStart"/>
+      <w:r>
+        <w:rPr>
+          <w:rFonts w:ascii="Bookman Old Style" w:eastAsia="Bookman Old Style" w:hAnsi="Bookman Old Style" w:cs="Bookman Old Style"/>
+          <w:sz w:val="24"/>
+          <w:szCs w:val="24"/>
+          <w:lang w:val="en"/>
+        </w:rPr>
+        <w:t>sampai</w:t>
+      </w:r>
+      <w:proofErr w:type="spellEnd"/>
+      <w:r>
+        <w:rPr>
+          <w:rFonts w:ascii="Bookman Old Style" w:eastAsia="Bookman Old Style" w:hAnsi="Bookman Old Style" w:cs="Bookman Old Style"/>
+          <w:sz w:val="24"/>
+          <w:szCs w:val="24"/>
+          <w:lang w:val="en"/>
+        </w:rPr>
+        <w:t xml:space="preserve"> </w:t>
+      </w:r>
+      <w:proofErr w:type="spellStart"/>
+      <w:r>
+        <w:rPr>
+          <w:rFonts w:ascii="Bookman Old Style" w:eastAsia="Bookman Old Style" w:hAnsi="Bookman Old Style" w:cs="Bookman Old Style"/>
+          <w:sz w:val="24"/>
+          <w:szCs w:val="24"/>
+          <w:lang w:val="en"/>
+        </w:rPr>
+        <w:t>dengan</w:t>
+      </w:r>
+      <w:proofErr w:type="spellEnd"/>
+      <w:r>
+        <w:rPr>
+          <w:rFonts w:ascii="Bookman Old Style" w:eastAsia="Bookman Old Style" w:hAnsi="Bookman Old Style" w:cs="Bookman Old Style"/>
+          <w:sz w:val="24"/>
+          <w:szCs w:val="24"/>
+          <w:lang w:val="en"/>
+        </w:rPr>
+        <w:t xml:space="preserve"> 31 Agustus 2026.</w:t>
       </w:r>
     </w:p>
     <w:p>
@@ -5669,7 +8303,287 @@
           <w:szCs w:val="24"/>
           <w:lang w:val="en"/>
         </w:rPr>
-        <w:t xml:space="preserve"> telah menyelesaikan seluruh pekerjaan Pendataan Lapangan Sensus Ekonomi 2026 berdasarkan hasil pemeriksaan dan evaluasi pekerjaan sebagaimana tercantum dalam lampiran. </w:t>
+        <w:t xml:space="preserve"> </w:t>
+      </w:r>
+      <w:proofErr w:type="spellStart"/>
+      <w:r>
+        <w:rPr>
+          <w:rFonts w:ascii="Bookman Old Style" w:eastAsia="Bookman Old Style" w:hAnsi="Bookman Old Style" w:cs="Bookman Old Style"/>
+          <w:sz w:val="24"/>
+          <w:szCs w:val="24"/>
+          <w:lang w:val="en"/>
+        </w:rPr>
+        <w:t>telah</w:t>
+      </w:r>
+      <w:proofErr w:type="spellEnd"/>
+      <w:r>
+        <w:rPr>
+          <w:rFonts w:ascii="Bookman Old Style" w:eastAsia="Bookman Old Style" w:hAnsi="Bookman Old Style" w:cs="Bookman Old Style"/>
+          <w:sz w:val="24"/>
+          <w:szCs w:val="24"/>
+          <w:lang w:val="en"/>
+        </w:rPr>
+        <w:t xml:space="preserve"> </w:t>
+      </w:r>
+      <w:proofErr w:type="spellStart"/>
+      <w:r>
+        <w:rPr>
+          <w:rFonts w:ascii="Bookman Old Style" w:eastAsia="Bookman Old Style" w:hAnsi="Bookman Old Style" w:cs="Bookman Old Style"/>
+          <w:sz w:val="24"/>
+          <w:szCs w:val="24"/>
+          <w:lang w:val="en"/>
+        </w:rPr>
+        <w:t>menyelesaikan</w:t>
+      </w:r>
+      <w:proofErr w:type="spellEnd"/>
+      <w:r>
+        <w:rPr>
+          <w:rFonts w:ascii="Bookman Old Style" w:eastAsia="Bookman Old Style" w:hAnsi="Bookman Old Style" w:cs="Bookman Old Style"/>
+          <w:sz w:val="24"/>
+          <w:szCs w:val="24"/>
+          <w:lang w:val="en"/>
+        </w:rPr>
+        <w:t xml:space="preserve"> </w:t>
+      </w:r>
+      <w:proofErr w:type="spellStart"/>
+      <w:r>
+        <w:rPr>
+          <w:rFonts w:ascii="Bookman Old Style" w:eastAsia="Bookman Old Style" w:hAnsi="Bookman Old Style" w:cs="Bookman Old Style"/>
+          <w:sz w:val="24"/>
+          <w:szCs w:val="24"/>
+          <w:lang w:val="en"/>
+        </w:rPr>
+        <w:t>seluruh</w:t>
+      </w:r>
+      <w:proofErr w:type="spellEnd"/>
+      <w:r>
+        <w:rPr>
+          <w:rFonts w:ascii="Bookman Old Style" w:eastAsia="Bookman Old Style" w:hAnsi="Bookman Old Style" w:cs="Bookman Old Style"/>
+          <w:sz w:val="24"/>
+          <w:szCs w:val="24"/>
+          <w:lang w:val="en"/>
+        </w:rPr>
+        <w:t xml:space="preserve"> </w:t>
+      </w:r>
+      <w:proofErr w:type="spellStart"/>
+      <w:r>
+        <w:rPr>
+          <w:rFonts w:ascii="Bookman Old Style" w:eastAsia="Bookman Old Style" w:hAnsi="Bookman Old Style" w:cs="Bookman Old Style"/>
+          <w:sz w:val="24"/>
+          <w:szCs w:val="24"/>
+          <w:lang w:val="en"/>
+        </w:rPr>
+        <w:t>pekerjaan</w:t>
+      </w:r>
+      <w:proofErr w:type="spellEnd"/>
+      <w:r>
+        <w:rPr>
+          <w:rFonts w:ascii="Bookman Old Style" w:eastAsia="Bookman Old Style" w:hAnsi="Bookman Old Style" w:cs="Bookman Old Style"/>
+          <w:sz w:val="24"/>
+          <w:szCs w:val="24"/>
+          <w:lang w:val="en"/>
+        </w:rPr>
+        <w:t xml:space="preserve"> </w:t>
+      </w:r>
+      <w:proofErr w:type="spellStart"/>
+      <w:r>
+        <w:rPr>
+          <w:rFonts w:ascii="Bookman Old Style" w:eastAsia="Bookman Old Style" w:hAnsi="Bookman Old Style" w:cs="Bookman Old Style"/>
+          <w:sz w:val="24"/>
+          <w:szCs w:val="24"/>
+          <w:lang w:val="en"/>
+        </w:rPr>
+        <w:t>Pendataan</w:t>
+      </w:r>
+      <w:proofErr w:type="spellEnd"/>
+      <w:r>
+        <w:rPr>
+          <w:rFonts w:ascii="Bookman Old Style" w:eastAsia="Bookman Old Style" w:hAnsi="Bookman Old Style" w:cs="Bookman Old Style"/>
+          <w:sz w:val="24"/>
+          <w:szCs w:val="24"/>
+          <w:lang w:val="en"/>
+        </w:rPr>
+        <w:t xml:space="preserve"> Lapangan Sensus Ekonomi 2026 </w:t>
+      </w:r>
+      <w:proofErr w:type="spellStart"/>
+      <w:r>
+        <w:rPr>
+          <w:rFonts w:ascii="Bookman Old Style" w:eastAsia="Bookman Old Style" w:hAnsi="Bookman Old Style" w:cs="Bookman Old Style"/>
+          <w:sz w:val="24"/>
+          <w:szCs w:val="24"/>
+          <w:lang w:val="en"/>
+        </w:rPr>
+        <w:t>berdasarkan</w:t>
+      </w:r>
+      <w:proofErr w:type="spellEnd"/>
+      <w:r>
+        <w:rPr>
+          <w:rFonts w:ascii="Bookman Old Style" w:eastAsia="Bookman Old Style" w:hAnsi="Bookman Old Style" w:cs="Bookman Old Style"/>
+          <w:sz w:val="24"/>
+          <w:szCs w:val="24"/>
+          <w:lang w:val="en"/>
+        </w:rPr>
+        <w:t xml:space="preserve"> </w:t>
+      </w:r>
+      <w:proofErr w:type="spellStart"/>
+      <w:r>
+        <w:rPr>
+          <w:rFonts w:ascii="Bookman Old Style" w:eastAsia="Bookman Old Style" w:hAnsi="Bookman Old Style" w:cs="Bookman Old Style"/>
+          <w:sz w:val="24"/>
+          <w:szCs w:val="24"/>
+          <w:lang w:val="en"/>
+        </w:rPr>
+        <w:t>hasil</w:t>
+      </w:r>
+      <w:proofErr w:type="spellEnd"/>
+      <w:r>
+        <w:rPr>
+          <w:rFonts w:ascii="Bookman Old Style" w:eastAsia="Bookman Old Style" w:hAnsi="Bookman Old Style" w:cs="Bookman Old Style"/>
+          <w:sz w:val="24"/>
+          <w:szCs w:val="24"/>
+          <w:lang w:val="en"/>
+        </w:rPr>
+        <w:t xml:space="preserve"> </w:t>
+      </w:r>
+      <w:proofErr w:type="spellStart"/>
+      <w:r>
+        <w:rPr>
+          <w:rFonts w:ascii="Bookman Old Style" w:eastAsia="Bookman Old Style" w:hAnsi="Bookman Old Style" w:cs="Bookman Old Style"/>
+          <w:sz w:val="24"/>
+          <w:szCs w:val="24"/>
+          <w:lang w:val="en"/>
+        </w:rPr>
+        <w:t>pemeriksaan</w:t>
+      </w:r>
+      <w:proofErr w:type="spellEnd"/>
+      <w:r>
+        <w:rPr>
+          <w:rFonts w:ascii="Bookman Old Style" w:eastAsia="Bookman Old Style" w:hAnsi="Bookman Old Style" w:cs="Bookman Old Style"/>
+          <w:sz w:val="24"/>
+          <w:szCs w:val="24"/>
+          <w:lang w:val="en"/>
+        </w:rPr>
+        <w:t xml:space="preserve"> dan </w:t>
+      </w:r>
+      <w:proofErr w:type="spellStart"/>
+      <w:r>
+        <w:rPr>
+          <w:rFonts w:ascii="Bookman Old Style" w:eastAsia="Bookman Old Style" w:hAnsi="Bookman Old Style" w:cs="Bookman Old Style"/>
+          <w:sz w:val="24"/>
+          <w:szCs w:val="24"/>
+          <w:lang w:val="en"/>
+        </w:rPr>
+        <w:t>evaluasi</w:t>
+      </w:r>
+      <w:proofErr w:type="spellEnd"/>
+      <w:r>
+        <w:rPr>
+          <w:rFonts w:ascii="Bookman Old Style" w:eastAsia="Bookman Old Style" w:hAnsi="Bookman Old Style" w:cs="Bookman Old Style"/>
+          <w:sz w:val="24"/>
+          <w:szCs w:val="24"/>
+          <w:lang w:val="en"/>
+        </w:rPr>
+        <w:t xml:space="preserve"> </w:t>
+      </w:r>
+      <w:proofErr w:type="spellStart"/>
+      <w:r>
+        <w:rPr>
+          <w:rFonts w:ascii="Bookman Old Style" w:eastAsia="Bookman Old Style" w:hAnsi="Bookman Old Style" w:cs="Bookman Old Style"/>
+          <w:sz w:val="24"/>
+          <w:szCs w:val="24"/>
+          <w:lang w:val="en"/>
+        </w:rPr>
+        <w:t>pekerjaan</w:t>
+      </w:r>
+      <w:proofErr w:type="spellEnd"/>
+      <w:r>
+        <w:rPr>
+          <w:rFonts w:ascii="Bookman Old Style" w:eastAsia="Bookman Old Style" w:hAnsi="Bookman Old Style" w:cs="Bookman Old Style"/>
+          <w:sz w:val="24"/>
+          <w:szCs w:val="24"/>
+          <w:lang w:val="en"/>
+        </w:rPr>
+        <w:t xml:space="preserve"> </w:t>
+      </w:r>
+      <w:proofErr w:type="spellStart"/>
+      <w:r>
+        <w:rPr>
+          <w:rFonts w:ascii="Bookman Old Style" w:eastAsia="Bookman Old Style" w:hAnsi="Bookman Old Style" w:cs="Bookman Old Style"/>
+          <w:sz w:val="24"/>
+          <w:szCs w:val="24"/>
+          <w:lang w:val="en"/>
+        </w:rPr>
+        <w:t>sebagaimana</w:t>
+      </w:r>
+      <w:proofErr w:type="spellEnd"/>
+      <w:r>
+        <w:rPr>
+          <w:rFonts w:ascii="Bookman Old Style" w:eastAsia="Bookman Old Style" w:hAnsi="Bookman Old Style" w:cs="Bookman Old Style"/>
+          <w:sz w:val="24"/>
+          <w:szCs w:val="24"/>
+          <w:lang w:val="en"/>
+        </w:rPr>
+        <w:t xml:space="preserve"> </w:t>
+      </w:r>
+      <w:proofErr w:type="spellStart"/>
+      <w:r>
+        <w:rPr>
+          <w:rFonts w:ascii="Bookman Old Style" w:eastAsia="Bookman Old Style" w:hAnsi="Bookman Old Style" w:cs="Bookman Old Style"/>
+          <w:sz w:val="24"/>
+          <w:szCs w:val="24"/>
+          <w:lang w:val="en"/>
+        </w:rPr>
+        <w:t>tercantum</w:t>
+      </w:r>
+      <w:proofErr w:type="spellEnd"/>
+      <w:r>
+        <w:rPr>
+          <w:rFonts w:ascii="Bookman Old Style" w:eastAsia="Bookman Old Style" w:hAnsi="Bookman Old Style" w:cs="Bookman Old Style"/>
+          <w:sz w:val="24"/>
+          <w:szCs w:val="24"/>
+          <w:lang w:val="en"/>
+        </w:rPr>
+        <w:t xml:space="preserve"> </w:t>
+      </w:r>
+      <w:proofErr w:type="spellStart"/>
+      <w:r>
+        <w:rPr>
+          <w:rFonts w:ascii="Bookman Old Style" w:eastAsia="Bookman Old Style" w:hAnsi="Bookman Old Style" w:cs="Bookman Old Style"/>
+          <w:sz w:val="24"/>
+          <w:szCs w:val="24"/>
+          <w:lang w:val="en"/>
+        </w:rPr>
+        <w:t>dalam</w:t>
+      </w:r>
+      <w:proofErr w:type="spellEnd"/>
+      <w:r>
+        <w:rPr>
+          <w:rFonts w:ascii="Bookman Old Style" w:eastAsia="Bookman Old Style" w:hAnsi="Bookman Old Style" w:cs="Bookman Old Style"/>
+          <w:sz w:val="24"/>
+          <w:szCs w:val="24"/>
+          <w:lang w:val="en"/>
+        </w:rPr>
+        <w:t xml:space="preserve"> </w:t>
+      </w:r>
+      <w:proofErr w:type="spellStart"/>
+      <w:r>
+        <w:rPr>
+          <w:rFonts w:ascii="Bookman Old Style" w:eastAsia="Bookman Old Style" w:hAnsi="Bookman Old Style" w:cs="Bookman Old Style"/>
+          <w:sz w:val="24"/>
+          <w:szCs w:val="24"/>
+          <w:lang w:val="en"/>
+        </w:rPr>
+        <w:t>lampiran</w:t>
+      </w:r>
+      <w:proofErr w:type="spellEnd"/>
+      <w:r>
+        <w:rPr>
+          <w:rFonts w:ascii="Bookman Old Style" w:eastAsia="Bookman Old Style" w:hAnsi="Bookman Old Style" w:cs="Bookman Old Style"/>
+          <w:sz w:val="24"/>
+          <w:szCs w:val="24"/>
+          <w:lang w:val="en"/>
+        </w:rPr>
+        <w:t xml:space="preserve">. </w:t>
       </w:r>
     </w:p>
     <w:p>
@@ -5696,14 +8610,85 @@
           <w:lang w:val="en"/>
         </w:rPr>
       </w:pPr>
-      <w:r>
-        <w:rPr>
-          <w:rFonts w:ascii="Bookman Old Style" w:eastAsia="Bookman Old Style" w:hAnsi="Bookman Old Style" w:cs="Bookman Old Style"/>
-          <w:sz w:val="24"/>
-          <w:szCs w:val="24"/>
-          <w:lang w:val="en"/>
-        </w:rPr>
-        <w:t xml:space="preserve">Berdasarkan angka 2 tersebut di atas, </w:t>
+      <w:proofErr w:type="spellStart"/>
+      <w:r>
+        <w:rPr>
+          <w:rFonts w:ascii="Bookman Old Style" w:eastAsia="Bookman Old Style" w:hAnsi="Bookman Old Style" w:cs="Bookman Old Style"/>
+          <w:sz w:val="24"/>
+          <w:szCs w:val="24"/>
+          <w:lang w:val="en"/>
+        </w:rPr>
+        <w:t>Berdasarkan</w:t>
+      </w:r>
+      <w:proofErr w:type="spellEnd"/>
+      <w:r>
+        <w:rPr>
+          <w:rFonts w:ascii="Bookman Old Style" w:eastAsia="Bookman Old Style" w:hAnsi="Bookman Old Style" w:cs="Bookman Old Style"/>
+          <w:sz w:val="24"/>
+          <w:szCs w:val="24"/>
+          <w:lang w:val="en"/>
+        </w:rPr>
+        <w:t xml:space="preserve"> </w:t>
+      </w:r>
+      <w:proofErr w:type="spellStart"/>
+      <w:r>
+        <w:rPr>
+          <w:rFonts w:ascii="Bookman Old Style" w:eastAsia="Bookman Old Style" w:hAnsi="Bookman Old Style" w:cs="Bookman Old Style"/>
+          <w:sz w:val="24"/>
+          <w:szCs w:val="24"/>
+          <w:lang w:val="en"/>
+        </w:rPr>
+        <w:t>angka</w:t>
+      </w:r>
+      <w:proofErr w:type="spellEnd"/>
+      <w:r>
+        <w:rPr>
+          <w:rFonts w:ascii="Bookman Old Style" w:eastAsia="Bookman Old Style" w:hAnsi="Bookman Old Style" w:cs="Bookman Old Style"/>
+          <w:sz w:val="24"/>
+          <w:szCs w:val="24"/>
+          <w:lang w:val="en"/>
+        </w:rPr>
+        <w:t xml:space="preserve"> 2 </w:t>
+      </w:r>
+      <w:proofErr w:type="spellStart"/>
+      <w:r>
+        <w:rPr>
+          <w:rFonts w:ascii="Bookman Old Style" w:eastAsia="Bookman Old Style" w:hAnsi="Bookman Old Style" w:cs="Bookman Old Style"/>
+          <w:sz w:val="24"/>
+          <w:szCs w:val="24"/>
+          <w:lang w:val="en"/>
+        </w:rPr>
+        <w:t>tersebut</w:t>
+      </w:r>
+      <w:proofErr w:type="spellEnd"/>
+      <w:r>
+        <w:rPr>
+          <w:rFonts w:ascii="Bookman Old Style" w:eastAsia="Bookman Old Style" w:hAnsi="Bookman Old Style" w:cs="Bookman Old Style"/>
+          <w:sz w:val="24"/>
+          <w:szCs w:val="24"/>
+          <w:lang w:val="en"/>
+        </w:rPr>
+        <w:t xml:space="preserve"> di </w:t>
+      </w:r>
+      <w:proofErr w:type="spellStart"/>
+      <w:r>
+        <w:rPr>
+          <w:rFonts w:ascii="Bookman Old Style" w:eastAsia="Bookman Old Style" w:hAnsi="Bookman Old Style" w:cs="Bookman Old Style"/>
+          <w:sz w:val="24"/>
+          <w:szCs w:val="24"/>
+          <w:lang w:val="en"/>
+        </w:rPr>
+        <w:t>atas</w:t>
+      </w:r>
+      <w:proofErr w:type="spellEnd"/>
+      <w:r>
+        <w:rPr>
+          <w:rFonts w:ascii="Bookman Old Style" w:eastAsia="Bookman Old Style" w:hAnsi="Bookman Old Style" w:cs="Bookman Old Style"/>
+          <w:sz w:val="24"/>
+          <w:szCs w:val="24"/>
+          <w:lang w:val="en"/>
+        </w:rPr>
+        <w:t xml:space="preserve">, </w:t>
       </w:r>
       <w:r>
         <w:rPr>
@@ -5723,7 +8708,127 @@
           <w:szCs w:val="24"/>
           <w:lang w:val="en"/>
         </w:rPr>
-        <w:t xml:space="preserve"> menyerahkan seluruh hasil pekerjaan Pendataan Lapangan Sensus Ekonomi 2026 kepada </w:t>
+        <w:t xml:space="preserve"> </w:t>
+      </w:r>
+      <w:proofErr w:type="spellStart"/>
+      <w:r>
+        <w:rPr>
+          <w:rFonts w:ascii="Bookman Old Style" w:eastAsia="Bookman Old Style" w:hAnsi="Bookman Old Style" w:cs="Bookman Old Style"/>
+          <w:sz w:val="24"/>
+          <w:szCs w:val="24"/>
+          <w:lang w:val="en"/>
+        </w:rPr>
+        <w:t>menyerahkan</w:t>
+      </w:r>
+      <w:proofErr w:type="spellEnd"/>
+      <w:r>
+        <w:rPr>
+          <w:rFonts w:ascii="Bookman Old Style" w:eastAsia="Bookman Old Style" w:hAnsi="Bookman Old Style" w:cs="Bookman Old Style"/>
+          <w:sz w:val="24"/>
+          <w:szCs w:val="24"/>
+          <w:lang w:val="en"/>
+        </w:rPr>
+        <w:t xml:space="preserve"> </w:t>
+      </w:r>
+      <w:proofErr w:type="spellStart"/>
+      <w:r>
+        <w:rPr>
+          <w:rFonts w:ascii="Bookman Old Style" w:eastAsia="Bookman Old Style" w:hAnsi="Bookman Old Style" w:cs="Bookman Old Style"/>
+          <w:sz w:val="24"/>
+          <w:szCs w:val="24"/>
+          <w:lang w:val="en"/>
+        </w:rPr>
+        <w:t>seluruh</w:t>
+      </w:r>
+      <w:proofErr w:type="spellEnd"/>
+      <w:r>
+        <w:rPr>
+          <w:rFonts w:ascii="Bookman Old Style" w:eastAsia="Bookman Old Style" w:hAnsi="Bookman Old Style" w:cs="Bookman Old Style"/>
+          <w:sz w:val="24"/>
+          <w:szCs w:val="24"/>
+          <w:lang w:val="en"/>
+        </w:rPr>
+        <w:t xml:space="preserve"> </w:t>
+      </w:r>
+      <w:proofErr w:type="spellStart"/>
+      <w:r>
+        <w:rPr>
+          <w:rFonts w:ascii="Bookman Old Style" w:eastAsia="Bookman Old Style" w:hAnsi="Bookman Old Style" w:cs="Bookman Old Style"/>
+          <w:sz w:val="24"/>
+          <w:szCs w:val="24"/>
+          <w:lang w:val="en"/>
+        </w:rPr>
+        <w:t>hasil</w:t>
+      </w:r>
+      <w:proofErr w:type="spellEnd"/>
+      <w:r>
+        <w:rPr>
+          <w:rFonts w:ascii="Bookman Old Style" w:eastAsia="Bookman Old Style" w:hAnsi="Bookman Old Style" w:cs="Bookman Old Style"/>
+          <w:sz w:val="24"/>
+          <w:szCs w:val="24"/>
+          <w:lang w:val="en"/>
+        </w:rPr>
+        <w:t xml:space="preserve"> </w:t>
+      </w:r>
+      <w:proofErr w:type="spellStart"/>
+      <w:r>
+        <w:rPr>
+          <w:rFonts w:ascii="Bookman Old Style" w:eastAsia="Bookman Old Style" w:hAnsi="Bookman Old Style" w:cs="Bookman Old Style"/>
+          <w:sz w:val="24"/>
+          <w:szCs w:val="24"/>
+          <w:lang w:val="en"/>
+        </w:rPr>
+        <w:t>pekerjaan</w:t>
+      </w:r>
+      <w:proofErr w:type="spellEnd"/>
+      <w:r>
+        <w:rPr>
+          <w:rFonts w:ascii="Bookman Old Style" w:eastAsia="Bookman Old Style" w:hAnsi="Bookman Old Style" w:cs="Bookman Old Style"/>
+          <w:sz w:val="24"/>
+          <w:szCs w:val="24"/>
+          <w:lang w:val="en"/>
+        </w:rPr>
+        <w:t xml:space="preserve"> </w:t>
+      </w:r>
+      <w:proofErr w:type="spellStart"/>
+      <w:r>
+        <w:rPr>
+          <w:rFonts w:ascii="Bookman Old Style" w:eastAsia="Bookman Old Style" w:hAnsi="Bookman Old Style" w:cs="Bookman Old Style"/>
+          <w:sz w:val="24"/>
+          <w:szCs w:val="24"/>
+          <w:lang w:val="en"/>
+        </w:rPr>
+        <w:t>Pendataan</w:t>
+      </w:r>
+      <w:proofErr w:type="spellEnd"/>
+      <w:r>
+        <w:rPr>
+          <w:rFonts w:ascii="Bookman Old Style" w:eastAsia="Bookman Old Style" w:hAnsi="Bookman Old Style" w:cs="Bookman Old Style"/>
+          <w:sz w:val="24"/>
+          <w:szCs w:val="24"/>
+          <w:lang w:val="en"/>
+        </w:rPr>
+        <w:t xml:space="preserve"> Lapangan Sensus Ekonomi 2026 </w:t>
+      </w:r>
+      <w:proofErr w:type="spellStart"/>
+      <w:r>
+        <w:rPr>
+          <w:rFonts w:ascii="Bookman Old Style" w:eastAsia="Bookman Old Style" w:hAnsi="Bookman Old Style" w:cs="Bookman Old Style"/>
+          <w:sz w:val="24"/>
+          <w:szCs w:val="24"/>
+          <w:lang w:val="en"/>
+        </w:rPr>
+        <w:t>kepada</w:t>
+      </w:r>
+      <w:proofErr w:type="spellEnd"/>
+      <w:r>
+        <w:rPr>
+          <w:rFonts w:ascii="Bookman Old Style" w:eastAsia="Bookman Old Style" w:hAnsi="Bookman Old Style" w:cs="Bookman Old Style"/>
+          <w:sz w:val="24"/>
+          <w:szCs w:val="24"/>
+          <w:lang w:val="en"/>
+        </w:rPr>
+        <w:t xml:space="preserve"> </w:t>
       </w:r>
       <w:r>
         <w:rPr>
@@ -5763,7 +8868,167 @@
           <w:szCs w:val="24"/>
           <w:lang w:val="en"/>
         </w:rPr>
-        <w:t xml:space="preserve"> menerima hasil pekerjaan tersebut yang telah sesuai dengan seharusnya;</w:t>
+        <w:t xml:space="preserve"> </w:t>
+      </w:r>
+      <w:proofErr w:type="spellStart"/>
+      <w:r>
+        <w:rPr>
+          <w:rFonts w:ascii="Bookman Old Style" w:eastAsia="Bookman Old Style" w:hAnsi="Bookman Old Style" w:cs="Bookman Old Style"/>
+          <w:sz w:val="24"/>
+          <w:szCs w:val="24"/>
+          <w:lang w:val="en"/>
+        </w:rPr>
+        <w:t>menerima</w:t>
+      </w:r>
+      <w:proofErr w:type="spellEnd"/>
+      <w:r>
+        <w:rPr>
+          <w:rFonts w:ascii="Bookman Old Style" w:eastAsia="Bookman Old Style" w:hAnsi="Bookman Old Style" w:cs="Bookman Old Style"/>
+          <w:sz w:val="24"/>
+          <w:szCs w:val="24"/>
+          <w:lang w:val="en"/>
+        </w:rPr>
+        <w:t xml:space="preserve"> </w:t>
+      </w:r>
+      <w:proofErr w:type="spellStart"/>
+      <w:r>
+        <w:rPr>
+          <w:rFonts w:ascii="Bookman Old Style" w:eastAsia="Bookman Old Style" w:hAnsi="Bookman Old Style" w:cs="Bookman Old Style"/>
+          <w:sz w:val="24"/>
+          <w:szCs w:val="24"/>
+          <w:lang w:val="en"/>
+        </w:rPr>
+        <w:t>hasil</w:t>
+      </w:r>
+      <w:proofErr w:type="spellEnd"/>
+      <w:r>
+        <w:rPr>
+          <w:rFonts w:ascii="Bookman Old Style" w:eastAsia="Bookman Old Style" w:hAnsi="Bookman Old Style" w:cs="Bookman Old Style"/>
+          <w:sz w:val="24"/>
+          <w:szCs w:val="24"/>
+          <w:lang w:val="en"/>
+        </w:rPr>
+        <w:t xml:space="preserve"> </w:t>
+      </w:r>
+      <w:proofErr w:type="spellStart"/>
+      <w:r>
+        <w:rPr>
+          <w:rFonts w:ascii="Bookman Old Style" w:eastAsia="Bookman Old Style" w:hAnsi="Bookman Old Style" w:cs="Bookman Old Style"/>
+          <w:sz w:val="24"/>
+          <w:szCs w:val="24"/>
+          <w:lang w:val="en"/>
+        </w:rPr>
+        <w:t>pekerjaan</w:t>
+      </w:r>
+      <w:proofErr w:type="spellEnd"/>
+      <w:r>
+        <w:rPr>
+          <w:rFonts w:ascii="Bookman Old Style" w:eastAsia="Bookman Old Style" w:hAnsi="Bookman Old Style" w:cs="Bookman Old Style"/>
+          <w:sz w:val="24"/>
+          <w:szCs w:val="24"/>
+          <w:lang w:val="en"/>
+        </w:rPr>
+        <w:t xml:space="preserve"> </w:t>
+      </w:r>
+      <w:proofErr w:type="spellStart"/>
+      <w:r>
+        <w:rPr>
+          <w:rFonts w:ascii="Bookman Old Style" w:eastAsia="Bookman Old Style" w:hAnsi="Bookman Old Style" w:cs="Bookman Old Style"/>
+          <w:sz w:val="24"/>
+          <w:szCs w:val="24"/>
+          <w:lang w:val="en"/>
+        </w:rPr>
+        <w:t>tersebut</w:t>
+      </w:r>
+      <w:proofErr w:type="spellEnd"/>
+      <w:r>
+        <w:rPr>
+          <w:rFonts w:ascii="Bookman Old Style" w:eastAsia="Bookman Old Style" w:hAnsi="Bookman Old Style" w:cs="Bookman Old Style"/>
+          <w:sz w:val="24"/>
+          <w:szCs w:val="24"/>
+          <w:lang w:val="en"/>
+        </w:rPr>
+        <w:t xml:space="preserve"> yang </w:t>
+      </w:r>
+      <w:proofErr w:type="spellStart"/>
+      <w:r>
+        <w:rPr>
+          <w:rFonts w:ascii="Bookman Old Style" w:eastAsia="Bookman Old Style" w:hAnsi="Bookman Old Style" w:cs="Bookman Old Style"/>
+          <w:sz w:val="24"/>
+          <w:szCs w:val="24"/>
+          <w:lang w:val="en"/>
+        </w:rPr>
+        <w:t>telah</w:t>
+      </w:r>
+      <w:proofErr w:type="spellEnd"/>
+      <w:r>
+        <w:rPr>
+          <w:rFonts w:ascii="Bookman Old Style" w:eastAsia="Bookman Old Style" w:hAnsi="Bookman Old Style" w:cs="Bookman Old Style"/>
+          <w:sz w:val="24"/>
+          <w:szCs w:val="24"/>
+          <w:lang w:val="en"/>
+        </w:rPr>
+        <w:t xml:space="preserve"> </w:t>
+      </w:r>
+      <w:proofErr w:type="spellStart"/>
+      <w:r>
+        <w:rPr>
+          <w:rFonts w:ascii="Bookman Old Style" w:eastAsia="Bookman Old Style" w:hAnsi="Bookman Old Style" w:cs="Bookman Old Style"/>
+          <w:sz w:val="24"/>
+          <w:szCs w:val="24"/>
+          <w:lang w:val="en"/>
+        </w:rPr>
+        <w:t>sesuai</w:t>
+      </w:r>
+      <w:proofErr w:type="spellEnd"/>
+      <w:r>
+        <w:rPr>
+          <w:rFonts w:ascii="Bookman Old Style" w:eastAsia="Bookman Old Style" w:hAnsi="Bookman Old Style" w:cs="Bookman Old Style"/>
+          <w:sz w:val="24"/>
+          <w:szCs w:val="24"/>
+          <w:lang w:val="en"/>
+        </w:rPr>
+        <w:t xml:space="preserve"> </w:t>
+      </w:r>
+      <w:proofErr w:type="spellStart"/>
+      <w:r>
+        <w:rPr>
+          <w:rFonts w:ascii="Bookman Old Style" w:eastAsia="Bookman Old Style" w:hAnsi="Bookman Old Style" w:cs="Bookman Old Style"/>
+          <w:sz w:val="24"/>
+          <w:szCs w:val="24"/>
+          <w:lang w:val="en"/>
+        </w:rPr>
+        <w:t>dengan</w:t>
+      </w:r>
+      <w:proofErr w:type="spellEnd"/>
+      <w:r>
+        <w:rPr>
+          <w:rFonts w:ascii="Bookman Old Style" w:eastAsia="Bookman Old Style" w:hAnsi="Bookman Old Style" w:cs="Bookman Old Style"/>
+          <w:sz w:val="24"/>
+          <w:szCs w:val="24"/>
+          <w:lang w:val="en"/>
+        </w:rPr>
+        <w:t xml:space="preserve"> </w:t>
+      </w:r>
+      <w:proofErr w:type="spellStart"/>
+      <w:r>
+        <w:rPr>
+          <w:rFonts w:ascii="Bookman Old Style" w:eastAsia="Bookman Old Style" w:hAnsi="Bookman Old Style" w:cs="Bookman Old Style"/>
+          <w:sz w:val="24"/>
+          <w:szCs w:val="24"/>
+          <w:lang w:val="en"/>
+        </w:rPr>
+        <w:t>seharusnya</w:t>
+      </w:r>
+      <w:proofErr w:type="spellEnd"/>
+      <w:r>
+        <w:rPr>
+          <w:rFonts w:ascii="Bookman Old Style" w:eastAsia="Bookman Old Style" w:hAnsi="Bookman Old Style" w:cs="Bookman Old Style"/>
+          <w:sz w:val="24"/>
+          <w:szCs w:val="24"/>
+          <w:lang w:val="en"/>
+        </w:rPr>
+        <w:t>;</w:t>
       </w:r>
     </w:p>
     <w:p>
@@ -5797,25 +9062,316 @@
           <w:szCs w:val="24"/>
           <w:lang w:val="en"/>
         </w:rPr>
-        <w:t>Hasil pekerjaan Pendataan Lapangan Sensus Ekonomi 2026 sebagaimana dimaksud dalam angka 3, berupa dokumen hasil Pendataan Lapangan Sensus Ekonomi 2026, sejumlah</w:t>
-      </w:r>
-      <w:r>
-        <w:rPr>
-          <w:rFonts w:ascii="Bookman Old Style" w:eastAsia="Bookman Old Style" w:hAnsi="Bookman Old Style" w:cs="Bookman Old Style"/>
-          <w:sz w:val="24"/>
-          <w:szCs w:val="24"/>
-          <w:lang w:val="en"/>
-        </w:rPr>
-        <w:t xml:space="preserve"> {sls_ongoing}</w:t>
-      </w:r>
-      <w:r>
-        <w:rPr>
-          <w:rFonts w:ascii="Bookman Old Style" w:eastAsia="Bookman Old Style" w:hAnsi="Bookman Old Style" w:cs="Bookman Old Style"/>
-          <w:sz w:val="24"/>
-          <w:szCs w:val="24"/>
-          <w:lang w:val="en"/>
-        </w:rPr>
-        <w:t xml:space="preserve"> SLS/Sub-SLS dan/atau usaha besar.</w:t>
+        <w:t xml:space="preserve">Hasil </w:t>
+      </w:r>
+      <w:proofErr w:type="spellStart"/>
+      <w:r>
+        <w:rPr>
+          <w:rFonts w:ascii="Bookman Old Style" w:eastAsia="Bookman Old Style" w:hAnsi="Bookman Old Style" w:cs="Bookman Old Style"/>
+          <w:sz w:val="24"/>
+          <w:szCs w:val="24"/>
+          <w:lang w:val="en"/>
+        </w:rPr>
+        <w:t>pekerjaan</w:t>
+      </w:r>
+      <w:proofErr w:type="spellEnd"/>
+      <w:r>
+        <w:rPr>
+          <w:rFonts w:ascii="Bookman Old Style" w:eastAsia="Bookman Old Style" w:hAnsi="Bookman Old Style" w:cs="Bookman Old Style"/>
+          <w:sz w:val="24"/>
+          <w:szCs w:val="24"/>
+          <w:lang w:val="en"/>
+        </w:rPr>
+        <w:t xml:space="preserve"> </w:t>
+      </w:r>
+      <w:proofErr w:type="spellStart"/>
+      <w:r>
+        <w:rPr>
+          <w:rFonts w:ascii="Bookman Old Style" w:eastAsia="Bookman Old Style" w:hAnsi="Bookman Old Style" w:cs="Bookman Old Style"/>
+          <w:sz w:val="24"/>
+          <w:szCs w:val="24"/>
+          <w:lang w:val="en"/>
+        </w:rPr>
+        <w:t>Pendataan</w:t>
+      </w:r>
+      <w:proofErr w:type="spellEnd"/>
+      <w:r>
+        <w:rPr>
+          <w:rFonts w:ascii="Bookman Old Style" w:eastAsia="Bookman Old Style" w:hAnsi="Bookman Old Style" w:cs="Bookman Old Style"/>
+          <w:sz w:val="24"/>
+          <w:szCs w:val="24"/>
+          <w:lang w:val="en"/>
+        </w:rPr>
+        <w:t xml:space="preserve"> Lapangan Sensus Ekonomi 2026 </w:t>
+      </w:r>
+      <w:proofErr w:type="spellStart"/>
+      <w:r>
+        <w:rPr>
+          <w:rFonts w:ascii="Bookman Old Style" w:eastAsia="Bookman Old Style" w:hAnsi="Bookman Old Style" w:cs="Bookman Old Style"/>
+          <w:sz w:val="24"/>
+          <w:szCs w:val="24"/>
+          <w:lang w:val="en"/>
+        </w:rPr>
+        <w:t>sebagaimana</w:t>
+      </w:r>
+      <w:proofErr w:type="spellEnd"/>
+      <w:r>
+        <w:rPr>
+          <w:rFonts w:ascii="Bookman Old Style" w:eastAsia="Bookman Old Style" w:hAnsi="Bookman Old Style" w:cs="Bookman Old Style"/>
+          <w:sz w:val="24"/>
+          <w:szCs w:val="24"/>
+          <w:lang w:val="en"/>
+        </w:rPr>
+        <w:t xml:space="preserve"> </w:t>
+      </w:r>
+      <w:proofErr w:type="spellStart"/>
+      <w:r>
+        <w:rPr>
+          <w:rFonts w:ascii="Bookman Old Style" w:eastAsia="Bookman Old Style" w:hAnsi="Bookman Old Style" w:cs="Bookman Old Style"/>
+          <w:sz w:val="24"/>
+          <w:szCs w:val="24"/>
+          <w:lang w:val="en"/>
+        </w:rPr>
+        <w:t>dimaksud</w:t>
+      </w:r>
+      <w:proofErr w:type="spellEnd"/>
+      <w:r>
+        <w:rPr>
+          <w:rFonts w:ascii="Bookman Old Style" w:eastAsia="Bookman Old Style" w:hAnsi="Bookman Old Style" w:cs="Bookman Old Style"/>
+          <w:sz w:val="24"/>
+          <w:szCs w:val="24"/>
+          <w:lang w:val="en"/>
+        </w:rPr>
+        <w:t xml:space="preserve"> </w:t>
+      </w:r>
+      <w:proofErr w:type="spellStart"/>
+      <w:r>
+        <w:rPr>
+          <w:rFonts w:ascii="Bookman Old Style" w:eastAsia="Bookman Old Style" w:hAnsi="Bookman Old Style" w:cs="Bookman Old Style"/>
+          <w:sz w:val="24"/>
+          <w:szCs w:val="24"/>
+          <w:lang w:val="en"/>
+        </w:rPr>
+        <w:t>dalam</w:t>
+      </w:r>
+      <w:proofErr w:type="spellEnd"/>
+      <w:r>
+        <w:rPr>
+          <w:rFonts w:ascii="Bookman Old Style" w:eastAsia="Bookman Old Style" w:hAnsi="Bookman Old Style" w:cs="Bookman Old Style"/>
+          <w:sz w:val="24"/>
+          <w:szCs w:val="24"/>
+          <w:lang w:val="en"/>
+        </w:rPr>
+        <w:t xml:space="preserve"> </w:t>
+      </w:r>
+      <w:proofErr w:type="spellStart"/>
+      <w:r>
+        <w:rPr>
+          <w:rFonts w:ascii="Bookman Old Style" w:eastAsia="Bookman Old Style" w:hAnsi="Bookman Old Style" w:cs="Bookman Old Style"/>
+          <w:sz w:val="24"/>
+          <w:szCs w:val="24"/>
+          <w:lang w:val="en"/>
+        </w:rPr>
+        <w:t>angka</w:t>
+      </w:r>
+      <w:proofErr w:type="spellEnd"/>
+      <w:r>
+        <w:rPr>
+          <w:rFonts w:ascii="Bookman Old Style" w:eastAsia="Bookman Old Style" w:hAnsi="Bookman Old Style" w:cs="Bookman Old Style"/>
+          <w:sz w:val="24"/>
+          <w:szCs w:val="24"/>
+          <w:lang w:val="en"/>
+        </w:rPr>
+        <w:t xml:space="preserve"> 3, </w:t>
+      </w:r>
+      <w:proofErr w:type="spellStart"/>
+      <w:r>
+        <w:rPr>
+          <w:rFonts w:ascii="Bookman Old Style" w:eastAsia="Bookman Old Style" w:hAnsi="Bookman Old Style" w:cs="Bookman Old Style"/>
+          <w:sz w:val="24"/>
+          <w:szCs w:val="24"/>
+          <w:lang w:val="en"/>
+        </w:rPr>
+        <w:t>berupa</w:t>
+      </w:r>
+      <w:proofErr w:type="spellEnd"/>
+      <w:r>
+        <w:rPr>
+          <w:rFonts w:ascii="Bookman Old Style" w:eastAsia="Bookman Old Style" w:hAnsi="Bookman Old Style" w:cs="Bookman Old Style"/>
+          <w:sz w:val="24"/>
+          <w:szCs w:val="24"/>
+          <w:lang w:val="en"/>
+        </w:rPr>
+        <w:t xml:space="preserve"> </w:t>
+      </w:r>
+      <w:proofErr w:type="spellStart"/>
+      <w:r>
+        <w:rPr>
+          <w:rFonts w:ascii="Bookman Old Style" w:eastAsia="Bookman Old Style" w:hAnsi="Bookman Old Style" w:cs="Bookman Old Style"/>
+          <w:sz w:val="24"/>
+          <w:szCs w:val="24"/>
+          <w:lang w:val="en"/>
+        </w:rPr>
+        <w:t>dokumen</w:t>
+      </w:r>
+      <w:proofErr w:type="spellEnd"/>
+      <w:r>
+        <w:rPr>
+          <w:rFonts w:ascii="Bookman Old Style" w:eastAsia="Bookman Old Style" w:hAnsi="Bookman Old Style" w:cs="Bookman Old Style"/>
+          <w:sz w:val="24"/>
+          <w:szCs w:val="24"/>
+          <w:lang w:val="en"/>
+        </w:rPr>
+        <w:t xml:space="preserve"> </w:t>
+      </w:r>
+      <w:proofErr w:type="spellStart"/>
+      <w:r>
+        <w:rPr>
+          <w:rFonts w:ascii="Bookman Old Style" w:eastAsia="Bookman Old Style" w:hAnsi="Bookman Old Style" w:cs="Bookman Old Style"/>
+          <w:sz w:val="24"/>
+          <w:szCs w:val="24"/>
+          <w:lang w:val="en"/>
+        </w:rPr>
+        <w:t>hasil</w:t>
+      </w:r>
+      <w:proofErr w:type="spellEnd"/>
+      <w:r>
+        <w:rPr>
+          <w:rFonts w:ascii="Bookman Old Style" w:eastAsia="Bookman Old Style" w:hAnsi="Bookman Old Style" w:cs="Bookman Old Style"/>
+          <w:sz w:val="24"/>
+          <w:szCs w:val="24"/>
+          <w:lang w:val="en"/>
+        </w:rPr>
+        <w:t xml:space="preserve"> </w:t>
+      </w:r>
+      <w:proofErr w:type="spellStart"/>
+      <w:r>
+        <w:rPr>
+          <w:rFonts w:ascii="Bookman Old Style" w:eastAsia="Bookman Old Style" w:hAnsi="Bookman Old Style" w:cs="Bookman Old Style"/>
+          <w:sz w:val="24"/>
+          <w:szCs w:val="24"/>
+          <w:lang w:val="en"/>
+        </w:rPr>
+        <w:t>Pendataan</w:t>
+      </w:r>
+      <w:proofErr w:type="spellEnd"/>
+      <w:r>
+        <w:rPr>
+          <w:rFonts w:ascii="Bookman Old Style" w:eastAsia="Bookman Old Style" w:hAnsi="Bookman Old Style" w:cs="Bookman Old Style"/>
+          <w:sz w:val="24"/>
+          <w:szCs w:val="24"/>
+          <w:lang w:val="en"/>
+        </w:rPr>
+        <w:t xml:space="preserve"> Lapangan Sensus Ekonomi 2026, </w:t>
+      </w:r>
+      <w:proofErr w:type="spellStart"/>
+      <w:r>
+        <w:rPr>
+          <w:rFonts w:ascii="Bookman Old Style" w:eastAsia="Bookman Old Style" w:hAnsi="Bookman Old Style" w:cs="Bookman Old Style"/>
+          <w:sz w:val="24"/>
+          <w:szCs w:val="24"/>
+          <w:lang w:val="en"/>
+        </w:rPr>
+        <w:t>sejumlah</w:t>
+      </w:r>
+      <w:proofErr w:type="spellEnd"/>
+      <w:r>
+        <w:rPr>
+          <w:rFonts w:ascii="Bookman Old Style" w:eastAsia="Bookman Old Style" w:hAnsi="Bookman Old Style" w:cs="Bookman Old Style"/>
+          <w:sz w:val="24"/>
+          <w:szCs w:val="24"/>
+          <w:lang w:val="en"/>
+        </w:rPr>
+        <w:t xml:space="preserve"> {</w:t>
+      </w:r>
+      <w:proofErr w:type="spellStart"/>
+      <w:r>
+        <w:rPr>
+          <w:rFonts w:ascii="Bookman Old Style" w:eastAsia="Bookman Old Style" w:hAnsi="Bookman Old Style" w:cs="Bookman Old Style"/>
+          <w:sz w:val="24"/>
+          <w:szCs w:val="24"/>
+          <w:lang w:val="en"/>
+        </w:rPr>
+        <w:t>sls_ongoing</w:t>
+      </w:r>
+      <w:proofErr w:type="spellEnd"/>
+      <w:r>
+        <w:rPr>
+          <w:rFonts w:ascii="Bookman Old Style" w:eastAsia="Bookman Old Style" w:hAnsi="Bookman Old Style" w:cs="Bookman Old Style"/>
+          <w:sz w:val="24"/>
+          <w:szCs w:val="24"/>
+          <w:lang w:val="en"/>
+        </w:rPr>
+        <w:t>}</w:t>
+      </w:r>
+      <w:r>
+        <w:rPr>
+          <w:rFonts w:ascii="Bookman Old Style" w:eastAsia="Bookman Old Style" w:hAnsi="Bookman Old Style" w:cs="Bookman Old Style"/>
+          <w:sz w:val="24"/>
+          <w:szCs w:val="24"/>
+          <w:lang w:val="en"/>
+        </w:rPr>
+        <w:t xml:space="preserve"> SLS/Sub-SLS dan/</w:t>
+      </w:r>
+      <w:proofErr w:type="spellStart"/>
+      <w:r>
+        <w:rPr>
+          <w:rFonts w:ascii="Bookman Old Style" w:eastAsia="Bookman Old Style" w:hAnsi="Bookman Old Style" w:cs="Bookman Old Style"/>
+          <w:sz w:val="24"/>
+          <w:szCs w:val="24"/>
+          <w:lang w:val="en"/>
+        </w:rPr>
+        <w:t>atau</w:t>
+      </w:r>
+      <w:proofErr w:type="spellEnd"/>
+      <w:r>
+        <w:rPr>
+          <w:rFonts w:ascii="Bookman Old Style" w:eastAsia="Bookman Old Style" w:hAnsi="Bookman Old Style" w:cs="Bookman Old Style"/>
+          <w:sz w:val="24"/>
+          <w:szCs w:val="24"/>
+          <w:lang w:val="en"/>
+        </w:rPr>
+        <w:t xml:space="preserve"> </w:t>
+      </w:r>
+      <w:proofErr w:type="spellStart"/>
+      <w:r>
+        <w:rPr>
+          <w:rFonts w:ascii="Bookman Old Style" w:eastAsia="Bookman Old Style" w:hAnsi="Bookman Old Style" w:cs="Bookman Old Style"/>
+          <w:sz w:val="24"/>
+          <w:szCs w:val="24"/>
+          <w:lang w:val="en"/>
+        </w:rPr>
+        <w:t>usaha</w:t>
+      </w:r>
+      <w:proofErr w:type="spellEnd"/>
+      <w:r>
+        <w:rPr>
+          <w:rFonts w:ascii="Bookman Old Style" w:eastAsia="Bookman Old Style" w:hAnsi="Bookman Old Style" w:cs="Bookman Old Style"/>
+          <w:sz w:val="24"/>
+          <w:szCs w:val="24"/>
+          <w:lang w:val="en"/>
+        </w:rPr>
+        <w:t xml:space="preserve"> </w:t>
+      </w:r>
+      <w:proofErr w:type="spellStart"/>
+      <w:r>
+        <w:rPr>
+          <w:rFonts w:ascii="Bookman Old Style" w:eastAsia="Bookman Old Style" w:hAnsi="Bookman Old Style" w:cs="Bookman Old Style"/>
+          <w:sz w:val="24"/>
+          <w:szCs w:val="24"/>
+          <w:lang w:val="en"/>
+        </w:rPr>
+        <w:t>besar</w:t>
+      </w:r>
+      <w:proofErr w:type="spellEnd"/>
+      <w:r>
+        <w:rPr>
+          <w:rFonts w:ascii="Bookman Old Style" w:eastAsia="Bookman Old Style" w:hAnsi="Bookman Old Style" w:cs="Bookman Old Style"/>
+          <w:sz w:val="24"/>
+          <w:szCs w:val="24"/>
+          <w:lang w:val="en"/>
+        </w:rPr>
+        <w:t>.</w:t>
       </w:r>
     </w:p>
     <w:p>
@@ -5849,7 +9405,407 @@
           <w:szCs w:val="24"/>
           <w:lang w:val="en"/>
         </w:rPr>
-        <w:t xml:space="preserve">Hasil pekerjaan pendataan sebagaimana dimaksud pada angka 4 yang memerlukan pemeriksaan lanjutan, akan dilakukan pengecekan, perubahan, dan/atau kunjungan kembali ke lapangan merujuk pada perjanjian yang ditandatangani oleh </w:t>
+        <w:t xml:space="preserve">Hasil </w:t>
+      </w:r>
+      <w:proofErr w:type="spellStart"/>
+      <w:r>
+        <w:rPr>
+          <w:rFonts w:ascii="Bookman Old Style" w:eastAsia="Bookman Old Style" w:hAnsi="Bookman Old Style" w:cs="Bookman Old Style"/>
+          <w:sz w:val="24"/>
+          <w:szCs w:val="24"/>
+          <w:lang w:val="en"/>
+        </w:rPr>
+        <w:t>pekerjaan</w:t>
+      </w:r>
+      <w:proofErr w:type="spellEnd"/>
+      <w:r>
+        <w:rPr>
+          <w:rFonts w:ascii="Bookman Old Style" w:eastAsia="Bookman Old Style" w:hAnsi="Bookman Old Style" w:cs="Bookman Old Style"/>
+          <w:sz w:val="24"/>
+          <w:szCs w:val="24"/>
+          <w:lang w:val="en"/>
+        </w:rPr>
+        <w:t xml:space="preserve"> </w:t>
+      </w:r>
+      <w:proofErr w:type="spellStart"/>
+      <w:r>
+        <w:rPr>
+          <w:rFonts w:ascii="Bookman Old Style" w:eastAsia="Bookman Old Style" w:hAnsi="Bookman Old Style" w:cs="Bookman Old Style"/>
+          <w:sz w:val="24"/>
+          <w:szCs w:val="24"/>
+          <w:lang w:val="en"/>
+        </w:rPr>
+        <w:t>pendataan</w:t>
+      </w:r>
+      <w:proofErr w:type="spellEnd"/>
+      <w:r>
+        <w:rPr>
+          <w:rFonts w:ascii="Bookman Old Style" w:eastAsia="Bookman Old Style" w:hAnsi="Bookman Old Style" w:cs="Bookman Old Style"/>
+          <w:sz w:val="24"/>
+          <w:szCs w:val="24"/>
+          <w:lang w:val="en"/>
+        </w:rPr>
+        <w:t xml:space="preserve"> </w:t>
+      </w:r>
+      <w:proofErr w:type="spellStart"/>
+      <w:r>
+        <w:rPr>
+          <w:rFonts w:ascii="Bookman Old Style" w:eastAsia="Bookman Old Style" w:hAnsi="Bookman Old Style" w:cs="Bookman Old Style"/>
+          <w:sz w:val="24"/>
+          <w:szCs w:val="24"/>
+          <w:lang w:val="en"/>
+        </w:rPr>
+        <w:t>sebagaimana</w:t>
+      </w:r>
+      <w:proofErr w:type="spellEnd"/>
+      <w:r>
+        <w:rPr>
+          <w:rFonts w:ascii="Bookman Old Style" w:eastAsia="Bookman Old Style" w:hAnsi="Bookman Old Style" w:cs="Bookman Old Style"/>
+          <w:sz w:val="24"/>
+          <w:szCs w:val="24"/>
+          <w:lang w:val="en"/>
+        </w:rPr>
+        <w:t xml:space="preserve"> </w:t>
+      </w:r>
+      <w:proofErr w:type="spellStart"/>
+      <w:r>
+        <w:rPr>
+          <w:rFonts w:ascii="Bookman Old Style" w:eastAsia="Bookman Old Style" w:hAnsi="Bookman Old Style" w:cs="Bookman Old Style"/>
+          <w:sz w:val="24"/>
+          <w:szCs w:val="24"/>
+          <w:lang w:val="en"/>
+        </w:rPr>
+        <w:t>dimaksud</w:t>
+      </w:r>
+      <w:proofErr w:type="spellEnd"/>
+      <w:r>
+        <w:rPr>
+          <w:rFonts w:ascii="Bookman Old Style" w:eastAsia="Bookman Old Style" w:hAnsi="Bookman Old Style" w:cs="Bookman Old Style"/>
+          <w:sz w:val="24"/>
+          <w:szCs w:val="24"/>
+          <w:lang w:val="en"/>
+        </w:rPr>
+        <w:t xml:space="preserve"> pada </w:t>
+      </w:r>
+      <w:proofErr w:type="spellStart"/>
+      <w:r>
+        <w:rPr>
+          <w:rFonts w:ascii="Bookman Old Style" w:eastAsia="Bookman Old Style" w:hAnsi="Bookman Old Style" w:cs="Bookman Old Style"/>
+          <w:sz w:val="24"/>
+          <w:szCs w:val="24"/>
+          <w:lang w:val="en"/>
+        </w:rPr>
+        <w:t>angka</w:t>
+      </w:r>
+      <w:proofErr w:type="spellEnd"/>
+      <w:r>
+        <w:rPr>
+          <w:rFonts w:ascii="Bookman Old Style" w:eastAsia="Bookman Old Style" w:hAnsi="Bookman Old Style" w:cs="Bookman Old Style"/>
+          <w:sz w:val="24"/>
+          <w:szCs w:val="24"/>
+          <w:lang w:val="en"/>
+        </w:rPr>
+        <w:t xml:space="preserve"> 4 yang </w:t>
+      </w:r>
+      <w:proofErr w:type="spellStart"/>
+      <w:r>
+        <w:rPr>
+          <w:rFonts w:ascii="Bookman Old Style" w:eastAsia="Bookman Old Style" w:hAnsi="Bookman Old Style" w:cs="Bookman Old Style"/>
+          <w:sz w:val="24"/>
+          <w:szCs w:val="24"/>
+          <w:lang w:val="en"/>
+        </w:rPr>
+        <w:t>memerlukan</w:t>
+      </w:r>
+      <w:proofErr w:type="spellEnd"/>
+      <w:r>
+        <w:rPr>
+          <w:rFonts w:ascii="Bookman Old Style" w:eastAsia="Bookman Old Style" w:hAnsi="Bookman Old Style" w:cs="Bookman Old Style"/>
+          <w:sz w:val="24"/>
+          <w:szCs w:val="24"/>
+          <w:lang w:val="en"/>
+        </w:rPr>
+        <w:t xml:space="preserve"> </w:t>
+      </w:r>
+      <w:proofErr w:type="spellStart"/>
+      <w:r>
+        <w:rPr>
+          <w:rFonts w:ascii="Bookman Old Style" w:eastAsia="Bookman Old Style" w:hAnsi="Bookman Old Style" w:cs="Bookman Old Style"/>
+          <w:sz w:val="24"/>
+          <w:szCs w:val="24"/>
+          <w:lang w:val="en"/>
+        </w:rPr>
+        <w:t>pemeriksaan</w:t>
+      </w:r>
+      <w:proofErr w:type="spellEnd"/>
+      <w:r>
+        <w:rPr>
+          <w:rFonts w:ascii="Bookman Old Style" w:eastAsia="Bookman Old Style" w:hAnsi="Bookman Old Style" w:cs="Bookman Old Style"/>
+          <w:sz w:val="24"/>
+          <w:szCs w:val="24"/>
+          <w:lang w:val="en"/>
+        </w:rPr>
+        <w:t xml:space="preserve"> </w:t>
+      </w:r>
+      <w:proofErr w:type="spellStart"/>
+      <w:r>
+        <w:rPr>
+          <w:rFonts w:ascii="Bookman Old Style" w:eastAsia="Bookman Old Style" w:hAnsi="Bookman Old Style" w:cs="Bookman Old Style"/>
+          <w:sz w:val="24"/>
+          <w:szCs w:val="24"/>
+          <w:lang w:val="en"/>
+        </w:rPr>
+        <w:t>lanjutan</w:t>
+      </w:r>
+      <w:proofErr w:type="spellEnd"/>
+      <w:r>
+        <w:rPr>
+          <w:rFonts w:ascii="Bookman Old Style" w:eastAsia="Bookman Old Style" w:hAnsi="Bookman Old Style" w:cs="Bookman Old Style"/>
+          <w:sz w:val="24"/>
+          <w:szCs w:val="24"/>
+          <w:lang w:val="en"/>
+        </w:rPr>
+        <w:t xml:space="preserve">, </w:t>
+      </w:r>
+      <w:proofErr w:type="spellStart"/>
+      <w:r>
+        <w:rPr>
+          <w:rFonts w:ascii="Bookman Old Style" w:eastAsia="Bookman Old Style" w:hAnsi="Bookman Old Style" w:cs="Bookman Old Style"/>
+          <w:sz w:val="24"/>
+          <w:szCs w:val="24"/>
+          <w:lang w:val="en"/>
+        </w:rPr>
+        <w:t>akan</w:t>
+      </w:r>
+      <w:proofErr w:type="spellEnd"/>
+      <w:r>
+        <w:rPr>
+          <w:rFonts w:ascii="Bookman Old Style" w:eastAsia="Bookman Old Style" w:hAnsi="Bookman Old Style" w:cs="Bookman Old Style"/>
+          <w:sz w:val="24"/>
+          <w:szCs w:val="24"/>
+          <w:lang w:val="en"/>
+        </w:rPr>
+        <w:t xml:space="preserve"> </w:t>
+      </w:r>
+      <w:proofErr w:type="spellStart"/>
+      <w:r>
+        <w:rPr>
+          <w:rFonts w:ascii="Bookman Old Style" w:eastAsia="Bookman Old Style" w:hAnsi="Bookman Old Style" w:cs="Bookman Old Style"/>
+          <w:sz w:val="24"/>
+          <w:szCs w:val="24"/>
+          <w:lang w:val="en"/>
+        </w:rPr>
+        <w:t>dilakukan</w:t>
+      </w:r>
+      <w:proofErr w:type="spellEnd"/>
+      <w:r>
+        <w:rPr>
+          <w:rFonts w:ascii="Bookman Old Style" w:eastAsia="Bookman Old Style" w:hAnsi="Bookman Old Style" w:cs="Bookman Old Style"/>
+          <w:sz w:val="24"/>
+          <w:szCs w:val="24"/>
+          <w:lang w:val="en"/>
+        </w:rPr>
+        <w:t xml:space="preserve"> </w:t>
+      </w:r>
+      <w:proofErr w:type="spellStart"/>
+      <w:r>
+        <w:rPr>
+          <w:rFonts w:ascii="Bookman Old Style" w:eastAsia="Bookman Old Style" w:hAnsi="Bookman Old Style" w:cs="Bookman Old Style"/>
+          <w:sz w:val="24"/>
+          <w:szCs w:val="24"/>
+          <w:lang w:val="en"/>
+        </w:rPr>
+        <w:t>pengecekan</w:t>
+      </w:r>
+      <w:proofErr w:type="spellEnd"/>
+      <w:r>
+        <w:rPr>
+          <w:rFonts w:ascii="Bookman Old Style" w:eastAsia="Bookman Old Style" w:hAnsi="Bookman Old Style" w:cs="Bookman Old Style"/>
+          <w:sz w:val="24"/>
+          <w:szCs w:val="24"/>
+          <w:lang w:val="en"/>
+        </w:rPr>
+        <w:t xml:space="preserve">, </w:t>
+      </w:r>
+      <w:proofErr w:type="spellStart"/>
+      <w:r>
+        <w:rPr>
+          <w:rFonts w:ascii="Bookman Old Style" w:eastAsia="Bookman Old Style" w:hAnsi="Bookman Old Style" w:cs="Bookman Old Style"/>
+          <w:sz w:val="24"/>
+          <w:szCs w:val="24"/>
+          <w:lang w:val="en"/>
+        </w:rPr>
+        <w:t>perubahan</w:t>
+      </w:r>
+      <w:proofErr w:type="spellEnd"/>
+      <w:r>
+        <w:rPr>
+          <w:rFonts w:ascii="Bookman Old Style" w:eastAsia="Bookman Old Style" w:hAnsi="Bookman Old Style" w:cs="Bookman Old Style"/>
+          <w:sz w:val="24"/>
+          <w:szCs w:val="24"/>
+          <w:lang w:val="en"/>
+        </w:rPr>
+        <w:t>, dan/</w:t>
+      </w:r>
+      <w:proofErr w:type="spellStart"/>
+      <w:r>
+        <w:rPr>
+          <w:rFonts w:ascii="Bookman Old Style" w:eastAsia="Bookman Old Style" w:hAnsi="Bookman Old Style" w:cs="Bookman Old Style"/>
+          <w:sz w:val="24"/>
+          <w:szCs w:val="24"/>
+          <w:lang w:val="en"/>
+        </w:rPr>
+        <w:t>atau</w:t>
+      </w:r>
+      <w:proofErr w:type="spellEnd"/>
+      <w:r>
+        <w:rPr>
+          <w:rFonts w:ascii="Bookman Old Style" w:eastAsia="Bookman Old Style" w:hAnsi="Bookman Old Style" w:cs="Bookman Old Style"/>
+          <w:sz w:val="24"/>
+          <w:szCs w:val="24"/>
+          <w:lang w:val="en"/>
+        </w:rPr>
+        <w:t xml:space="preserve"> </w:t>
+      </w:r>
+      <w:proofErr w:type="spellStart"/>
+      <w:r>
+        <w:rPr>
+          <w:rFonts w:ascii="Bookman Old Style" w:eastAsia="Bookman Old Style" w:hAnsi="Bookman Old Style" w:cs="Bookman Old Style"/>
+          <w:sz w:val="24"/>
+          <w:szCs w:val="24"/>
+          <w:lang w:val="en"/>
+        </w:rPr>
+        <w:t>kunjungan</w:t>
+      </w:r>
+      <w:proofErr w:type="spellEnd"/>
+      <w:r>
+        <w:rPr>
+          <w:rFonts w:ascii="Bookman Old Style" w:eastAsia="Bookman Old Style" w:hAnsi="Bookman Old Style" w:cs="Bookman Old Style"/>
+          <w:sz w:val="24"/>
+          <w:szCs w:val="24"/>
+          <w:lang w:val="en"/>
+        </w:rPr>
+        <w:t xml:space="preserve"> </w:t>
+      </w:r>
+      <w:proofErr w:type="spellStart"/>
+      <w:r>
+        <w:rPr>
+          <w:rFonts w:ascii="Bookman Old Style" w:eastAsia="Bookman Old Style" w:hAnsi="Bookman Old Style" w:cs="Bookman Old Style"/>
+          <w:sz w:val="24"/>
+          <w:szCs w:val="24"/>
+          <w:lang w:val="en"/>
+        </w:rPr>
+        <w:t>kembali</w:t>
+      </w:r>
+      <w:proofErr w:type="spellEnd"/>
+      <w:r>
+        <w:rPr>
+          <w:rFonts w:ascii="Bookman Old Style" w:eastAsia="Bookman Old Style" w:hAnsi="Bookman Old Style" w:cs="Bookman Old Style"/>
+          <w:sz w:val="24"/>
+          <w:szCs w:val="24"/>
+          <w:lang w:val="en"/>
+        </w:rPr>
+        <w:t xml:space="preserve"> </w:t>
+      </w:r>
+      <w:proofErr w:type="spellStart"/>
+      <w:r>
+        <w:rPr>
+          <w:rFonts w:ascii="Bookman Old Style" w:eastAsia="Bookman Old Style" w:hAnsi="Bookman Old Style" w:cs="Bookman Old Style"/>
+          <w:sz w:val="24"/>
+          <w:szCs w:val="24"/>
+          <w:lang w:val="en"/>
+        </w:rPr>
+        <w:t>ke</w:t>
+      </w:r>
+      <w:proofErr w:type="spellEnd"/>
+      <w:r>
+        <w:rPr>
+          <w:rFonts w:ascii="Bookman Old Style" w:eastAsia="Bookman Old Style" w:hAnsi="Bookman Old Style" w:cs="Bookman Old Style"/>
+          <w:sz w:val="24"/>
+          <w:szCs w:val="24"/>
+          <w:lang w:val="en"/>
+        </w:rPr>
+        <w:t xml:space="preserve"> </w:t>
+      </w:r>
+      <w:proofErr w:type="spellStart"/>
+      <w:r>
+        <w:rPr>
+          <w:rFonts w:ascii="Bookman Old Style" w:eastAsia="Bookman Old Style" w:hAnsi="Bookman Old Style" w:cs="Bookman Old Style"/>
+          <w:sz w:val="24"/>
+          <w:szCs w:val="24"/>
+          <w:lang w:val="en"/>
+        </w:rPr>
+        <w:t>lapangan</w:t>
+      </w:r>
+      <w:proofErr w:type="spellEnd"/>
+      <w:r>
+        <w:rPr>
+          <w:rFonts w:ascii="Bookman Old Style" w:eastAsia="Bookman Old Style" w:hAnsi="Bookman Old Style" w:cs="Bookman Old Style"/>
+          <w:sz w:val="24"/>
+          <w:szCs w:val="24"/>
+          <w:lang w:val="en"/>
+        </w:rPr>
+        <w:t xml:space="preserve"> </w:t>
+      </w:r>
+      <w:proofErr w:type="spellStart"/>
+      <w:r>
+        <w:rPr>
+          <w:rFonts w:ascii="Bookman Old Style" w:eastAsia="Bookman Old Style" w:hAnsi="Bookman Old Style" w:cs="Bookman Old Style"/>
+          <w:sz w:val="24"/>
+          <w:szCs w:val="24"/>
+          <w:lang w:val="en"/>
+        </w:rPr>
+        <w:t>merujuk</w:t>
+      </w:r>
+      <w:proofErr w:type="spellEnd"/>
+      <w:r>
+        <w:rPr>
+          <w:rFonts w:ascii="Bookman Old Style" w:eastAsia="Bookman Old Style" w:hAnsi="Bookman Old Style" w:cs="Bookman Old Style"/>
+          <w:sz w:val="24"/>
+          <w:szCs w:val="24"/>
+          <w:lang w:val="en"/>
+        </w:rPr>
+        <w:t xml:space="preserve"> pada </w:t>
+      </w:r>
+      <w:proofErr w:type="spellStart"/>
+      <w:r>
+        <w:rPr>
+          <w:rFonts w:ascii="Bookman Old Style" w:eastAsia="Bookman Old Style" w:hAnsi="Bookman Old Style" w:cs="Bookman Old Style"/>
+          <w:sz w:val="24"/>
+          <w:szCs w:val="24"/>
+          <w:lang w:val="en"/>
+        </w:rPr>
+        <w:t>perjanjian</w:t>
+      </w:r>
+      <w:proofErr w:type="spellEnd"/>
+      <w:r>
+        <w:rPr>
+          <w:rFonts w:ascii="Bookman Old Style" w:eastAsia="Bookman Old Style" w:hAnsi="Bookman Old Style" w:cs="Bookman Old Style"/>
+          <w:sz w:val="24"/>
+          <w:szCs w:val="24"/>
+          <w:lang w:val="en"/>
+        </w:rPr>
+        <w:t xml:space="preserve"> yang </w:t>
+      </w:r>
+      <w:proofErr w:type="spellStart"/>
+      <w:r>
+        <w:rPr>
+          <w:rFonts w:ascii="Bookman Old Style" w:eastAsia="Bookman Old Style" w:hAnsi="Bookman Old Style" w:cs="Bookman Old Style"/>
+          <w:sz w:val="24"/>
+          <w:szCs w:val="24"/>
+          <w:lang w:val="en"/>
+        </w:rPr>
+        <w:t>ditandatangani</w:t>
+      </w:r>
+      <w:proofErr w:type="spellEnd"/>
+      <w:r>
+        <w:rPr>
+          <w:rFonts w:ascii="Bookman Old Style" w:eastAsia="Bookman Old Style" w:hAnsi="Bookman Old Style" w:cs="Bookman Old Style"/>
+          <w:sz w:val="24"/>
+          <w:szCs w:val="24"/>
+          <w:lang w:val="en"/>
+        </w:rPr>
+        <w:t xml:space="preserve"> oleh </w:t>
       </w:r>
       <w:r>
         <w:rPr>
@@ -5907,14 +9863,45 @@
         </w:rPr>
         <w:t xml:space="preserve">PIHAK KEDUA </w:t>
       </w:r>
-      <w:r>
-        <w:rPr>
-          <w:rFonts w:ascii="Bookman Old Style" w:eastAsia="Bookman Old Style" w:hAnsi="Bookman Old Style" w:cs="Bookman Old Style"/>
-          <w:sz w:val="24"/>
-          <w:szCs w:val="24"/>
-          <w:lang w:val="en"/>
-        </w:rPr>
-        <w:t xml:space="preserve">menghapus Aplikasi </w:t>
+      <w:proofErr w:type="spellStart"/>
+      <w:r>
+        <w:rPr>
+          <w:rFonts w:ascii="Bookman Old Style" w:eastAsia="Bookman Old Style" w:hAnsi="Bookman Old Style" w:cs="Bookman Old Style"/>
+          <w:sz w:val="24"/>
+          <w:szCs w:val="24"/>
+          <w:lang w:val="en"/>
+        </w:rPr>
+        <w:t>menghapus</w:t>
+      </w:r>
+      <w:proofErr w:type="spellEnd"/>
+      <w:r>
+        <w:rPr>
+          <w:rFonts w:ascii="Bookman Old Style" w:eastAsia="Bookman Old Style" w:hAnsi="Bookman Old Style" w:cs="Bookman Old Style"/>
+          <w:sz w:val="24"/>
+          <w:szCs w:val="24"/>
+          <w:lang w:val="en"/>
+        </w:rPr>
+        <w:t xml:space="preserve"> </w:t>
+      </w:r>
+      <w:proofErr w:type="spellStart"/>
+      <w:r>
+        <w:rPr>
+          <w:rFonts w:ascii="Bookman Old Style" w:eastAsia="Bookman Old Style" w:hAnsi="Bookman Old Style" w:cs="Bookman Old Style"/>
+          <w:sz w:val="24"/>
+          <w:szCs w:val="24"/>
+          <w:lang w:val="en"/>
+        </w:rPr>
+        <w:t>Aplikasi</w:t>
+      </w:r>
+      <w:proofErr w:type="spellEnd"/>
+      <w:r>
+        <w:rPr>
+          <w:rFonts w:ascii="Bookman Old Style" w:eastAsia="Bookman Old Style" w:hAnsi="Bookman Old Style" w:cs="Bookman Old Style"/>
+          <w:sz w:val="24"/>
+          <w:szCs w:val="24"/>
+          <w:lang w:val="en"/>
+        </w:rPr>
+        <w:t xml:space="preserve"> </w:t>
       </w:r>
       <w:r>
         <w:rPr>
@@ -5934,7 +9921,67 @@
           <w:szCs w:val="24"/>
           <w:lang w:val="en"/>
         </w:rPr>
-        <w:t xml:space="preserve"> dan data hasil Pendataan Lapangan Sensus Ekonomi 2026 pada perangkat handphone </w:t>
+        <w:t xml:space="preserve"> dan data </w:t>
+      </w:r>
+      <w:proofErr w:type="spellStart"/>
+      <w:r>
+        <w:rPr>
+          <w:rFonts w:ascii="Bookman Old Style" w:eastAsia="Bookman Old Style" w:hAnsi="Bookman Old Style" w:cs="Bookman Old Style"/>
+          <w:sz w:val="24"/>
+          <w:szCs w:val="24"/>
+          <w:lang w:val="en"/>
+        </w:rPr>
+        <w:t>hasil</w:t>
+      </w:r>
+      <w:proofErr w:type="spellEnd"/>
+      <w:r>
+        <w:rPr>
+          <w:rFonts w:ascii="Bookman Old Style" w:eastAsia="Bookman Old Style" w:hAnsi="Bookman Old Style" w:cs="Bookman Old Style"/>
+          <w:sz w:val="24"/>
+          <w:szCs w:val="24"/>
+          <w:lang w:val="en"/>
+        </w:rPr>
+        <w:t xml:space="preserve"> </w:t>
+      </w:r>
+      <w:proofErr w:type="spellStart"/>
+      <w:r>
+        <w:rPr>
+          <w:rFonts w:ascii="Bookman Old Style" w:eastAsia="Bookman Old Style" w:hAnsi="Bookman Old Style" w:cs="Bookman Old Style"/>
+          <w:sz w:val="24"/>
+          <w:szCs w:val="24"/>
+          <w:lang w:val="en"/>
+        </w:rPr>
+        <w:t>Pendataan</w:t>
+      </w:r>
+      <w:proofErr w:type="spellEnd"/>
+      <w:r>
+        <w:rPr>
+          <w:rFonts w:ascii="Bookman Old Style" w:eastAsia="Bookman Old Style" w:hAnsi="Bookman Old Style" w:cs="Bookman Old Style"/>
+          <w:sz w:val="24"/>
+          <w:szCs w:val="24"/>
+          <w:lang w:val="en"/>
+        </w:rPr>
+        <w:t xml:space="preserve"> Lapangan Sensus Ekonomi 2026 pada </w:t>
+      </w:r>
+      <w:proofErr w:type="spellStart"/>
+      <w:r>
+        <w:rPr>
+          <w:rFonts w:ascii="Bookman Old Style" w:eastAsia="Bookman Old Style" w:hAnsi="Bookman Old Style" w:cs="Bookman Old Style"/>
+          <w:sz w:val="24"/>
+          <w:szCs w:val="24"/>
+          <w:lang w:val="en"/>
+        </w:rPr>
+        <w:t>perangkat</w:t>
+      </w:r>
+      <w:proofErr w:type="spellEnd"/>
+      <w:r>
+        <w:rPr>
+          <w:rFonts w:ascii="Bookman Old Style" w:eastAsia="Bookman Old Style" w:hAnsi="Bookman Old Style" w:cs="Bookman Old Style"/>
+          <w:sz w:val="24"/>
+          <w:szCs w:val="24"/>
+          <w:lang w:val="en"/>
+        </w:rPr>
+        <w:t xml:space="preserve"> handphone </w:t>
       </w:r>
       <w:r>
         <w:rPr>
@@ -5954,7 +10001,87 @@
           <w:szCs w:val="24"/>
           <w:lang w:val="en"/>
         </w:rPr>
-        <w:t xml:space="preserve"> disaksikan oleh pegawai BPS Kabupaten/Kota yang ditunjuk oleh </w:t>
+        <w:t xml:space="preserve"> </w:t>
+      </w:r>
+      <w:proofErr w:type="spellStart"/>
+      <w:r>
+        <w:rPr>
+          <w:rFonts w:ascii="Bookman Old Style" w:eastAsia="Bookman Old Style" w:hAnsi="Bookman Old Style" w:cs="Bookman Old Style"/>
+          <w:sz w:val="24"/>
+          <w:szCs w:val="24"/>
+          <w:lang w:val="en"/>
+        </w:rPr>
+        <w:t>disaksikan</w:t>
+      </w:r>
+      <w:proofErr w:type="spellEnd"/>
+      <w:r>
+        <w:rPr>
+          <w:rFonts w:ascii="Bookman Old Style" w:eastAsia="Bookman Old Style" w:hAnsi="Bookman Old Style" w:cs="Bookman Old Style"/>
+          <w:sz w:val="24"/>
+          <w:szCs w:val="24"/>
+          <w:lang w:val="en"/>
+        </w:rPr>
+        <w:t xml:space="preserve"> oleh </w:t>
+      </w:r>
+      <w:proofErr w:type="spellStart"/>
+      <w:r>
+        <w:rPr>
+          <w:rFonts w:ascii="Bookman Old Style" w:eastAsia="Bookman Old Style" w:hAnsi="Bookman Old Style" w:cs="Bookman Old Style"/>
+          <w:sz w:val="24"/>
+          <w:szCs w:val="24"/>
+          <w:lang w:val="en"/>
+        </w:rPr>
+        <w:t>pegawai</w:t>
+      </w:r>
+      <w:proofErr w:type="spellEnd"/>
+      <w:r>
+        <w:rPr>
+          <w:rFonts w:ascii="Bookman Old Style" w:eastAsia="Bookman Old Style" w:hAnsi="Bookman Old Style" w:cs="Bookman Old Style"/>
+          <w:sz w:val="24"/>
+          <w:szCs w:val="24"/>
+          <w:lang w:val="en"/>
+        </w:rPr>
+        <w:t xml:space="preserve"> BPS </w:t>
+      </w:r>
+      <w:proofErr w:type="spellStart"/>
+      <w:r>
+        <w:rPr>
+          <w:rFonts w:ascii="Bookman Old Style" w:eastAsia="Bookman Old Style" w:hAnsi="Bookman Old Style" w:cs="Bookman Old Style"/>
+          <w:sz w:val="24"/>
+          <w:szCs w:val="24"/>
+          <w:lang w:val="en"/>
+        </w:rPr>
+        <w:t>Kabupaten</w:t>
+      </w:r>
+      <w:proofErr w:type="spellEnd"/>
+      <w:r>
+        <w:rPr>
+          <w:rFonts w:ascii="Bookman Old Style" w:eastAsia="Bookman Old Style" w:hAnsi="Bookman Old Style" w:cs="Bookman Old Style"/>
+          <w:sz w:val="24"/>
+          <w:szCs w:val="24"/>
+          <w:lang w:val="en"/>
+        </w:rPr>
+        <w:t xml:space="preserve">/Kota yang </w:t>
+      </w:r>
+      <w:proofErr w:type="spellStart"/>
+      <w:r>
+        <w:rPr>
+          <w:rFonts w:ascii="Bookman Old Style" w:eastAsia="Bookman Old Style" w:hAnsi="Bookman Old Style" w:cs="Bookman Old Style"/>
+          <w:sz w:val="24"/>
+          <w:szCs w:val="24"/>
+          <w:lang w:val="en"/>
+        </w:rPr>
+        <w:t>ditunjuk</w:t>
+      </w:r>
+      <w:proofErr w:type="spellEnd"/>
+      <w:r>
+        <w:rPr>
+          <w:rFonts w:ascii="Bookman Old Style" w:eastAsia="Bookman Old Style" w:hAnsi="Bookman Old Style" w:cs="Bookman Old Style"/>
+          <w:sz w:val="24"/>
+          <w:szCs w:val="24"/>
+          <w:lang w:val="en"/>
+        </w:rPr>
+        <w:t xml:space="preserve"> oleh </w:t>
       </w:r>
       <w:r>
         <w:rPr>
@@ -6201,7 +10328,27 @@
                 <w:szCs w:val="24"/>
                 <w:lang w:val="en"/>
               </w:rPr>
-              <w:t>{nama_petugas}</w:t>
+              <w:t>{</w:t>
+            </w:r>
+            <w:proofErr w:type="spellStart"/>
+            <w:r>
+              <w:rPr>
+                <w:rFonts w:ascii="Bookman Old Style" w:eastAsia="Bookman Old Style" w:hAnsi="Bookman Old Style" w:cs="Bookman Old Style"/>
+                <w:sz w:val="24"/>
+                <w:szCs w:val="24"/>
+                <w:lang w:val="en"/>
+              </w:rPr>
+              <w:t>nama_petugas</w:t>
+            </w:r>
+            <w:proofErr w:type="spellEnd"/>
+            <w:r>
+              <w:rPr>
+                <w:rFonts w:ascii="Bookman Old Style" w:eastAsia="Bookman Old Style" w:hAnsi="Bookman Old Style" w:cs="Bookman Old Style"/>
+                <w:sz w:val="24"/>
+                <w:szCs w:val="24"/>
+                <w:lang w:val="en"/>
+              </w:rPr>
+              <w:t>}</w:t>
             </w:r>
             <w:r>
               <w:rPr>
@@ -6558,6 +10705,7 @@
                 <w:lang w:val="en"/>
               </w:rPr>
             </w:pPr>
+            <w:proofErr w:type="spellStart"/>
             <w:r>
               <w:rPr>
                 <w:rFonts w:ascii="Bookman Old Style" w:eastAsia="Bookman Old Style" w:hAnsi="Bookman Old Style" w:cs="Bookman Old Style"/>
@@ -6565,8 +10713,29 @@
                 <w:szCs w:val="24"/>
                 <w:lang w:val="en"/>
               </w:rPr>
-              <w:t>Uraian Pekerjaan</w:t>
-            </w:r>
+              <w:t>Uraian</w:t>
+            </w:r>
+            <w:proofErr w:type="spellEnd"/>
+            <w:r>
+              <w:rPr>
+                <w:rFonts w:ascii="Bookman Old Style" w:eastAsia="Bookman Old Style" w:hAnsi="Bookman Old Style" w:cs="Bookman Old Style"/>
+                <w:sz w:val="24"/>
+                <w:szCs w:val="24"/>
+                <w:lang w:val="en"/>
+              </w:rPr>
+              <w:t xml:space="preserve"> </w:t>
+            </w:r>
+            <w:proofErr w:type="spellStart"/>
+            <w:r>
+              <w:rPr>
+                <w:rFonts w:ascii="Bookman Old Style" w:eastAsia="Bookman Old Style" w:hAnsi="Bookman Old Style" w:cs="Bookman Old Style"/>
+                <w:sz w:val="24"/>
+                <w:szCs w:val="24"/>
+                <w:lang w:val="en"/>
+              </w:rPr>
+              <w:t>Pekerjaan</w:t>
+            </w:r>
+            <w:proofErr w:type="spellEnd"/>
           </w:p>
         </w:tc>
         <w:tc>
@@ -6593,8 +10762,19 @@
                 <w:szCs w:val="24"/>
                 <w:lang w:val="en"/>
               </w:rPr>
-              <w:t>Waktu Penyelesaian</w:t>
-            </w:r>
+              <w:t xml:space="preserve">Waktu </w:t>
+            </w:r>
+            <w:proofErr w:type="spellStart"/>
+            <w:r>
+              <w:rPr>
+                <w:rFonts w:ascii="Bookman Old Style" w:eastAsia="Bookman Old Style" w:hAnsi="Bookman Old Style" w:cs="Bookman Old Style"/>
+                <w:sz w:val="24"/>
+                <w:szCs w:val="24"/>
+                <w:lang w:val="en"/>
+              </w:rPr>
+              <w:t>Penyelesaian</w:t>
+            </w:r>
+            <w:proofErr w:type="spellEnd"/>
           </w:p>
         </w:tc>
         <w:tc>
@@ -6621,8 +10801,19 @@
                 <w:szCs w:val="24"/>
                 <w:lang w:val="en"/>
               </w:rPr>
-              <w:t>Target Pekerjaan</w:t>
-            </w:r>
+              <w:t xml:space="preserve">Target </w:t>
+            </w:r>
+            <w:proofErr w:type="spellStart"/>
+            <w:r>
+              <w:rPr>
+                <w:rFonts w:ascii="Bookman Old Style" w:eastAsia="Bookman Old Style" w:hAnsi="Bookman Old Style" w:cs="Bookman Old Style"/>
+                <w:sz w:val="24"/>
+                <w:szCs w:val="24"/>
+                <w:lang w:val="en"/>
+              </w:rPr>
+              <w:t>Pekerjaan</w:t>
+            </w:r>
+            <w:proofErr w:type="spellEnd"/>
           </w:p>
         </w:tc>
         <w:tc>
@@ -6642,6 +10833,7 @@
                 <w:lang w:val="en"/>
               </w:rPr>
             </w:pPr>
+            <w:proofErr w:type="spellStart"/>
             <w:r>
               <w:rPr>
                 <w:rFonts w:ascii="Bookman Old Style" w:eastAsia="Bookman Old Style" w:hAnsi="Bookman Old Style" w:cs="Bookman Old Style"/>
@@ -6649,8 +10841,29 @@
                 <w:szCs w:val="24"/>
                 <w:lang w:val="en"/>
               </w:rPr>
-              <w:t>Realisasi Pekerjaan</w:t>
-            </w:r>
+              <w:t>Realisasi</w:t>
+            </w:r>
+            <w:proofErr w:type="spellEnd"/>
+            <w:r>
+              <w:rPr>
+                <w:rFonts w:ascii="Bookman Old Style" w:eastAsia="Bookman Old Style" w:hAnsi="Bookman Old Style" w:cs="Bookman Old Style"/>
+                <w:sz w:val="24"/>
+                <w:szCs w:val="24"/>
+                <w:lang w:val="en"/>
+              </w:rPr>
+              <w:t xml:space="preserve"> </w:t>
+            </w:r>
+            <w:proofErr w:type="spellStart"/>
+            <w:r>
+              <w:rPr>
+                <w:rFonts w:ascii="Bookman Old Style" w:eastAsia="Bookman Old Style" w:hAnsi="Bookman Old Style" w:cs="Bookman Old Style"/>
+                <w:sz w:val="24"/>
+                <w:szCs w:val="24"/>
+                <w:lang w:val="en"/>
+              </w:rPr>
+              <w:t>Pekerjaan</w:t>
+            </w:r>
+            <w:proofErr w:type="spellEnd"/>
           </w:p>
         </w:tc>
         <w:tc>
@@ -6677,8 +10890,19 @@
                 <w:szCs w:val="24"/>
                 <w:lang w:val="en"/>
               </w:rPr>
-              <w:t>Nilai Perjanjian</w:t>
-            </w:r>
+              <w:t xml:space="preserve">Nilai </w:t>
+            </w:r>
+            <w:proofErr w:type="spellStart"/>
+            <w:r>
+              <w:rPr>
+                <w:rFonts w:ascii="Bookman Old Style" w:eastAsia="Bookman Old Style" w:hAnsi="Bookman Old Style" w:cs="Bookman Old Style"/>
+                <w:sz w:val="24"/>
+                <w:szCs w:val="24"/>
+                <w:lang w:val="en"/>
+              </w:rPr>
+              <w:t>Perjanjian</w:t>
+            </w:r>
+            <w:proofErr w:type="spellEnd"/>
           </w:p>
         </w:tc>
       </w:tr>
@@ -6741,6 +10965,7 @@
                 <w:lang w:val="en"/>
               </w:rPr>
             </w:pPr>
+            <w:proofErr w:type="spellStart"/>
             <w:r>
               <w:rPr>
                 <w:rFonts w:ascii="Bookman Old Style" w:eastAsia="Bookman Old Style" w:hAnsi="Bookman Old Style" w:cs="Bookman Old Style"/>
@@ -6750,6 +10975,7 @@
               </w:rPr>
               <w:t>Presentase</w:t>
             </w:r>
+            <w:proofErr w:type="spellEnd"/>
           </w:p>
         </w:tc>
         <w:tc>
@@ -7010,6 +11236,7 @@
                 <w:lang w:val="en"/>
               </w:rPr>
             </w:pPr>
+            <w:proofErr w:type="spellStart"/>
             <w:r>
               <w:rPr>
                 <w:rFonts w:ascii="Bookman Old Style" w:eastAsia="Bookman Old Style" w:hAnsi="Bookman Old Style" w:cs="Bookman Old Style"/>
@@ -7017,7 +11244,57 @@
                 <w:szCs w:val="24"/>
                 <w:lang w:val="en"/>
               </w:rPr>
-              <w:t xml:space="preserve">Melakukan pendataan lapangan </w:t>
+              <w:t>Melakukan</w:t>
+            </w:r>
+            <w:proofErr w:type="spellEnd"/>
+            <w:r>
+              <w:rPr>
+                <w:rFonts w:ascii="Bookman Old Style" w:eastAsia="Bookman Old Style" w:hAnsi="Bookman Old Style" w:cs="Bookman Old Style"/>
+                <w:sz w:val="24"/>
+                <w:szCs w:val="24"/>
+                <w:lang w:val="en"/>
+              </w:rPr>
+              <w:t xml:space="preserve"> </w:t>
+            </w:r>
+            <w:proofErr w:type="spellStart"/>
+            <w:r>
+              <w:rPr>
+                <w:rFonts w:ascii="Bookman Old Style" w:eastAsia="Bookman Old Style" w:hAnsi="Bookman Old Style" w:cs="Bookman Old Style"/>
+                <w:sz w:val="24"/>
+                <w:szCs w:val="24"/>
+                <w:lang w:val="en"/>
+              </w:rPr>
+              <w:t>pendataan</w:t>
+            </w:r>
+            <w:proofErr w:type="spellEnd"/>
+            <w:r>
+              <w:rPr>
+                <w:rFonts w:ascii="Bookman Old Style" w:eastAsia="Bookman Old Style" w:hAnsi="Bookman Old Style" w:cs="Bookman Old Style"/>
+                <w:sz w:val="24"/>
+                <w:szCs w:val="24"/>
+                <w:lang w:val="en"/>
+              </w:rPr>
+              <w:t xml:space="preserve"> </w:t>
+            </w:r>
+            <w:proofErr w:type="spellStart"/>
+            <w:r>
+              <w:rPr>
+                <w:rFonts w:ascii="Bookman Old Style" w:eastAsia="Bookman Old Style" w:hAnsi="Bookman Old Style" w:cs="Bookman Old Style"/>
+                <w:sz w:val="24"/>
+                <w:szCs w:val="24"/>
+                <w:lang w:val="en"/>
+              </w:rPr>
+              <w:t>lapangan</w:t>
+            </w:r>
+            <w:proofErr w:type="spellEnd"/>
+            <w:r>
+              <w:rPr>
+                <w:rFonts w:ascii="Bookman Old Style" w:eastAsia="Bookman Old Style" w:hAnsi="Bookman Old Style" w:cs="Bookman Old Style"/>
+                <w:sz w:val="24"/>
+                <w:szCs w:val="24"/>
+                <w:lang w:val="en"/>
+              </w:rPr>
+              <w:t xml:space="preserve"> </w:t>
             </w:r>
             <w:r>
               <w:rPr>
@@ -7130,8 +11407,9 @@
                 <w:u w:val="single"/>
                 <w:lang w:val="en"/>
               </w:rPr>
-              <w:t>{sls_</w:t>
-            </w:r>
+              <w:t>{</w:t>
+            </w:r>
+            <w:proofErr w:type="spellStart"/>
             <w:r>
               <w:rPr>
                 <w:rFonts w:ascii="Bookman Old Style" w:eastAsia="Bookman Old Style" w:hAnsi="Bookman Old Style" w:cs="Bookman Old Style"/>
@@ -7142,8 +11420,21 @@
                 <w:u w:val="single"/>
                 <w:lang w:val="en"/>
               </w:rPr>
+              <w:t>sls_</w:t>
+            </w:r>
+            <w:r>
+              <w:rPr>
+                <w:rFonts w:ascii="Bookman Old Style" w:eastAsia="Bookman Old Style" w:hAnsi="Bookman Old Style" w:cs="Bookman Old Style"/>
+                <w:i/>
+                <w:iCs/>
+                <w:sz w:val="24"/>
+                <w:szCs w:val="24"/>
+                <w:u w:val="single"/>
+                <w:lang w:val="en"/>
+              </w:rPr>
               <w:t>total</w:t>
             </w:r>
+            <w:proofErr w:type="spellEnd"/>
             <w:r>
               <w:rPr>
                 <w:rFonts w:ascii="Bookman Old Style" w:eastAsia="Bookman Old Style" w:hAnsi="Bookman Old Style" w:cs="Bookman Old Style"/>
@@ -7202,7 +11493,67 @@
                 <w:szCs w:val="24"/>
                 <w:lang w:val="en"/>
               </w:rPr>
-              <w:t xml:space="preserve">Telah mencapai target pekerjaan sebesar </w:t>
+              <w:t xml:space="preserve">Telah </w:t>
+            </w:r>
+            <w:proofErr w:type="spellStart"/>
+            <w:r>
+              <w:rPr>
+                <w:rFonts w:ascii="Bookman Old Style" w:eastAsia="Bookman Old Style" w:hAnsi="Bookman Old Style" w:cs="Bookman Old Style"/>
+                <w:sz w:val="24"/>
+                <w:szCs w:val="24"/>
+                <w:lang w:val="en"/>
+              </w:rPr>
+              <w:t>mencapai</w:t>
+            </w:r>
+            <w:proofErr w:type="spellEnd"/>
+            <w:r>
+              <w:rPr>
+                <w:rFonts w:ascii="Bookman Old Style" w:eastAsia="Bookman Old Style" w:hAnsi="Bookman Old Style" w:cs="Bookman Old Style"/>
+                <w:sz w:val="24"/>
+                <w:szCs w:val="24"/>
+                <w:lang w:val="en"/>
+              </w:rPr>
+              <w:t xml:space="preserve"> target </w:t>
+            </w:r>
+            <w:proofErr w:type="spellStart"/>
+            <w:r>
+              <w:rPr>
+                <w:rFonts w:ascii="Bookman Old Style" w:eastAsia="Bookman Old Style" w:hAnsi="Bookman Old Style" w:cs="Bookman Old Style"/>
+                <w:sz w:val="24"/>
+                <w:szCs w:val="24"/>
+                <w:lang w:val="en"/>
+              </w:rPr>
+              <w:t>pekerjaan</w:t>
+            </w:r>
+            <w:proofErr w:type="spellEnd"/>
+            <w:r>
+              <w:rPr>
+                <w:rFonts w:ascii="Bookman Old Style" w:eastAsia="Bookman Old Style" w:hAnsi="Bookman Old Style" w:cs="Bookman Old Style"/>
+                <w:sz w:val="24"/>
+                <w:szCs w:val="24"/>
+                <w:lang w:val="en"/>
+              </w:rPr>
+              <w:t xml:space="preserve"> </w:t>
+            </w:r>
+            <w:proofErr w:type="spellStart"/>
+            <w:r>
+              <w:rPr>
+                <w:rFonts w:ascii="Bookman Old Style" w:eastAsia="Bookman Old Style" w:hAnsi="Bookman Old Style" w:cs="Bookman Old Style"/>
+                <w:sz w:val="24"/>
+                <w:szCs w:val="24"/>
+                <w:lang w:val="en"/>
+              </w:rPr>
+              <w:t>sebesar</w:t>
+            </w:r>
+            <w:proofErr w:type="spellEnd"/>
+            <w:r>
+              <w:rPr>
+                <w:rFonts w:ascii="Bookman Old Style" w:eastAsia="Bookman Old Style" w:hAnsi="Bookman Old Style" w:cs="Bookman Old Style"/>
+                <w:sz w:val="24"/>
+                <w:szCs w:val="24"/>
+                <w:lang w:val="en"/>
+              </w:rPr>
+              <w:t xml:space="preserve"> </w:t>
             </w:r>
             <w:r>
               <w:rPr>
@@ -7214,7 +11565,33 @@
                 <w:u w:val="single"/>
                 <w:lang w:val="en"/>
               </w:rPr>
-              <w:t>{sls_ongoing}</w:t>
+              <w:t>{</w:t>
+            </w:r>
+            <w:proofErr w:type="spellStart"/>
+            <w:r>
+              <w:rPr>
+                <w:rFonts w:ascii="Bookman Old Style" w:eastAsia="Bookman Old Style" w:hAnsi="Bookman Old Style" w:cs="Bookman Old Style"/>
+                <w:i/>
+                <w:iCs/>
+                <w:sz w:val="24"/>
+                <w:szCs w:val="24"/>
+                <w:u w:val="single"/>
+                <w:lang w:val="en"/>
+              </w:rPr>
+              <w:t>sls_ongoing</w:t>
+            </w:r>
+            <w:proofErr w:type="spellEnd"/>
+            <w:r>
+              <w:rPr>
+                <w:rFonts w:ascii="Bookman Old Style" w:eastAsia="Bookman Old Style" w:hAnsi="Bookman Old Style" w:cs="Bookman Old Style"/>
+                <w:i/>
+                <w:iCs/>
+                <w:sz w:val="24"/>
+                <w:szCs w:val="24"/>
+                <w:u w:val="single"/>
+                <w:lang w:val="en"/>
+              </w:rPr>
+              <w:t>}</w:t>
             </w:r>
             <w:r>
               <w:rPr>
@@ -7656,6 +12033,7 @@
                 <w:lang w:val="en"/>
               </w:rPr>
             </w:pPr>
+            <w:proofErr w:type="spellStart"/>
             <w:r>
               <w:rPr>
                 <w:rFonts w:ascii="Bookman Old Style" w:eastAsia="Bookman Old Style" w:hAnsi="Bookman Old Style" w:cs="Bookman Old Style"/>
@@ -7663,7 +12041,17 @@
                 <w:szCs w:val="24"/>
                 <w:lang w:val="en"/>
               </w:rPr>
-              <w:t>Jumlah SLS/sub-SLS</w:t>
+              <w:t>Jumlah</w:t>
+            </w:r>
+            <w:proofErr w:type="spellEnd"/>
+            <w:r>
+              <w:rPr>
+                <w:rFonts w:ascii="Bookman Old Style" w:eastAsia="Bookman Old Style" w:hAnsi="Bookman Old Style" w:cs="Bookman Old Style"/>
+                <w:sz w:val="24"/>
+                <w:szCs w:val="24"/>
+                <w:lang w:val="en"/>
+              </w:rPr>
+              <w:t xml:space="preserve"> SLS/sub-SLS</w:t>
             </w:r>
           </w:p>
         </w:tc>
@@ -7811,7 +12199,27 @@
                 <w:szCs w:val="24"/>
                 <w:lang w:val="en"/>
               </w:rPr>
-              <w:t>{#peserta}{no}</w:t>
+              <w:t>{#</w:t>
+            </w:r>
+            <w:proofErr w:type="gramStart"/>
+            <w:r>
+              <w:rPr>
+                <w:rFonts w:ascii="Bookman Old Style" w:eastAsia="Bookman Old Style" w:hAnsi="Bookman Old Style" w:cs="Bookman Old Style"/>
+                <w:sz w:val="24"/>
+                <w:szCs w:val="24"/>
+                <w:lang w:val="en"/>
+              </w:rPr>
+              <w:t>peserta}{</w:t>
+            </w:r>
+            <w:proofErr w:type="gramEnd"/>
+            <w:r>
+              <w:rPr>
+                <w:rFonts w:ascii="Bookman Old Style" w:eastAsia="Bookman Old Style" w:hAnsi="Bookman Old Style" w:cs="Bookman Old Style"/>
+                <w:sz w:val="24"/>
+                <w:szCs w:val="24"/>
+                <w:lang w:val="en"/>
+              </w:rPr>
+              <w:t>no}</w:t>
             </w:r>
           </w:p>
         </w:tc>
@@ -7838,7 +12246,27 @@
                 <w:szCs w:val="24"/>
                 <w:lang w:val="en"/>
               </w:rPr>
-              <w:t>{kecamatan}</w:t>
+              <w:t>{</w:t>
+            </w:r>
+            <w:proofErr w:type="spellStart"/>
+            <w:r>
+              <w:rPr>
+                <w:rFonts w:ascii="Bookman Old Style" w:eastAsia="Bookman Old Style" w:hAnsi="Bookman Old Style" w:cs="Bookman Old Style"/>
+                <w:sz w:val="24"/>
+                <w:szCs w:val="24"/>
+                <w:lang w:val="en"/>
+              </w:rPr>
+              <w:t>kecamatan</w:t>
+            </w:r>
+            <w:proofErr w:type="spellEnd"/>
+            <w:r>
+              <w:rPr>
+                <w:rFonts w:ascii="Bookman Old Style" w:eastAsia="Bookman Old Style" w:hAnsi="Bookman Old Style" w:cs="Bookman Old Style"/>
+                <w:sz w:val="24"/>
+                <w:szCs w:val="24"/>
+                <w:lang w:val="en"/>
+              </w:rPr>
+              <w:t>}</w:t>
             </w:r>
           </w:p>
         </w:tc>
@@ -7865,7 +12293,27 @@
                 <w:szCs w:val="24"/>
                 <w:lang w:val="en"/>
               </w:rPr>
-              <w:t>{kelurahan}</w:t>
+              <w:t>{</w:t>
+            </w:r>
+            <w:proofErr w:type="spellStart"/>
+            <w:r>
+              <w:rPr>
+                <w:rFonts w:ascii="Bookman Old Style" w:eastAsia="Bookman Old Style" w:hAnsi="Bookman Old Style" w:cs="Bookman Old Style"/>
+                <w:sz w:val="24"/>
+                <w:szCs w:val="24"/>
+                <w:lang w:val="en"/>
+              </w:rPr>
+              <w:t>kelurahan</w:t>
+            </w:r>
+            <w:proofErr w:type="spellEnd"/>
+            <w:r>
+              <w:rPr>
+                <w:rFonts w:ascii="Bookman Old Style" w:eastAsia="Bookman Old Style" w:hAnsi="Bookman Old Style" w:cs="Bookman Old Style"/>
+                <w:sz w:val="24"/>
+                <w:szCs w:val="24"/>
+                <w:lang w:val="en"/>
+              </w:rPr>
+              <w:t>}</w:t>
             </w:r>
           </w:p>
         </w:tc>
@@ -7892,7 +12340,47 @@
                 <w:szCs w:val="24"/>
                 <w:lang w:val="en"/>
               </w:rPr>
-              <w:t>{jumlah}{/peserta}</w:t>
+              <w:t>{</w:t>
+            </w:r>
+            <w:proofErr w:type="spellStart"/>
+            <w:r>
+              <w:rPr>
+                <w:rFonts w:ascii="Bookman Old Style" w:eastAsia="Bookman Old Style" w:hAnsi="Bookman Old Style" w:cs="Bookman Old Style"/>
+                <w:sz w:val="24"/>
+                <w:szCs w:val="24"/>
+                <w:lang w:val="en"/>
+              </w:rPr>
+              <w:t>jumlah</w:t>
+            </w:r>
+            <w:proofErr w:type="spellEnd"/>
+            <w:r>
+              <w:rPr>
+                <w:rFonts w:ascii="Bookman Old Style" w:eastAsia="Bookman Old Style" w:hAnsi="Bookman Old Style" w:cs="Bookman Old Style"/>
+                <w:sz w:val="24"/>
+                <w:szCs w:val="24"/>
+                <w:lang w:val="en"/>
+              </w:rPr>
+              <w:t>}{/</w:t>
+            </w:r>
+            <w:proofErr w:type="spellStart"/>
+            <w:r>
+              <w:rPr>
+                <w:rFonts w:ascii="Bookman Old Style" w:eastAsia="Bookman Old Style" w:hAnsi="Bookman Old Style" w:cs="Bookman Old Style"/>
+                <w:sz w:val="24"/>
+                <w:szCs w:val="24"/>
+                <w:lang w:val="en"/>
+              </w:rPr>
+              <w:t>peserta</w:t>
+            </w:r>
+            <w:proofErr w:type="spellEnd"/>
+            <w:r>
+              <w:rPr>
+                <w:rFonts w:ascii="Bookman Old Style" w:eastAsia="Bookman Old Style" w:hAnsi="Bookman Old Style" w:cs="Bookman Old Style"/>
+                <w:sz w:val="24"/>
+                <w:szCs w:val="24"/>
+                <w:lang w:val="en"/>
+              </w:rPr>
+              <w:t>}</w:t>
             </w:r>
           </w:p>
         </w:tc>
@@ -7924,14 +12412,45 @@
           <w:lang w:val="en"/>
         </w:rPr>
       </w:pPr>
-      <w:r>
-        <w:rPr>
-          <w:rFonts w:ascii="Bookman Old Style" w:eastAsia="Bookman Old Style" w:hAnsi="Bookman Old Style" w:cs="Bookman Old Style"/>
-          <w:sz w:val="24"/>
-          <w:szCs w:val="24"/>
-          <w:lang w:val="en"/>
-        </w:rPr>
-        <w:t>Screenshoot Aplikasi Fasih</w:t>
+      <w:proofErr w:type="spellStart"/>
+      <w:r>
+        <w:rPr>
+          <w:rFonts w:ascii="Bookman Old Style" w:eastAsia="Bookman Old Style" w:hAnsi="Bookman Old Style" w:cs="Bookman Old Style"/>
+          <w:sz w:val="24"/>
+          <w:szCs w:val="24"/>
+          <w:lang w:val="en"/>
+        </w:rPr>
+        <w:t>Screenshoot</w:t>
+      </w:r>
+      <w:proofErr w:type="spellEnd"/>
+      <w:r>
+        <w:rPr>
+          <w:rFonts w:ascii="Bookman Old Style" w:eastAsia="Bookman Old Style" w:hAnsi="Bookman Old Style" w:cs="Bookman Old Style"/>
+          <w:sz w:val="24"/>
+          <w:szCs w:val="24"/>
+          <w:lang w:val="en"/>
+        </w:rPr>
+        <w:t xml:space="preserve"> </w:t>
+      </w:r>
+      <w:proofErr w:type="spellStart"/>
+      <w:r>
+        <w:rPr>
+          <w:rFonts w:ascii="Bookman Old Style" w:eastAsia="Bookman Old Style" w:hAnsi="Bookman Old Style" w:cs="Bookman Old Style"/>
+          <w:sz w:val="24"/>
+          <w:szCs w:val="24"/>
+          <w:lang w:val="en"/>
+        </w:rPr>
+        <w:t>Aplikasi</w:t>
+      </w:r>
+      <w:proofErr w:type="spellEnd"/>
+      <w:r>
+        <w:rPr>
+          <w:rFonts w:ascii="Bookman Old Style" w:eastAsia="Bookman Old Style" w:hAnsi="Bookman Old Style" w:cs="Bookman Old Style"/>
+          <w:sz w:val="24"/>
+          <w:szCs w:val="24"/>
+          <w:lang w:val="en"/>
+        </w:rPr>
+        <w:t xml:space="preserve"> Fasih</w:t>
       </w:r>
     </w:p>
     <w:p>
@@ -7954,7 +12473,27 @@
           <w:szCs w:val="24"/>
           <w:lang w:val="en"/>
         </w:rPr>
-        <w:t>{%halaman_depan}</w:t>
+        <w:t>{%</w:t>
+      </w:r>
+      <w:proofErr w:type="spellStart"/>
+      <w:r>
+        <w:rPr>
+          <w:rFonts w:ascii="Bookman Old Style" w:eastAsia="Bookman Old Style" w:hAnsi="Bookman Old Style" w:cs="Bookman Old Style"/>
+          <w:sz w:val="24"/>
+          <w:szCs w:val="24"/>
+          <w:lang w:val="en"/>
+        </w:rPr>
+        <w:t>halaman_depan</w:t>
+      </w:r>
+      <w:proofErr w:type="spellEnd"/>
+      <w:r>
+        <w:rPr>
+          <w:rFonts w:ascii="Bookman Old Style" w:eastAsia="Bookman Old Style" w:hAnsi="Bookman Old Style" w:cs="Bookman Old Style"/>
+          <w:sz w:val="24"/>
+          <w:szCs w:val="24"/>
+          <w:lang w:val="en"/>
+        </w:rPr>
+        <w:t>}</w:t>
       </w:r>
     </w:p>
     <w:tbl>
@@ -7995,7 +12534,23 @@
                 <w:rFonts w:ascii="Arial" w:eastAsia="Arial" w:hAnsi="Arial"/>
                 <w:sz w:val="16"/>
               </w:rPr>
-              <w:t>{#foto_rows}{%foto1}</w:t>
+              <w:t>{#foto_</w:t>
+            </w:r>
+            <w:proofErr w:type="gramStart"/>
+            <w:r>
+              <w:rPr>
+                <w:rFonts w:ascii="Arial" w:eastAsia="Arial" w:hAnsi="Arial"/>
+                <w:sz w:val="16"/>
+              </w:rPr>
+              <w:t>rows}{</w:t>
+            </w:r>
+            <w:proofErr w:type="gramEnd"/>
+            <w:r>
+              <w:rPr>
+                <w:rFonts w:ascii="Arial" w:eastAsia="Arial" w:hAnsi="Arial"/>
+                <w:sz w:val="16"/>
+              </w:rPr>
+              <w:t>%foto1}</w:t>
             </w:r>
           </w:p>
         </w:tc>
@@ -8045,7 +12600,39 @@
                 <w:rFonts w:ascii="Arial" w:eastAsia="Arial" w:hAnsi="Arial"/>
                 <w:sz w:val="16"/>
               </w:rPr>
-              <w:t>{%foto3}{/foto_rows}</w:t>
+              <w:t>{%foto</w:t>
+            </w:r>
+            <w:proofErr w:type="gramStart"/>
+            <w:r>
+              <w:rPr>
+                <w:rFonts w:ascii="Arial" w:eastAsia="Arial" w:hAnsi="Arial"/>
+                <w:sz w:val="16"/>
+              </w:rPr>
+              <w:t>3}{</w:t>
+            </w:r>
+            <w:proofErr w:type="gramEnd"/>
+            <w:r>
+              <w:rPr>
+                <w:rFonts w:ascii="Arial" w:eastAsia="Arial" w:hAnsi="Arial"/>
+                <w:sz w:val="16"/>
+              </w:rPr>
+              <w:t>/</w:t>
+            </w:r>
+            <w:proofErr w:type="spellStart"/>
+            <w:r>
+              <w:rPr>
+                <w:rFonts w:ascii="Arial" w:eastAsia="Arial" w:hAnsi="Arial"/>
+                <w:sz w:val="16"/>
+              </w:rPr>
+              <w:t>foto_rows</w:t>
+            </w:r>
+            <w:proofErr w:type="spellEnd"/>
+            <w:r>
+              <w:rPr>
+                <w:rFonts w:ascii="Arial" w:eastAsia="Arial" w:hAnsi="Arial"/>
+                <w:sz w:val="16"/>
+              </w:rPr>
+              <w:t>}</w:t>
             </w:r>
           </w:p>
         </w:tc>
@@ -8222,8 +12809,9 @@
                 <w:szCs w:val="24"/>
                 <w:lang w:val="en"/>
               </w:rPr>
-              <w:t>{nama</w:t>
-            </w:r>
+              <w:t>{</w:t>
+            </w:r>
+            <w:proofErr w:type="spellStart"/>
             <w:r>
               <w:rPr>
                 <w:rFonts w:ascii="Bookman Old Style" w:eastAsia="Bookman Old Style" w:hAnsi="Bookman Old Style" w:cs="Bookman Old Style"/>
@@ -8231,8 +12819,18 @@
                 <w:szCs w:val="24"/>
                 <w:lang w:val="en"/>
               </w:rPr>
+              <w:t>nama</w:t>
+            </w:r>
+            <w:r>
+              <w:rPr>
+                <w:rFonts w:ascii="Bookman Old Style" w:eastAsia="Bookman Old Style" w:hAnsi="Bookman Old Style" w:cs="Bookman Old Style"/>
+                <w:sz w:val="24"/>
+                <w:szCs w:val="24"/>
+                <w:lang w:val="en"/>
+              </w:rPr>
               <w:t>_petugas</w:t>
             </w:r>
+            <w:proofErr w:type="spellEnd"/>
             <w:r>
               <w:rPr>
                 <w:rFonts w:ascii="Bookman Old Style" w:eastAsia="Bookman Old Style" w:hAnsi="Bookman Old Style" w:cs="Bookman Old Style"/>
@@ -8370,2692 +12968,6 @@
               </w:rPr>
               <w:t>(Ragil Hermanto)</w:t>
             </w:r>
-          </w:p>
-        </w:tc>
-      </w:tr>
-    </w:tbl>
-    <w:p>
-      <w:pPr>
-        <w:widowControl w:val="0"/>
-        <w:spacing w:after="0" w:line="240" w:lineRule="auto"/>
-        <w:rPr>
-          <w:rFonts w:ascii="Bookman Old Style" w:eastAsia="Bookman Old Style" w:hAnsi="Bookman Old Style" w:cs="Bookman Old Style"/>
-          <w:sz w:val="24"/>
-          <w:szCs w:val="24"/>
-          <w:lang w:val="en"/>
-        </w:rPr>
-      </w:pPr>
-    </w:p>
-    <w:p>
-      <w:pPr>
-        <w:widowControl w:val="0"/>
-        <w:spacing w:after="0" w:line="240" w:lineRule="auto"/>
-        <w:rPr>
-          <w:rFonts w:ascii="Bookman Old Style" w:eastAsia="Bookman Old Style" w:hAnsi="Bookman Old Style" w:cs="Bookman Old Style"/>
-          <w:sz w:val="24"/>
-          <w:szCs w:val="24"/>
-          <w:lang w:val="en"/>
-        </w:rPr>
-      </w:pPr>
-    </w:p>
-    <w:p>
-      <w:pPr>
-        <w:widowControl w:val="0"/>
-        <w:spacing w:after="0" w:line="240" w:lineRule="auto"/>
-        <w:rPr>
-          <w:rFonts w:ascii="Bookman Old Style" w:eastAsia="Bookman Old Style" w:hAnsi="Bookman Old Style" w:cs="Bookman Old Style"/>
-          <w:sz w:val="24"/>
-          <w:szCs w:val="24"/>
-          <w:lang w:val="en"/>
-        </w:rPr>
-      </w:pPr>
-    </w:p>
-    <w:p>
-      <w:pPr>
-        <w:widowControl w:val="0"/>
-        <w:spacing w:after="0" w:line="240" w:lineRule="auto"/>
-        <w:rPr>
-          <w:rFonts w:ascii="Bookman Old Style" w:eastAsia="Bookman Old Style" w:hAnsi="Bookman Old Style" w:cs="Bookman Old Style"/>
-          <w:sz w:val="24"/>
-          <w:szCs w:val="24"/>
-          <w:lang w:val="en"/>
-        </w:rPr>
-      </w:pPr>
-    </w:p>
-    <w:p>
-      <w:pPr>
-        <w:widowControl w:val="0"/>
-        <w:spacing w:after="0" w:line="240" w:lineRule="auto"/>
-        <w:rPr>
-          <w:rFonts w:ascii="Bookman Old Style" w:eastAsia="Bookman Old Style" w:hAnsi="Bookman Old Style" w:cs="Bookman Old Style"/>
-          <w:sz w:val="24"/>
-          <w:szCs w:val="24"/>
-          <w:lang w:val="en"/>
-        </w:rPr>
-      </w:pPr>
-    </w:p>
-    <w:p>
-      <w:pPr>
-        <w:spacing w:after="0" w:line="240" w:lineRule="auto"/>
-        <w:rPr>
-          <w:rFonts w:ascii="Bookman Old Style" w:eastAsia="Bookman Old Style" w:hAnsi="Bookman Old Style" w:cs="Bookman Old Style"/>
-          <w:sz w:val="24"/>
-          <w:szCs w:val="24"/>
-        </w:rPr>
-        <w:sectPr>
-          <w:pgSz w:w="16834" w:h="11909" w:orient="landscape"/>
-          <w:pgMar w:top="1440" w:right="1440" w:bottom="1440" w:left="1440" w:header="720" w:footer="720" w:gutter="0"/>
-          <w:pgNumType w:start="3"/>
-          <w:cols w:space="720"/>
-        </w:sectPr>
-      </w:pPr>
-    </w:p>
-    <w:tbl>
-      <w:tblPr>
-        <w:tblW w:w="5000" w:type="pct"/>
-        <w:tblLook w:val="04A0" w:firstRow="1" w:lastRow="0" w:firstColumn="1" w:lastColumn="0" w:noHBand="0" w:noVBand="1"/>
-      </w:tblPr>
-      <w:tblGrid>
-        <w:gridCol w:w="13954"/>
-      </w:tblGrid>
-      <w:tr>
-        <w:trPr>
-          <w:trHeight w:val="480"/>
-        </w:trPr>
-        <w:tc>
-          <w:tcPr>
-            <w:tcW w:w="5000" w:type="pct"/>
-            <w:tcBorders>
-              <w:top w:val="nil"/>
-              <w:left w:val="nil"/>
-              <w:bottom w:val="nil"/>
-              <w:right w:val="nil"/>
-            </w:tcBorders>
-            <w:noWrap/>
-            <w:vAlign w:val="center"/>
-            <w:hideMark/>
-          </w:tcPr>
-          <w:p>
-            <w:pPr>
-              <w:spacing w:after="0" w:line="240" w:lineRule="auto"/>
-              <w:jc w:val="center"/>
-              <w:rPr>
-                <w:rFonts w:ascii="Arial" w:eastAsia="Times New Roman" w:hAnsi="Arial" w:cs="Arial"/>
-                <w:b/>
-                <w:bCs/>
-                <w:color w:val="000000"/>
-                <w:lang w:val="sv-SE"/>
-              </w:rPr>
-            </w:pPr>
-            <w:r>
-              <w:rPr>
-                <w:rFonts w:ascii="Arial" w:eastAsia="Times New Roman" w:hAnsi="Arial" w:cs="Arial"/>
-                <w:b/>
-                <w:bCs/>
-                <w:color w:val="000000"/>
-                <w:lang w:val="sv-SE"/>
-              </w:rPr>
-              <w:lastRenderedPageBreak/>
-              <w:t>Beban Kerja Petugas Lapangan SE2026</w:t>
-            </w:r>
-          </w:p>
-        </w:tc>
-      </w:tr>
-      <w:tr>
-        <w:trPr>
-          <w:trHeight w:val="480"/>
-        </w:trPr>
-        <w:tc>
-          <w:tcPr>
-            <w:tcW w:w="5000" w:type="pct"/>
-            <w:tcBorders>
-              <w:top w:val="nil"/>
-              <w:left w:val="nil"/>
-              <w:bottom w:val="nil"/>
-              <w:right w:val="nil"/>
-            </w:tcBorders>
-            <w:noWrap/>
-            <w:vAlign w:val="center"/>
-            <w:hideMark/>
-          </w:tcPr>
-          <w:p>
-            <w:pPr>
-              <w:spacing w:after="0" w:line="240" w:lineRule="auto"/>
-              <w:jc w:val="center"/>
-              <w:rPr>
-                <w:rFonts w:ascii="Arial" w:eastAsia="Times New Roman" w:hAnsi="Arial" w:cs="Arial"/>
-                <w:b/>
-                <w:bCs/>
-                <w:color w:val="000000"/>
-                <w:lang w:val="sv-SE"/>
-              </w:rPr>
-            </w:pPr>
-            <w:r>
-              <w:rPr>
-                <w:rFonts w:ascii="Arial" w:eastAsia="Times New Roman" w:hAnsi="Arial" w:cs="Arial"/>
-                <w:b/>
-                <w:bCs/>
-                <w:color w:val="000000"/>
-                <w:lang w:val="sv-SE"/>
-              </w:rPr>
-              <w:t>Kota Jakarta Timur Provinsi DKI Jakarta</w:t>
-            </w:r>
-          </w:p>
-        </w:tc>
-      </w:tr>
-    </w:tbl>
-    <w:p>
-      <w:pPr>
-        <w:rPr>
-          <w:lang w:val="sv-SE"/>
-        </w:rPr>
-      </w:pPr>
-    </w:p>
-    <w:tbl>
-      <w:tblPr>
-        <w:tblW w:w="5000" w:type="pct"/>
-        <w:tblLook w:val="04A0" w:firstRow="1" w:lastRow="0" w:firstColumn="1" w:lastColumn="0" w:noHBand="0" w:noVBand="1"/>
-      </w:tblPr>
-      <w:tblGrid>
-        <w:gridCol w:w="819"/>
-        <w:gridCol w:w="935"/>
-        <w:gridCol w:w="924"/>
-        <w:gridCol w:w="723"/>
-        <w:gridCol w:w="712"/>
-        <w:gridCol w:w="1028"/>
-        <w:gridCol w:w="955"/>
-        <w:gridCol w:w="654"/>
-        <w:gridCol w:w="833"/>
-        <w:gridCol w:w="728"/>
-        <w:gridCol w:w="749"/>
-        <w:gridCol w:w="1044"/>
-        <w:gridCol w:w="939"/>
-        <w:gridCol w:w="960"/>
-        <w:gridCol w:w="1203"/>
-        <w:gridCol w:w="738"/>
-      </w:tblGrid>
-      <w:tr>
-        <w:trPr>
-          <w:trHeight w:val="618"/>
-        </w:trPr>
-        <w:tc>
-          <w:tcPr>
-            <w:tcW w:w="354" w:type="pct"/>
-            <w:vMerge w:val="restart"/>
-            <w:tcBorders>
-              <w:top w:val="single" w:sz="4" w:space="0" w:color="auto"/>
-              <w:left w:val="single" w:sz="4" w:space="0" w:color="auto"/>
-              <w:bottom w:val="single" w:sz="4" w:space="0" w:color="000000"/>
-              <w:right w:val="single" w:sz="4" w:space="0" w:color="auto"/>
-            </w:tcBorders>
-            <w:vAlign w:val="center"/>
-            <w:hideMark/>
-          </w:tcPr>
-          <w:p>
-            <w:pPr>
-              <w:spacing w:after="0" w:line="240" w:lineRule="auto"/>
-              <w:jc w:val="center"/>
-              <w:rPr>
-                <w:rFonts w:ascii="Arial" w:eastAsia="Times New Roman" w:hAnsi="Arial" w:cs="Arial"/>
-                <w:b/>
-                <w:bCs/>
-                <w:color w:val="000000"/>
-                <w:sz w:val="16"/>
-                <w:szCs w:val="16"/>
-              </w:rPr>
-            </w:pPr>
-            <w:r>
-              <w:rPr>
-                <w:rFonts w:ascii="Arial" w:eastAsia="Times New Roman" w:hAnsi="Arial" w:cs="Arial"/>
-                <w:b/>
-                <w:bCs/>
-                <w:color w:val="000000"/>
-                <w:sz w:val="16"/>
-                <w:szCs w:val="16"/>
-              </w:rPr>
-              <w:t>No</w:t>
-            </w:r>
-          </w:p>
-        </w:tc>
-        <w:tc>
-          <w:tcPr>
-            <w:tcW w:w="638" w:type="pct"/>
-            <w:gridSpan w:val="2"/>
-            <w:tcBorders>
-              <w:top w:val="single" w:sz="4" w:space="0" w:color="auto"/>
-              <w:left w:val="nil"/>
-              <w:bottom w:val="single" w:sz="4" w:space="0" w:color="auto"/>
-              <w:right w:val="single" w:sz="4" w:space="0" w:color="auto"/>
-            </w:tcBorders>
-            <w:vAlign w:val="center"/>
-            <w:hideMark/>
-          </w:tcPr>
-          <w:p>
-            <w:pPr>
-              <w:spacing w:after="0" w:line="240" w:lineRule="auto"/>
-              <w:jc w:val="center"/>
-              <w:rPr>
-                <w:rFonts w:ascii="Arial" w:eastAsia="Times New Roman" w:hAnsi="Arial" w:cs="Arial"/>
-                <w:b/>
-                <w:bCs/>
-                <w:color w:val="000000"/>
-                <w:sz w:val="16"/>
-                <w:szCs w:val="16"/>
-              </w:rPr>
-            </w:pPr>
-            <w:r>
-              <w:rPr>
-                <w:rFonts w:ascii="Arial" w:eastAsia="Times New Roman" w:hAnsi="Arial" w:cs="Arial"/>
-                <w:b/>
-                <w:bCs/>
-                <w:color w:val="000000"/>
-                <w:sz w:val="16"/>
-                <w:szCs w:val="16"/>
-              </w:rPr>
-              <w:t>PML</w:t>
-            </w:r>
-          </w:p>
-        </w:tc>
-        <w:tc>
-          <w:tcPr>
-            <w:tcW w:w="568" w:type="pct"/>
-            <w:gridSpan w:val="2"/>
-            <w:tcBorders>
-              <w:top w:val="single" w:sz="4" w:space="0" w:color="auto"/>
-              <w:left w:val="nil"/>
-              <w:bottom w:val="single" w:sz="4" w:space="0" w:color="auto"/>
-              <w:right w:val="single" w:sz="4" w:space="0" w:color="auto"/>
-            </w:tcBorders>
-            <w:vAlign w:val="center"/>
-            <w:hideMark/>
-          </w:tcPr>
-          <w:p>
-            <w:pPr>
-              <w:spacing w:after="0" w:line="240" w:lineRule="auto"/>
-              <w:jc w:val="center"/>
-              <w:rPr>
-                <w:rFonts w:ascii="Arial" w:eastAsia="Times New Roman" w:hAnsi="Arial" w:cs="Arial"/>
-                <w:b/>
-                <w:bCs/>
-                <w:color w:val="000000"/>
-                <w:sz w:val="16"/>
-                <w:szCs w:val="16"/>
-              </w:rPr>
-            </w:pPr>
-            <w:r>
-              <w:rPr>
-                <w:rFonts w:ascii="Arial" w:eastAsia="Times New Roman" w:hAnsi="Arial" w:cs="Arial"/>
-                <w:b/>
-                <w:bCs/>
-                <w:color w:val="000000"/>
-                <w:sz w:val="16"/>
-                <w:szCs w:val="16"/>
-              </w:rPr>
-              <w:t>PPL</w:t>
-            </w:r>
-          </w:p>
-        </w:tc>
-        <w:tc>
-          <w:tcPr>
-            <w:tcW w:w="250" w:type="pct"/>
-            <w:vMerge w:val="restart"/>
-            <w:tcBorders>
-              <w:top w:val="single" w:sz="4" w:space="0" w:color="auto"/>
-              <w:left w:val="single" w:sz="4" w:space="0" w:color="auto"/>
-              <w:bottom w:val="single" w:sz="4" w:space="0" w:color="000000"/>
-              <w:right w:val="single" w:sz="4" w:space="0" w:color="auto"/>
-            </w:tcBorders>
-            <w:vAlign w:val="center"/>
-            <w:hideMark/>
-          </w:tcPr>
-          <w:p>
-            <w:pPr>
-              <w:spacing w:after="0" w:line="240" w:lineRule="auto"/>
-              <w:jc w:val="center"/>
-              <w:rPr>
-                <w:rFonts w:ascii="Arial" w:eastAsia="Times New Roman" w:hAnsi="Arial" w:cs="Arial"/>
-                <w:b/>
-                <w:bCs/>
-                <w:color w:val="000000"/>
-                <w:sz w:val="16"/>
-                <w:szCs w:val="16"/>
-              </w:rPr>
-            </w:pPr>
-            <w:r>
-              <w:rPr>
-                <w:rFonts w:ascii="Arial" w:eastAsia="Times New Roman" w:hAnsi="Arial" w:cs="Arial"/>
-                <w:b/>
-                <w:bCs/>
-                <w:color w:val="000000"/>
-                <w:sz w:val="16"/>
-                <w:szCs w:val="16"/>
-              </w:rPr>
-              <w:t xml:space="preserve">[Kode] </w:t>
-            </w:r>
-            <w:r>
-              <w:rPr>
-                <w:rFonts w:ascii="Arial" w:eastAsia="Times New Roman" w:hAnsi="Arial" w:cs="Arial"/>
-                <w:b/>
-                <w:bCs/>
-                <w:color w:val="000000"/>
-                <w:sz w:val="16"/>
-                <w:szCs w:val="16"/>
-              </w:rPr>
-              <w:br/>
-              <w:t>KEC</w:t>
-            </w:r>
-          </w:p>
-        </w:tc>
-        <w:tc>
-          <w:tcPr>
-            <w:tcW w:w="435" w:type="pct"/>
-            <w:vMerge w:val="restart"/>
-            <w:tcBorders>
-              <w:top w:val="single" w:sz="4" w:space="0" w:color="auto"/>
-              <w:left w:val="single" w:sz="4" w:space="0" w:color="auto"/>
-              <w:bottom w:val="single" w:sz="4" w:space="0" w:color="000000"/>
-              <w:right w:val="single" w:sz="4" w:space="0" w:color="auto"/>
-            </w:tcBorders>
-            <w:vAlign w:val="center"/>
-            <w:hideMark/>
-          </w:tcPr>
-          <w:p>
-            <w:pPr>
-              <w:spacing w:after="0" w:line="240" w:lineRule="auto"/>
-              <w:jc w:val="center"/>
-              <w:rPr>
-                <w:rFonts w:ascii="Arial" w:eastAsia="Times New Roman" w:hAnsi="Arial" w:cs="Arial"/>
-                <w:b/>
-                <w:bCs/>
-                <w:color w:val="000000"/>
-                <w:sz w:val="16"/>
-                <w:szCs w:val="16"/>
-              </w:rPr>
-            </w:pPr>
-            <w:r>
-              <w:rPr>
-                <w:rFonts w:ascii="Arial" w:eastAsia="Times New Roman" w:hAnsi="Arial" w:cs="Arial"/>
-                <w:b/>
-                <w:bCs/>
-                <w:color w:val="000000"/>
-                <w:sz w:val="16"/>
-                <w:szCs w:val="16"/>
-              </w:rPr>
-              <w:t xml:space="preserve">[Kode] </w:t>
-            </w:r>
-            <w:r>
-              <w:rPr>
-                <w:rFonts w:ascii="Arial" w:eastAsia="Times New Roman" w:hAnsi="Arial" w:cs="Arial"/>
-                <w:b/>
-                <w:bCs/>
-                <w:color w:val="000000"/>
-                <w:sz w:val="16"/>
-                <w:szCs w:val="16"/>
-              </w:rPr>
-              <w:br/>
-              <w:t>DESA/LURAH</w:t>
-            </w:r>
-          </w:p>
-        </w:tc>
-        <w:tc>
-          <w:tcPr>
-            <w:tcW w:w="320" w:type="pct"/>
-            <w:vMerge w:val="restart"/>
-            <w:tcBorders>
-              <w:top w:val="single" w:sz="4" w:space="0" w:color="auto"/>
-              <w:left w:val="single" w:sz="4" w:space="0" w:color="auto"/>
-              <w:bottom w:val="single" w:sz="4" w:space="0" w:color="000000"/>
-              <w:right w:val="single" w:sz="4" w:space="0" w:color="auto"/>
-            </w:tcBorders>
-            <w:vAlign w:val="center"/>
-            <w:hideMark/>
-          </w:tcPr>
-          <w:p>
-            <w:pPr>
-              <w:spacing w:after="0" w:line="240" w:lineRule="auto"/>
-              <w:jc w:val="center"/>
-              <w:rPr>
-                <w:rFonts w:ascii="Arial" w:eastAsia="Times New Roman" w:hAnsi="Arial" w:cs="Arial"/>
-                <w:b/>
-                <w:bCs/>
-                <w:color w:val="000000"/>
-                <w:sz w:val="16"/>
-                <w:szCs w:val="16"/>
-              </w:rPr>
-            </w:pPr>
-            <w:r>
-              <w:rPr>
-                <w:rFonts w:ascii="Arial" w:eastAsia="Times New Roman" w:hAnsi="Arial" w:cs="Arial"/>
-                <w:b/>
-                <w:bCs/>
-                <w:color w:val="000000"/>
-                <w:sz w:val="16"/>
-                <w:szCs w:val="16"/>
-              </w:rPr>
-              <w:t>[Kode]</w:t>
-            </w:r>
-            <w:r>
-              <w:rPr>
-                <w:rFonts w:ascii="Arial" w:eastAsia="Times New Roman" w:hAnsi="Arial" w:cs="Arial"/>
-                <w:b/>
-                <w:bCs/>
-                <w:color w:val="000000"/>
-                <w:sz w:val="16"/>
-                <w:szCs w:val="16"/>
-              </w:rPr>
-              <w:br/>
-              <w:t>SLS/Sub-SLS</w:t>
-            </w:r>
-          </w:p>
-        </w:tc>
-        <w:tc>
-          <w:tcPr>
-            <w:tcW w:w="821" w:type="pct"/>
-            <w:gridSpan w:val="3"/>
-            <w:tcBorders>
-              <w:top w:val="single" w:sz="4" w:space="0" w:color="auto"/>
-              <w:left w:val="nil"/>
-              <w:bottom w:val="single" w:sz="4" w:space="0" w:color="auto"/>
-              <w:right w:val="single" w:sz="4" w:space="0" w:color="auto"/>
-            </w:tcBorders>
-            <w:vAlign w:val="center"/>
-            <w:hideMark/>
-          </w:tcPr>
-          <w:p>
-            <w:pPr>
-              <w:spacing w:after="0" w:line="240" w:lineRule="auto"/>
-              <w:jc w:val="center"/>
-              <w:rPr>
-                <w:rFonts w:ascii="Arial" w:eastAsia="Times New Roman" w:hAnsi="Arial" w:cs="Arial"/>
-                <w:b/>
-                <w:bCs/>
-                <w:color w:val="000000"/>
-                <w:sz w:val="16"/>
-                <w:szCs w:val="16"/>
-              </w:rPr>
-            </w:pPr>
-            <w:r>
-              <w:rPr>
-                <w:rFonts w:ascii="Arial" w:eastAsia="Times New Roman" w:hAnsi="Arial" w:cs="Arial"/>
-                <w:b/>
-                <w:bCs/>
-                <w:color w:val="000000"/>
-                <w:sz w:val="16"/>
-                <w:szCs w:val="16"/>
-              </w:rPr>
-              <w:t>Target Prelist Awal *)</w:t>
-            </w:r>
-          </w:p>
-        </w:tc>
-        <w:tc>
-          <w:tcPr>
-            <w:tcW w:w="821" w:type="pct"/>
-            <w:gridSpan w:val="3"/>
-            <w:tcBorders>
-              <w:top w:val="single" w:sz="4" w:space="0" w:color="auto"/>
-              <w:left w:val="nil"/>
-              <w:bottom w:val="single" w:sz="4" w:space="0" w:color="auto"/>
-              <w:right w:val="single" w:sz="4" w:space="0" w:color="auto"/>
-            </w:tcBorders>
-            <w:vAlign w:val="center"/>
-            <w:hideMark/>
-          </w:tcPr>
-          <w:p>
-            <w:pPr>
-              <w:spacing w:after="0" w:line="240" w:lineRule="auto"/>
-              <w:jc w:val="center"/>
-              <w:rPr>
-                <w:rFonts w:ascii="Arial" w:eastAsia="Times New Roman" w:hAnsi="Arial" w:cs="Arial"/>
-                <w:b/>
-                <w:bCs/>
-                <w:color w:val="000000"/>
-                <w:sz w:val="16"/>
-                <w:szCs w:val="16"/>
-              </w:rPr>
-            </w:pPr>
-            <w:r>
-              <w:rPr>
-                <w:rFonts w:ascii="Arial" w:eastAsia="Times New Roman" w:hAnsi="Arial" w:cs="Arial"/>
-                <w:b/>
-                <w:bCs/>
-                <w:color w:val="000000"/>
-                <w:sz w:val="16"/>
-                <w:szCs w:val="16"/>
-              </w:rPr>
-              <w:t>Realisasi</w:t>
-            </w:r>
-          </w:p>
-        </w:tc>
-        <w:tc>
-          <w:tcPr>
-            <w:tcW w:w="416" w:type="pct"/>
-            <w:vMerge w:val="restart"/>
-            <w:tcBorders>
-              <w:top w:val="single" w:sz="4" w:space="0" w:color="auto"/>
-              <w:left w:val="single" w:sz="4" w:space="0" w:color="auto"/>
-              <w:bottom w:val="single" w:sz="4" w:space="0" w:color="000000"/>
-              <w:right w:val="nil"/>
-            </w:tcBorders>
-            <w:vAlign w:val="center"/>
-            <w:hideMark/>
-          </w:tcPr>
-          <w:p>
-            <w:pPr>
-              <w:spacing w:after="0" w:line="240" w:lineRule="auto"/>
-              <w:jc w:val="center"/>
-              <w:rPr>
-                <w:rFonts w:ascii="Arial" w:eastAsia="Times New Roman" w:hAnsi="Arial" w:cs="Arial"/>
-                <w:b/>
-                <w:bCs/>
-                <w:color w:val="000000"/>
-                <w:sz w:val="16"/>
-                <w:szCs w:val="16"/>
-              </w:rPr>
-            </w:pPr>
-            <w:r>
-              <w:rPr>
-                <w:rFonts w:ascii="Arial" w:eastAsia="Times New Roman" w:hAnsi="Arial" w:cs="Arial"/>
-                <w:b/>
-                <w:bCs/>
-                <w:color w:val="000000"/>
-                <w:sz w:val="16"/>
-                <w:szCs w:val="16"/>
-              </w:rPr>
-              <w:t>Persentase (%)</w:t>
-            </w:r>
-          </w:p>
-        </w:tc>
-        <w:tc>
-          <w:tcPr>
-            <w:tcW w:w="378" w:type="pct"/>
-            <w:vMerge w:val="restart"/>
-            <w:tcBorders>
-              <w:top w:val="single" w:sz="4" w:space="0" w:color="auto"/>
-              <w:left w:val="single" w:sz="4" w:space="0" w:color="auto"/>
-              <w:bottom w:val="single" w:sz="4" w:space="0" w:color="000000"/>
-              <w:right w:val="single" w:sz="4" w:space="0" w:color="auto"/>
-            </w:tcBorders>
-            <w:noWrap/>
-            <w:vAlign w:val="center"/>
-            <w:hideMark/>
-          </w:tcPr>
-          <w:p>
-            <w:pPr>
-              <w:spacing w:after="0" w:line="240" w:lineRule="auto"/>
-              <w:jc w:val="center"/>
-              <w:rPr>
-                <w:rFonts w:ascii="Arial" w:eastAsia="Times New Roman" w:hAnsi="Arial" w:cs="Arial"/>
-                <w:b/>
-                <w:bCs/>
-                <w:color w:val="000000"/>
-                <w:sz w:val="16"/>
-                <w:szCs w:val="16"/>
-              </w:rPr>
-            </w:pPr>
-            <w:r>
-              <w:rPr>
-                <w:rFonts w:ascii="Arial" w:eastAsia="Times New Roman" w:hAnsi="Arial" w:cs="Arial"/>
-                <w:b/>
-                <w:bCs/>
-                <w:color w:val="000000"/>
-                <w:sz w:val="16"/>
-                <w:szCs w:val="16"/>
-              </w:rPr>
-              <w:t>Keterangan</w:t>
-            </w:r>
-          </w:p>
-        </w:tc>
-      </w:tr>
-      <w:tr>
-        <w:trPr>
-          <w:trHeight w:val="408"/>
-        </w:trPr>
-        <w:tc>
-          <w:tcPr>
-            <w:tcW w:w="354" w:type="pct"/>
-            <w:vMerge/>
-            <w:tcBorders>
-              <w:top w:val="single" w:sz="4" w:space="0" w:color="auto"/>
-              <w:left w:val="single" w:sz="4" w:space="0" w:color="auto"/>
-              <w:bottom w:val="single" w:sz="4" w:space="0" w:color="000000"/>
-              <w:right w:val="single" w:sz="4" w:space="0" w:color="auto"/>
-            </w:tcBorders>
-            <w:vAlign w:val="center"/>
-            <w:hideMark/>
-          </w:tcPr>
-          <w:p>
-            <w:pPr>
-              <w:spacing w:after="0" w:line="240" w:lineRule="auto"/>
-              <w:rPr>
-                <w:rFonts w:ascii="Arial" w:eastAsia="Times New Roman" w:hAnsi="Arial" w:cs="Arial"/>
-                <w:b/>
-                <w:bCs/>
-                <w:color w:val="000000"/>
-                <w:sz w:val="16"/>
-                <w:szCs w:val="16"/>
-              </w:rPr>
-            </w:pPr>
-          </w:p>
-        </w:tc>
-        <w:tc>
-          <w:tcPr>
-            <w:tcW w:w="296" w:type="pct"/>
-            <w:tcBorders>
-              <w:top w:val="nil"/>
-              <w:left w:val="nil"/>
-              <w:bottom w:val="single" w:sz="4" w:space="0" w:color="auto"/>
-              <w:right w:val="single" w:sz="4" w:space="0" w:color="auto"/>
-            </w:tcBorders>
-            <w:vAlign w:val="center"/>
-            <w:hideMark/>
-          </w:tcPr>
-          <w:p>
-            <w:pPr>
-              <w:spacing w:after="0" w:line="240" w:lineRule="auto"/>
-              <w:jc w:val="center"/>
-              <w:rPr>
-                <w:rFonts w:ascii="Arial" w:eastAsia="Times New Roman" w:hAnsi="Arial" w:cs="Arial"/>
-                <w:b/>
-                <w:bCs/>
-                <w:color w:val="000000"/>
-                <w:sz w:val="16"/>
-                <w:szCs w:val="16"/>
-              </w:rPr>
-            </w:pPr>
-            <w:r>
-              <w:rPr>
-                <w:rFonts w:ascii="Arial" w:eastAsia="Times New Roman" w:hAnsi="Arial" w:cs="Arial"/>
-                <w:b/>
-                <w:bCs/>
-                <w:color w:val="000000"/>
-                <w:sz w:val="16"/>
-                <w:szCs w:val="16"/>
-              </w:rPr>
-              <w:t>Nama</w:t>
-            </w:r>
-          </w:p>
-        </w:tc>
-        <w:tc>
-          <w:tcPr>
-            <w:tcW w:w="341" w:type="pct"/>
-            <w:tcBorders>
-              <w:top w:val="nil"/>
-              <w:left w:val="nil"/>
-              <w:bottom w:val="single" w:sz="4" w:space="0" w:color="auto"/>
-              <w:right w:val="single" w:sz="4" w:space="0" w:color="auto"/>
-            </w:tcBorders>
-            <w:vAlign w:val="center"/>
-            <w:hideMark/>
-          </w:tcPr>
-          <w:p>
-            <w:pPr>
-              <w:spacing w:after="0" w:line="240" w:lineRule="auto"/>
-              <w:jc w:val="center"/>
-              <w:rPr>
-                <w:rFonts w:ascii="Arial" w:eastAsia="Times New Roman" w:hAnsi="Arial" w:cs="Arial"/>
-                <w:b/>
-                <w:bCs/>
-                <w:color w:val="000000"/>
-                <w:sz w:val="16"/>
-                <w:szCs w:val="16"/>
-              </w:rPr>
-            </w:pPr>
-            <w:r>
-              <w:rPr>
-                <w:rFonts w:ascii="Arial" w:eastAsia="Times New Roman" w:hAnsi="Arial" w:cs="Arial"/>
-                <w:b/>
-                <w:bCs/>
-                <w:color w:val="000000"/>
-                <w:sz w:val="16"/>
-                <w:szCs w:val="16"/>
-              </w:rPr>
-              <w:t>Username Sobat</w:t>
-            </w:r>
-          </w:p>
-        </w:tc>
-        <w:tc>
-          <w:tcPr>
-            <w:tcW w:w="226" w:type="pct"/>
-            <w:tcBorders>
-              <w:top w:val="nil"/>
-              <w:left w:val="nil"/>
-              <w:bottom w:val="single" w:sz="4" w:space="0" w:color="auto"/>
-              <w:right w:val="single" w:sz="4" w:space="0" w:color="auto"/>
-            </w:tcBorders>
-            <w:vAlign w:val="center"/>
-            <w:hideMark/>
-          </w:tcPr>
-          <w:p>
-            <w:pPr>
-              <w:spacing w:after="0" w:line="240" w:lineRule="auto"/>
-              <w:jc w:val="center"/>
-              <w:rPr>
-                <w:rFonts w:ascii="Arial" w:eastAsia="Times New Roman" w:hAnsi="Arial" w:cs="Arial"/>
-                <w:b/>
-                <w:bCs/>
-                <w:color w:val="000000"/>
-                <w:sz w:val="16"/>
-                <w:szCs w:val="16"/>
-              </w:rPr>
-            </w:pPr>
-            <w:r>
-              <w:rPr>
-                <w:rFonts w:ascii="Arial" w:eastAsia="Times New Roman" w:hAnsi="Arial" w:cs="Arial"/>
-                <w:b/>
-                <w:bCs/>
-                <w:color w:val="000000"/>
-                <w:sz w:val="16"/>
-                <w:szCs w:val="16"/>
-              </w:rPr>
-              <w:t>Nama</w:t>
-            </w:r>
-          </w:p>
-        </w:tc>
-        <w:tc>
-          <w:tcPr>
-            <w:tcW w:w="341" w:type="pct"/>
-            <w:tcBorders>
-              <w:top w:val="nil"/>
-              <w:left w:val="nil"/>
-              <w:bottom w:val="single" w:sz="4" w:space="0" w:color="auto"/>
-              <w:right w:val="single" w:sz="4" w:space="0" w:color="auto"/>
-            </w:tcBorders>
-            <w:vAlign w:val="center"/>
-            <w:hideMark/>
-          </w:tcPr>
-          <w:p>
-            <w:pPr>
-              <w:spacing w:after="0" w:line="240" w:lineRule="auto"/>
-              <w:jc w:val="center"/>
-              <w:rPr>
-                <w:rFonts w:ascii="Arial" w:eastAsia="Times New Roman" w:hAnsi="Arial" w:cs="Arial"/>
-                <w:b/>
-                <w:bCs/>
-                <w:color w:val="000000"/>
-                <w:sz w:val="16"/>
-                <w:szCs w:val="16"/>
-              </w:rPr>
-            </w:pPr>
-            <w:r>
-              <w:rPr>
-                <w:rFonts w:ascii="Arial" w:eastAsia="Times New Roman" w:hAnsi="Arial" w:cs="Arial"/>
-                <w:b/>
-                <w:bCs/>
-                <w:color w:val="000000"/>
-                <w:sz w:val="16"/>
-                <w:szCs w:val="16"/>
-              </w:rPr>
-              <w:t>Username Sobat</w:t>
-            </w:r>
-          </w:p>
-        </w:tc>
-        <w:tc>
-          <w:tcPr>
-            <w:tcW w:w="250" w:type="pct"/>
-            <w:vMerge/>
-            <w:tcBorders>
-              <w:top w:val="single" w:sz="4" w:space="0" w:color="auto"/>
-              <w:left w:val="single" w:sz="4" w:space="0" w:color="auto"/>
-              <w:bottom w:val="single" w:sz="4" w:space="0" w:color="000000"/>
-              <w:right w:val="single" w:sz="4" w:space="0" w:color="auto"/>
-            </w:tcBorders>
-            <w:vAlign w:val="center"/>
-            <w:hideMark/>
-          </w:tcPr>
-          <w:p>
-            <w:pPr>
-              <w:spacing w:after="0" w:line="240" w:lineRule="auto"/>
-              <w:rPr>
-                <w:rFonts w:ascii="Arial" w:eastAsia="Times New Roman" w:hAnsi="Arial" w:cs="Arial"/>
-                <w:b/>
-                <w:bCs/>
-                <w:color w:val="000000"/>
-                <w:sz w:val="16"/>
-                <w:szCs w:val="16"/>
-              </w:rPr>
-            </w:pPr>
-          </w:p>
-        </w:tc>
-        <w:tc>
-          <w:tcPr>
-            <w:tcW w:w="435" w:type="pct"/>
-            <w:vMerge/>
-            <w:tcBorders>
-              <w:top w:val="single" w:sz="4" w:space="0" w:color="auto"/>
-              <w:left w:val="single" w:sz="4" w:space="0" w:color="auto"/>
-              <w:bottom w:val="single" w:sz="4" w:space="0" w:color="000000"/>
-              <w:right w:val="single" w:sz="4" w:space="0" w:color="auto"/>
-            </w:tcBorders>
-            <w:vAlign w:val="center"/>
-            <w:hideMark/>
-          </w:tcPr>
-          <w:p>
-            <w:pPr>
-              <w:spacing w:after="0" w:line="240" w:lineRule="auto"/>
-              <w:rPr>
-                <w:rFonts w:ascii="Arial" w:eastAsia="Times New Roman" w:hAnsi="Arial" w:cs="Arial"/>
-                <w:b/>
-                <w:bCs/>
-                <w:color w:val="000000"/>
-                <w:sz w:val="16"/>
-                <w:szCs w:val="16"/>
-              </w:rPr>
-            </w:pPr>
-          </w:p>
-        </w:tc>
-        <w:tc>
-          <w:tcPr>
-            <w:tcW w:w="320" w:type="pct"/>
-            <w:vMerge/>
-            <w:tcBorders>
-              <w:top w:val="single" w:sz="4" w:space="0" w:color="auto"/>
-              <w:left w:val="single" w:sz="4" w:space="0" w:color="auto"/>
-              <w:bottom w:val="single" w:sz="4" w:space="0" w:color="000000"/>
-              <w:right w:val="single" w:sz="4" w:space="0" w:color="auto"/>
-            </w:tcBorders>
-            <w:vAlign w:val="center"/>
-            <w:hideMark/>
-          </w:tcPr>
-          <w:p>
-            <w:pPr>
-              <w:spacing w:after="0" w:line="240" w:lineRule="auto"/>
-              <w:rPr>
-                <w:rFonts w:ascii="Arial" w:eastAsia="Times New Roman" w:hAnsi="Arial" w:cs="Arial"/>
-                <w:b/>
-                <w:bCs/>
-                <w:color w:val="000000"/>
-                <w:sz w:val="16"/>
-                <w:szCs w:val="16"/>
-              </w:rPr>
-            </w:pPr>
-          </w:p>
-        </w:tc>
-        <w:tc>
-          <w:tcPr>
-            <w:tcW w:w="311" w:type="pct"/>
-            <w:tcBorders>
-              <w:top w:val="nil"/>
-              <w:left w:val="nil"/>
-              <w:bottom w:val="single" w:sz="4" w:space="0" w:color="auto"/>
-              <w:right w:val="single" w:sz="4" w:space="0" w:color="auto"/>
-            </w:tcBorders>
-            <w:vAlign w:val="center"/>
-            <w:hideMark/>
-          </w:tcPr>
-          <w:p>
-            <w:pPr>
-              <w:spacing w:after="0" w:line="240" w:lineRule="auto"/>
-              <w:jc w:val="center"/>
-              <w:rPr>
-                <w:rFonts w:ascii="Arial" w:eastAsia="Times New Roman" w:hAnsi="Arial" w:cs="Arial"/>
-                <w:b/>
-                <w:bCs/>
-                <w:color w:val="000000"/>
-                <w:sz w:val="16"/>
-                <w:szCs w:val="16"/>
-              </w:rPr>
-            </w:pPr>
-            <w:r>
-              <w:rPr>
-                <w:rFonts w:ascii="Arial" w:eastAsia="Times New Roman" w:hAnsi="Arial" w:cs="Arial"/>
-                <w:b/>
-                <w:bCs/>
-                <w:color w:val="000000"/>
-                <w:sz w:val="16"/>
-                <w:szCs w:val="16"/>
-              </w:rPr>
-              <w:t>Keluarga</w:t>
-            </w:r>
-          </w:p>
-        </w:tc>
-        <w:tc>
-          <w:tcPr>
-            <w:tcW w:w="241" w:type="pct"/>
-            <w:tcBorders>
-              <w:top w:val="nil"/>
-              <w:left w:val="nil"/>
-              <w:bottom w:val="single" w:sz="4" w:space="0" w:color="auto"/>
-              <w:right w:val="single" w:sz="4" w:space="0" w:color="auto"/>
-            </w:tcBorders>
-            <w:vAlign w:val="center"/>
-            <w:hideMark/>
-          </w:tcPr>
-          <w:p>
-            <w:pPr>
-              <w:spacing w:after="0" w:line="240" w:lineRule="auto"/>
-              <w:jc w:val="center"/>
-              <w:rPr>
-                <w:rFonts w:ascii="Arial" w:eastAsia="Times New Roman" w:hAnsi="Arial" w:cs="Arial"/>
-                <w:b/>
-                <w:bCs/>
-                <w:color w:val="000000"/>
-                <w:sz w:val="16"/>
-                <w:szCs w:val="16"/>
-              </w:rPr>
-            </w:pPr>
-            <w:r>
-              <w:rPr>
-                <w:rFonts w:ascii="Arial" w:eastAsia="Times New Roman" w:hAnsi="Arial" w:cs="Arial"/>
-                <w:b/>
-                <w:bCs/>
-                <w:color w:val="000000"/>
-                <w:sz w:val="16"/>
-                <w:szCs w:val="16"/>
-              </w:rPr>
-              <w:t>Usaha</w:t>
-            </w:r>
-          </w:p>
-        </w:tc>
-        <w:tc>
-          <w:tcPr>
-            <w:tcW w:w="269" w:type="pct"/>
-            <w:tcBorders>
-              <w:top w:val="nil"/>
-              <w:left w:val="nil"/>
-              <w:bottom w:val="single" w:sz="4" w:space="0" w:color="auto"/>
-              <w:right w:val="single" w:sz="4" w:space="0" w:color="auto"/>
-            </w:tcBorders>
-            <w:vAlign w:val="center"/>
-            <w:hideMark/>
-          </w:tcPr>
-          <w:p>
-            <w:pPr>
-              <w:spacing w:after="0" w:line="240" w:lineRule="auto"/>
-              <w:jc w:val="center"/>
-              <w:rPr>
-                <w:rFonts w:ascii="Arial" w:eastAsia="Times New Roman" w:hAnsi="Arial" w:cs="Arial"/>
-                <w:b/>
-                <w:bCs/>
-                <w:color w:val="000000"/>
-                <w:sz w:val="16"/>
-                <w:szCs w:val="16"/>
-              </w:rPr>
-            </w:pPr>
-            <w:r>
-              <w:rPr>
-                <w:rFonts w:ascii="Arial" w:eastAsia="Times New Roman" w:hAnsi="Arial" w:cs="Arial"/>
-                <w:b/>
-                <w:bCs/>
-                <w:color w:val="000000"/>
-                <w:sz w:val="16"/>
-                <w:szCs w:val="16"/>
-              </w:rPr>
-              <w:t>Jumlah</w:t>
-            </w:r>
-          </w:p>
-        </w:tc>
-        <w:tc>
-          <w:tcPr>
-            <w:tcW w:w="311" w:type="pct"/>
-            <w:tcBorders>
-              <w:top w:val="nil"/>
-              <w:left w:val="nil"/>
-              <w:bottom w:val="single" w:sz="4" w:space="0" w:color="auto"/>
-              <w:right w:val="single" w:sz="4" w:space="0" w:color="auto"/>
-            </w:tcBorders>
-            <w:vAlign w:val="center"/>
-            <w:hideMark/>
-          </w:tcPr>
-          <w:p>
-            <w:pPr>
-              <w:spacing w:after="0" w:line="240" w:lineRule="auto"/>
-              <w:jc w:val="center"/>
-              <w:rPr>
-                <w:rFonts w:ascii="Arial" w:eastAsia="Times New Roman" w:hAnsi="Arial" w:cs="Arial"/>
-                <w:b/>
-                <w:bCs/>
-                <w:color w:val="000000"/>
-                <w:sz w:val="16"/>
-                <w:szCs w:val="16"/>
-              </w:rPr>
-            </w:pPr>
-            <w:r>
-              <w:rPr>
-                <w:rFonts w:ascii="Arial" w:eastAsia="Times New Roman" w:hAnsi="Arial" w:cs="Arial"/>
-                <w:b/>
-                <w:bCs/>
-                <w:color w:val="000000"/>
-                <w:sz w:val="16"/>
-                <w:szCs w:val="16"/>
-              </w:rPr>
-              <w:t>Keluarga</w:t>
-            </w:r>
-          </w:p>
-        </w:tc>
-        <w:tc>
-          <w:tcPr>
-            <w:tcW w:w="241" w:type="pct"/>
-            <w:tcBorders>
-              <w:top w:val="nil"/>
-              <w:left w:val="nil"/>
-              <w:bottom w:val="single" w:sz="4" w:space="0" w:color="auto"/>
-              <w:right w:val="single" w:sz="4" w:space="0" w:color="auto"/>
-            </w:tcBorders>
-            <w:vAlign w:val="center"/>
-            <w:hideMark/>
-          </w:tcPr>
-          <w:p>
-            <w:pPr>
-              <w:spacing w:after="0" w:line="240" w:lineRule="auto"/>
-              <w:jc w:val="center"/>
-              <w:rPr>
-                <w:rFonts w:ascii="Arial" w:eastAsia="Times New Roman" w:hAnsi="Arial" w:cs="Arial"/>
-                <w:b/>
-                <w:bCs/>
-                <w:color w:val="000000"/>
-                <w:sz w:val="16"/>
-                <w:szCs w:val="16"/>
-              </w:rPr>
-            </w:pPr>
-            <w:r>
-              <w:rPr>
-                <w:rFonts w:ascii="Arial" w:eastAsia="Times New Roman" w:hAnsi="Arial" w:cs="Arial"/>
-                <w:b/>
-                <w:bCs/>
-                <w:color w:val="000000"/>
-                <w:sz w:val="16"/>
-                <w:szCs w:val="16"/>
-              </w:rPr>
-              <w:t>Usaha</w:t>
-            </w:r>
-          </w:p>
-        </w:tc>
-        <w:tc>
-          <w:tcPr>
-            <w:tcW w:w="269" w:type="pct"/>
-            <w:tcBorders>
-              <w:top w:val="nil"/>
-              <w:left w:val="nil"/>
-              <w:bottom w:val="single" w:sz="4" w:space="0" w:color="auto"/>
-              <w:right w:val="single" w:sz="4" w:space="0" w:color="auto"/>
-            </w:tcBorders>
-            <w:vAlign w:val="center"/>
-            <w:hideMark/>
-          </w:tcPr>
-          <w:p>
-            <w:pPr>
-              <w:spacing w:after="0" w:line="240" w:lineRule="auto"/>
-              <w:jc w:val="center"/>
-              <w:rPr>
-                <w:rFonts w:ascii="Arial" w:eastAsia="Times New Roman" w:hAnsi="Arial" w:cs="Arial"/>
-                <w:b/>
-                <w:bCs/>
-                <w:color w:val="000000"/>
-                <w:sz w:val="16"/>
-                <w:szCs w:val="16"/>
-              </w:rPr>
-            </w:pPr>
-            <w:r>
-              <w:rPr>
-                <w:rFonts w:ascii="Arial" w:eastAsia="Times New Roman" w:hAnsi="Arial" w:cs="Arial"/>
-                <w:b/>
-                <w:bCs/>
-                <w:color w:val="000000"/>
-                <w:sz w:val="16"/>
-                <w:szCs w:val="16"/>
-              </w:rPr>
-              <w:t>Jumlah</w:t>
-            </w:r>
-          </w:p>
-        </w:tc>
-        <w:tc>
-          <w:tcPr>
-            <w:tcW w:w="416" w:type="pct"/>
-            <w:vMerge/>
-            <w:tcBorders>
-              <w:top w:val="single" w:sz="4" w:space="0" w:color="auto"/>
-              <w:left w:val="single" w:sz="4" w:space="0" w:color="auto"/>
-              <w:bottom w:val="single" w:sz="4" w:space="0" w:color="000000"/>
-              <w:right w:val="nil"/>
-            </w:tcBorders>
-            <w:vAlign w:val="center"/>
-            <w:hideMark/>
-          </w:tcPr>
-          <w:p>
-            <w:pPr>
-              <w:spacing w:after="0" w:line="240" w:lineRule="auto"/>
-              <w:rPr>
-                <w:rFonts w:ascii="Arial" w:eastAsia="Times New Roman" w:hAnsi="Arial" w:cs="Arial"/>
-                <w:b/>
-                <w:bCs/>
-                <w:color w:val="000000"/>
-                <w:sz w:val="16"/>
-                <w:szCs w:val="16"/>
-              </w:rPr>
-            </w:pPr>
-          </w:p>
-        </w:tc>
-        <w:tc>
-          <w:tcPr>
-            <w:tcW w:w="378" w:type="pct"/>
-            <w:vMerge/>
-            <w:tcBorders>
-              <w:top w:val="single" w:sz="4" w:space="0" w:color="auto"/>
-              <w:left w:val="single" w:sz="4" w:space="0" w:color="auto"/>
-              <w:bottom w:val="single" w:sz="4" w:space="0" w:color="000000"/>
-              <w:right w:val="single" w:sz="4" w:space="0" w:color="auto"/>
-            </w:tcBorders>
-            <w:vAlign w:val="center"/>
-            <w:hideMark/>
-          </w:tcPr>
-          <w:p>
-            <w:pPr>
-              <w:spacing w:after="0" w:line="240" w:lineRule="auto"/>
-              <w:rPr>
-                <w:rFonts w:ascii="Arial" w:eastAsia="Times New Roman" w:hAnsi="Arial" w:cs="Arial"/>
-                <w:b/>
-                <w:bCs/>
-                <w:color w:val="000000"/>
-                <w:sz w:val="16"/>
-                <w:szCs w:val="16"/>
-              </w:rPr>
-            </w:pPr>
-          </w:p>
-        </w:tc>
-      </w:tr>
-      <w:tr>
-        <w:trPr>
-          <w:trHeight w:val="276"/>
-        </w:trPr>
-        <w:tc>
-          <w:tcPr>
-            <w:tcW w:w="354" w:type="pct"/>
-            <w:tcBorders>
-              <w:top w:val="nil"/>
-              <w:left w:val="single" w:sz="4" w:space="0" w:color="auto"/>
-              <w:bottom w:val="single" w:sz="4" w:space="0" w:color="auto"/>
-              <w:right w:val="single" w:sz="4" w:space="0" w:color="auto"/>
-            </w:tcBorders>
-            <w:vAlign w:val="center"/>
-            <w:hideMark/>
-          </w:tcPr>
-          <w:p>
-            <w:pPr>
-              <w:spacing w:after="0" w:line="240" w:lineRule="auto"/>
-              <w:jc w:val="center"/>
-              <w:rPr>
-                <w:rFonts w:ascii="Arial" w:eastAsia="Times New Roman" w:hAnsi="Arial" w:cs="Arial"/>
-                <w:b/>
-                <w:bCs/>
-                <w:color w:val="000000"/>
-                <w:sz w:val="16"/>
-                <w:szCs w:val="16"/>
-              </w:rPr>
-            </w:pPr>
-            <w:r>
-              <w:rPr>
-                <w:rFonts w:ascii="Arial" w:eastAsia="Times New Roman" w:hAnsi="Arial" w:cs="Arial"/>
-                <w:b/>
-                <w:bCs/>
-                <w:color w:val="000000"/>
-                <w:sz w:val="16"/>
-                <w:szCs w:val="16"/>
-              </w:rPr>
-              <w:t>(1)</w:t>
-            </w:r>
-          </w:p>
-        </w:tc>
-        <w:tc>
-          <w:tcPr>
-            <w:tcW w:w="296" w:type="pct"/>
-            <w:tcBorders>
-              <w:top w:val="nil"/>
-              <w:left w:val="nil"/>
-              <w:bottom w:val="single" w:sz="4" w:space="0" w:color="auto"/>
-              <w:right w:val="single" w:sz="4" w:space="0" w:color="auto"/>
-            </w:tcBorders>
-            <w:vAlign w:val="center"/>
-            <w:hideMark/>
-          </w:tcPr>
-          <w:p>
-            <w:pPr>
-              <w:spacing w:after="0" w:line="240" w:lineRule="auto"/>
-              <w:jc w:val="center"/>
-              <w:rPr>
-                <w:rFonts w:ascii="Arial" w:eastAsia="Times New Roman" w:hAnsi="Arial" w:cs="Arial"/>
-                <w:b/>
-                <w:bCs/>
-                <w:color w:val="000000"/>
-                <w:sz w:val="16"/>
-                <w:szCs w:val="16"/>
-              </w:rPr>
-            </w:pPr>
-            <w:r>
-              <w:rPr>
-                <w:rFonts w:ascii="Arial" w:eastAsia="Times New Roman" w:hAnsi="Arial" w:cs="Arial"/>
-                <w:b/>
-                <w:bCs/>
-                <w:color w:val="000000"/>
-                <w:sz w:val="16"/>
-                <w:szCs w:val="16"/>
-              </w:rPr>
-              <w:t>(2)</w:t>
-            </w:r>
-          </w:p>
-        </w:tc>
-        <w:tc>
-          <w:tcPr>
-            <w:tcW w:w="341" w:type="pct"/>
-            <w:tcBorders>
-              <w:top w:val="nil"/>
-              <w:left w:val="nil"/>
-              <w:bottom w:val="single" w:sz="4" w:space="0" w:color="auto"/>
-              <w:right w:val="single" w:sz="4" w:space="0" w:color="auto"/>
-            </w:tcBorders>
-            <w:vAlign w:val="center"/>
-            <w:hideMark/>
-          </w:tcPr>
-          <w:p>
-            <w:pPr>
-              <w:spacing w:after="0" w:line="240" w:lineRule="auto"/>
-              <w:jc w:val="center"/>
-              <w:rPr>
-                <w:rFonts w:ascii="Arial" w:eastAsia="Times New Roman" w:hAnsi="Arial" w:cs="Arial"/>
-                <w:b/>
-                <w:bCs/>
-                <w:color w:val="000000"/>
-                <w:sz w:val="16"/>
-                <w:szCs w:val="16"/>
-              </w:rPr>
-            </w:pPr>
-            <w:r>
-              <w:rPr>
-                <w:rFonts w:ascii="Arial" w:eastAsia="Times New Roman" w:hAnsi="Arial" w:cs="Arial"/>
-                <w:b/>
-                <w:bCs/>
-                <w:color w:val="000000"/>
-                <w:sz w:val="16"/>
-                <w:szCs w:val="16"/>
-              </w:rPr>
-              <w:t>(3)</w:t>
-            </w:r>
-          </w:p>
-        </w:tc>
-        <w:tc>
-          <w:tcPr>
-            <w:tcW w:w="226" w:type="pct"/>
-            <w:tcBorders>
-              <w:top w:val="nil"/>
-              <w:left w:val="nil"/>
-              <w:bottom w:val="single" w:sz="4" w:space="0" w:color="auto"/>
-              <w:right w:val="single" w:sz="4" w:space="0" w:color="auto"/>
-            </w:tcBorders>
-            <w:vAlign w:val="center"/>
-            <w:hideMark/>
-          </w:tcPr>
-          <w:p>
-            <w:pPr>
-              <w:spacing w:after="0" w:line="240" w:lineRule="auto"/>
-              <w:jc w:val="center"/>
-              <w:rPr>
-                <w:rFonts w:ascii="Arial" w:eastAsia="Times New Roman" w:hAnsi="Arial" w:cs="Arial"/>
-                <w:b/>
-                <w:bCs/>
-                <w:color w:val="000000"/>
-                <w:sz w:val="16"/>
-                <w:szCs w:val="16"/>
-              </w:rPr>
-            </w:pPr>
-            <w:r>
-              <w:rPr>
-                <w:rFonts w:ascii="Arial" w:eastAsia="Times New Roman" w:hAnsi="Arial" w:cs="Arial"/>
-                <w:b/>
-                <w:bCs/>
-                <w:color w:val="000000"/>
-                <w:sz w:val="16"/>
-                <w:szCs w:val="16"/>
-              </w:rPr>
-              <w:t>(4)</w:t>
-            </w:r>
-          </w:p>
-        </w:tc>
-        <w:tc>
-          <w:tcPr>
-            <w:tcW w:w="341" w:type="pct"/>
-            <w:tcBorders>
-              <w:top w:val="nil"/>
-              <w:left w:val="nil"/>
-              <w:bottom w:val="single" w:sz="4" w:space="0" w:color="auto"/>
-              <w:right w:val="single" w:sz="4" w:space="0" w:color="auto"/>
-            </w:tcBorders>
-            <w:vAlign w:val="center"/>
-            <w:hideMark/>
-          </w:tcPr>
-          <w:p>
-            <w:pPr>
-              <w:spacing w:after="0" w:line="240" w:lineRule="auto"/>
-              <w:jc w:val="center"/>
-              <w:rPr>
-                <w:rFonts w:ascii="Arial" w:eastAsia="Times New Roman" w:hAnsi="Arial" w:cs="Arial"/>
-                <w:b/>
-                <w:bCs/>
-                <w:color w:val="000000"/>
-                <w:sz w:val="16"/>
-                <w:szCs w:val="16"/>
-              </w:rPr>
-            </w:pPr>
-            <w:r>
-              <w:rPr>
-                <w:rFonts w:ascii="Arial" w:eastAsia="Times New Roman" w:hAnsi="Arial" w:cs="Arial"/>
-                <w:b/>
-                <w:bCs/>
-                <w:color w:val="000000"/>
-                <w:sz w:val="16"/>
-                <w:szCs w:val="16"/>
-              </w:rPr>
-              <w:t>(5)</w:t>
-            </w:r>
-          </w:p>
-        </w:tc>
-        <w:tc>
-          <w:tcPr>
-            <w:tcW w:w="250" w:type="pct"/>
-            <w:tcBorders>
-              <w:top w:val="nil"/>
-              <w:left w:val="nil"/>
-              <w:bottom w:val="single" w:sz="4" w:space="0" w:color="auto"/>
-              <w:right w:val="single" w:sz="4" w:space="0" w:color="auto"/>
-            </w:tcBorders>
-            <w:vAlign w:val="center"/>
-            <w:hideMark/>
-          </w:tcPr>
-          <w:p>
-            <w:pPr>
-              <w:spacing w:after="0" w:line="240" w:lineRule="auto"/>
-              <w:jc w:val="center"/>
-              <w:rPr>
-                <w:rFonts w:ascii="Arial" w:eastAsia="Times New Roman" w:hAnsi="Arial" w:cs="Arial"/>
-                <w:b/>
-                <w:bCs/>
-                <w:color w:val="000000"/>
-                <w:sz w:val="16"/>
-                <w:szCs w:val="16"/>
-              </w:rPr>
-            </w:pPr>
-            <w:r>
-              <w:rPr>
-                <w:rFonts w:ascii="Arial" w:eastAsia="Times New Roman" w:hAnsi="Arial" w:cs="Arial"/>
-                <w:b/>
-                <w:bCs/>
-                <w:color w:val="000000"/>
-                <w:sz w:val="16"/>
-                <w:szCs w:val="16"/>
-              </w:rPr>
-              <w:t>(6)</w:t>
-            </w:r>
-          </w:p>
-        </w:tc>
-        <w:tc>
-          <w:tcPr>
-            <w:tcW w:w="435" w:type="pct"/>
-            <w:tcBorders>
-              <w:top w:val="nil"/>
-              <w:left w:val="nil"/>
-              <w:bottom w:val="single" w:sz="4" w:space="0" w:color="auto"/>
-              <w:right w:val="single" w:sz="4" w:space="0" w:color="auto"/>
-            </w:tcBorders>
-            <w:vAlign w:val="center"/>
-            <w:hideMark/>
-          </w:tcPr>
-          <w:p>
-            <w:pPr>
-              <w:spacing w:after="0" w:line="240" w:lineRule="auto"/>
-              <w:jc w:val="center"/>
-              <w:rPr>
-                <w:rFonts w:ascii="Arial" w:eastAsia="Times New Roman" w:hAnsi="Arial" w:cs="Arial"/>
-                <w:b/>
-                <w:bCs/>
-                <w:color w:val="000000"/>
-                <w:sz w:val="16"/>
-                <w:szCs w:val="16"/>
-              </w:rPr>
-            </w:pPr>
-            <w:r>
-              <w:rPr>
-                <w:rFonts w:ascii="Arial" w:eastAsia="Times New Roman" w:hAnsi="Arial" w:cs="Arial"/>
-                <w:b/>
-                <w:bCs/>
-                <w:color w:val="000000"/>
-                <w:sz w:val="16"/>
-                <w:szCs w:val="16"/>
-              </w:rPr>
-              <w:t>(7)</w:t>
-            </w:r>
-          </w:p>
-        </w:tc>
-        <w:tc>
-          <w:tcPr>
-            <w:tcW w:w="320" w:type="pct"/>
-            <w:tcBorders>
-              <w:top w:val="nil"/>
-              <w:left w:val="nil"/>
-              <w:bottom w:val="single" w:sz="4" w:space="0" w:color="auto"/>
-              <w:right w:val="single" w:sz="4" w:space="0" w:color="auto"/>
-            </w:tcBorders>
-            <w:vAlign w:val="center"/>
-            <w:hideMark/>
-          </w:tcPr>
-          <w:p>
-            <w:pPr>
-              <w:spacing w:after="0" w:line="240" w:lineRule="auto"/>
-              <w:jc w:val="center"/>
-              <w:rPr>
-                <w:rFonts w:ascii="Arial" w:eastAsia="Times New Roman" w:hAnsi="Arial" w:cs="Arial"/>
-                <w:b/>
-                <w:bCs/>
-                <w:color w:val="000000"/>
-                <w:sz w:val="16"/>
-                <w:szCs w:val="16"/>
-              </w:rPr>
-            </w:pPr>
-            <w:r>
-              <w:rPr>
-                <w:rFonts w:ascii="Arial" w:eastAsia="Times New Roman" w:hAnsi="Arial" w:cs="Arial"/>
-                <w:b/>
-                <w:bCs/>
-                <w:color w:val="000000"/>
-                <w:sz w:val="16"/>
-                <w:szCs w:val="16"/>
-              </w:rPr>
-              <w:t>(8)</w:t>
-            </w:r>
-          </w:p>
-        </w:tc>
-        <w:tc>
-          <w:tcPr>
-            <w:tcW w:w="311" w:type="pct"/>
-            <w:tcBorders>
-              <w:top w:val="nil"/>
-              <w:left w:val="nil"/>
-              <w:bottom w:val="single" w:sz="4" w:space="0" w:color="auto"/>
-              <w:right w:val="single" w:sz="4" w:space="0" w:color="auto"/>
-            </w:tcBorders>
-            <w:vAlign w:val="center"/>
-            <w:hideMark/>
-          </w:tcPr>
-          <w:p>
-            <w:pPr>
-              <w:spacing w:after="0" w:line="240" w:lineRule="auto"/>
-              <w:jc w:val="center"/>
-              <w:rPr>
-                <w:rFonts w:ascii="Arial" w:eastAsia="Times New Roman" w:hAnsi="Arial" w:cs="Arial"/>
-                <w:b/>
-                <w:bCs/>
-                <w:color w:val="000000"/>
-                <w:sz w:val="16"/>
-                <w:szCs w:val="16"/>
-              </w:rPr>
-            </w:pPr>
-            <w:r>
-              <w:rPr>
-                <w:rFonts w:ascii="Arial" w:eastAsia="Times New Roman" w:hAnsi="Arial" w:cs="Arial"/>
-                <w:b/>
-                <w:bCs/>
-                <w:color w:val="000000"/>
-                <w:sz w:val="16"/>
-                <w:szCs w:val="16"/>
-              </w:rPr>
-              <w:t>(9)</w:t>
-            </w:r>
-          </w:p>
-        </w:tc>
-        <w:tc>
-          <w:tcPr>
-            <w:tcW w:w="241" w:type="pct"/>
-            <w:tcBorders>
-              <w:top w:val="nil"/>
-              <w:left w:val="nil"/>
-              <w:bottom w:val="single" w:sz="4" w:space="0" w:color="auto"/>
-              <w:right w:val="single" w:sz="4" w:space="0" w:color="auto"/>
-            </w:tcBorders>
-            <w:vAlign w:val="center"/>
-            <w:hideMark/>
-          </w:tcPr>
-          <w:p>
-            <w:pPr>
-              <w:spacing w:after="0" w:line="240" w:lineRule="auto"/>
-              <w:jc w:val="center"/>
-              <w:rPr>
-                <w:rFonts w:ascii="Arial" w:eastAsia="Times New Roman" w:hAnsi="Arial" w:cs="Arial"/>
-                <w:b/>
-                <w:bCs/>
-                <w:color w:val="000000"/>
-                <w:sz w:val="16"/>
-                <w:szCs w:val="16"/>
-              </w:rPr>
-            </w:pPr>
-            <w:r>
-              <w:rPr>
-                <w:rFonts w:ascii="Arial" w:eastAsia="Times New Roman" w:hAnsi="Arial" w:cs="Arial"/>
-                <w:b/>
-                <w:bCs/>
-                <w:color w:val="000000"/>
-                <w:sz w:val="16"/>
-                <w:szCs w:val="16"/>
-              </w:rPr>
-              <w:t>(10)</w:t>
-            </w:r>
-          </w:p>
-        </w:tc>
-        <w:tc>
-          <w:tcPr>
-            <w:tcW w:w="269" w:type="pct"/>
-            <w:tcBorders>
-              <w:top w:val="nil"/>
-              <w:left w:val="nil"/>
-              <w:bottom w:val="single" w:sz="4" w:space="0" w:color="auto"/>
-              <w:right w:val="single" w:sz="4" w:space="0" w:color="auto"/>
-            </w:tcBorders>
-            <w:vAlign w:val="center"/>
-            <w:hideMark/>
-          </w:tcPr>
-          <w:p>
-            <w:pPr>
-              <w:spacing w:after="0" w:line="240" w:lineRule="auto"/>
-              <w:jc w:val="center"/>
-              <w:rPr>
-                <w:rFonts w:ascii="Arial" w:eastAsia="Times New Roman" w:hAnsi="Arial" w:cs="Arial"/>
-                <w:b/>
-                <w:bCs/>
-                <w:color w:val="000000"/>
-                <w:sz w:val="16"/>
-                <w:szCs w:val="16"/>
-              </w:rPr>
-            </w:pPr>
-            <w:r>
-              <w:rPr>
-                <w:rFonts w:ascii="Arial" w:eastAsia="Times New Roman" w:hAnsi="Arial" w:cs="Arial"/>
-                <w:b/>
-                <w:bCs/>
-                <w:color w:val="000000"/>
-                <w:sz w:val="16"/>
-                <w:szCs w:val="16"/>
-              </w:rPr>
-              <w:t>(11)</w:t>
-            </w:r>
-          </w:p>
-        </w:tc>
-        <w:tc>
-          <w:tcPr>
-            <w:tcW w:w="311" w:type="pct"/>
-            <w:tcBorders>
-              <w:top w:val="nil"/>
-              <w:left w:val="nil"/>
-              <w:bottom w:val="single" w:sz="4" w:space="0" w:color="auto"/>
-              <w:right w:val="single" w:sz="4" w:space="0" w:color="auto"/>
-            </w:tcBorders>
-            <w:vAlign w:val="center"/>
-            <w:hideMark/>
-          </w:tcPr>
-          <w:p>
-            <w:pPr>
-              <w:spacing w:after="0" w:line="240" w:lineRule="auto"/>
-              <w:jc w:val="center"/>
-              <w:rPr>
-                <w:rFonts w:ascii="Arial" w:eastAsia="Times New Roman" w:hAnsi="Arial" w:cs="Arial"/>
-                <w:b/>
-                <w:bCs/>
-                <w:color w:val="000000"/>
-                <w:sz w:val="16"/>
-                <w:szCs w:val="16"/>
-              </w:rPr>
-            </w:pPr>
-            <w:r>
-              <w:rPr>
-                <w:rFonts w:ascii="Arial" w:eastAsia="Times New Roman" w:hAnsi="Arial" w:cs="Arial"/>
-                <w:b/>
-                <w:bCs/>
-                <w:color w:val="000000"/>
-                <w:sz w:val="16"/>
-                <w:szCs w:val="16"/>
-              </w:rPr>
-              <w:t>(12)</w:t>
-            </w:r>
-          </w:p>
-        </w:tc>
-        <w:tc>
-          <w:tcPr>
-            <w:tcW w:w="241" w:type="pct"/>
-            <w:tcBorders>
-              <w:top w:val="nil"/>
-              <w:left w:val="nil"/>
-              <w:bottom w:val="single" w:sz="4" w:space="0" w:color="auto"/>
-              <w:right w:val="single" w:sz="4" w:space="0" w:color="auto"/>
-            </w:tcBorders>
-            <w:vAlign w:val="center"/>
-            <w:hideMark/>
-          </w:tcPr>
-          <w:p>
-            <w:pPr>
-              <w:spacing w:after="0" w:line="240" w:lineRule="auto"/>
-              <w:jc w:val="center"/>
-              <w:rPr>
-                <w:rFonts w:ascii="Arial" w:eastAsia="Times New Roman" w:hAnsi="Arial" w:cs="Arial"/>
-                <w:b/>
-                <w:bCs/>
-                <w:color w:val="000000"/>
-                <w:sz w:val="16"/>
-                <w:szCs w:val="16"/>
-              </w:rPr>
-            </w:pPr>
-            <w:r>
-              <w:rPr>
-                <w:rFonts w:ascii="Arial" w:eastAsia="Times New Roman" w:hAnsi="Arial" w:cs="Arial"/>
-                <w:b/>
-                <w:bCs/>
-                <w:color w:val="000000"/>
-                <w:sz w:val="16"/>
-                <w:szCs w:val="16"/>
-              </w:rPr>
-              <w:t>(13)</w:t>
-            </w:r>
-          </w:p>
-        </w:tc>
-        <w:tc>
-          <w:tcPr>
-            <w:tcW w:w="269" w:type="pct"/>
-            <w:tcBorders>
-              <w:top w:val="nil"/>
-              <w:left w:val="nil"/>
-              <w:bottom w:val="single" w:sz="4" w:space="0" w:color="auto"/>
-              <w:right w:val="single" w:sz="4" w:space="0" w:color="auto"/>
-            </w:tcBorders>
-            <w:vAlign w:val="center"/>
-            <w:hideMark/>
-          </w:tcPr>
-          <w:p>
-            <w:pPr>
-              <w:spacing w:after="0" w:line="240" w:lineRule="auto"/>
-              <w:jc w:val="center"/>
-              <w:rPr>
-                <w:rFonts w:ascii="Arial" w:eastAsia="Times New Roman" w:hAnsi="Arial" w:cs="Arial"/>
-                <w:b/>
-                <w:bCs/>
-                <w:color w:val="000000"/>
-                <w:sz w:val="16"/>
-                <w:szCs w:val="16"/>
-              </w:rPr>
-            </w:pPr>
-            <w:r>
-              <w:rPr>
-                <w:rFonts w:ascii="Arial" w:eastAsia="Times New Roman" w:hAnsi="Arial" w:cs="Arial"/>
-                <w:b/>
-                <w:bCs/>
-                <w:color w:val="000000"/>
-                <w:sz w:val="16"/>
-                <w:szCs w:val="16"/>
-              </w:rPr>
-              <w:t>(14)</w:t>
-            </w:r>
-          </w:p>
-        </w:tc>
-        <w:tc>
-          <w:tcPr>
-            <w:tcW w:w="416" w:type="pct"/>
-            <w:tcBorders>
-              <w:top w:val="nil"/>
-              <w:left w:val="nil"/>
-              <w:bottom w:val="single" w:sz="4" w:space="0" w:color="auto"/>
-              <w:right w:val="single" w:sz="4" w:space="0" w:color="auto"/>
-            </w:tcBorders>
-            <w:vAlign w:val="center"/>
-            <w:hideMark/>
-          </w:tcPr>
-          <w:p>
-            <w:pPr>
-              <w:spacing w:after="0" w:line="240" w:lineRule="auto"/>
-              <w:jc w:val="center"/>
-              <w:rPr>
-                <w:rFonts w:ascii="Arial" w:eastAsia="Times New Roman" w:hAnsi="Arial" w:cs="Arial"/>
-                <w:b/>
-                <w:bCs/>
-                <w:color w:val="000000"/>
-                <w:sz w:val="16"/>
-                <w:szCs w:val="16"/>
-              </w:rPr>
-            </w:pPr>
-            <w:r>
-              <w:rPr>
-                <w:rFonts w:ascii="Arial" w:eastAsia="Times New Roman" w:hAnsi="Arial" w:cs="Arial"/>
-                <w:b/>
-                <w:bCs/>
-                <w:color w:val="000000"/>
-                <w:sz w:val="16"/>
-                <w:szCs w:val="16"/>
-              </w:rPr>
-              <w:t>(15)=(14)/(11)</w:t>
-            </w:r>
-          </w:p>
-        </w:tc>
-        <w:tc>
-          <w:tcPr>
-            <w:tcW w:w="378" w:type="pct"/>
-            <w:tcBorders>
-              <w:top w:val="nil"/>
-              <w:left w:val="nil"/>
-              <w:bottom w:val="single" w:sz="4" w:space="0" w:color="auto"/>
-              <w:right w:val="single" w:sz="4" w:space="0" w:color="auto"/>
-            </w:tcBorders>
-            <w:vAlign w:val="center"/>
-            <w:hideMark/>
-          </w:tcPr>
-          <w:p>
-            <w:pPr>
-              <w:spacing w:after="0" w:line="240" w:lineRule="auto"/>
-              <w:jc w:val="center"/>
-              <w:rPr>
-                <w:rFonts w:ascii="Arial" w:eastAsia="Times New Roman" w:hAnsi="Arial" w:cs="Arial"/>
-                <w:b/>
-                <w:bCs/>
-                <w:color w:val="000000"/>
-                <w:sz w:val="16"/>
-                <w:szCs w:val="16"/>
-              </w:rPr>
-            </w:pPr>
-            <w:r>
-              <w:rPr>
-                <w:rFonts w:ascii="Arial" w:eastAsia="Times New Roman" w:hAnsi="Arial" w:cs="Arial"/>
-                <w:b/>
-                <w:bCs/>
-                <w:color w:val="000000"/>
-                <w:sz w:val="16"/>
-                <w:szCs w:val="16"/>
-              </w:rPr>
-              <w:t>(18)</w:t>
-            </w:r>
-          </w:p>
-        </w:tc>
-      </w:tr>
-      <w:tr>
-        <w:trPr>
-          <w:trHeight w:val="300"/>
-        </w:trPr>
-        <w:tc>
-          <w:tcPr>
-            <w:tcW w:w="354" w:type="pct"/>
-            <w:tcBorders>
-              <w:top w:val="nil"/>
-              <w:left w:val="single" w:sz="4" w:space="0" w:color="auto"/>
-              <w:bottom w:val="single" w:sz="4" w:space="0" w:color="auto"/>
-              <w:right w:val="single" w:sz="4" w:space="0" w:color="auto"/>
-            </w:tcBorders>
-            <w:vAlign w:val="center"/>
-            <w:hideMark/>
-          </w:tcPr>
-          <w:p>
-            <w:pPr>
-              <w:spacing w:after="0" w:line="240" w:lineRule="auto"/>
-              <w:jc w:val="center"/>
-              <w:rPr>
-                <w:rFonts w:ascii="Arial" w:eastAsia="Times New Roman" w:hAnsi="Arial" w:cs="Arial"/>
-                <w:color w:val="000000"/>
-                <w:sz w:val="16"/>
-                <w:szCs w:val="16"/>
-              </w:rPr>
-            </w:pPr>
-            <w:r>
-              <w:rPr>
-                <w:rFonts w:ascii="Arial" w:eastAsia="Times New Roman" w:hAnsi="Arial" w:cs="Arial"/>
-                <w:color w:val="000000"/>
-                <w:sz w:val="16"/>
-                <w:szCs w:val="16"/>
-              </w:rPr>
-              <w:t>{#peserta}{no}</w:t>
-            </w:r>
-          </w:p>
-        </w:tc>
-        <w:tc>
-          <w:tcPr>
-            <w:tcW w:w="296" w:type="pct"/>
-            <w:tcBorders>
-              <w:top w:val="nil"/>
-              <w:left w:val="nil"/>
-              <w:bottom w:val="single" w:sz="4" w:space="0" w:color="auto"/>
-              <w:right w:val="single" w:sz="4" w:space="0" w:color="auto"/>
-            </w:tcBorders>
-            <w:vAlign w:val="center"/>
-            <w:hideMark/>
-          </w:tcPr>
-          <w:p>
-            <w:pPr>
-              <w:spacing w:after="0" w:line="240" w:lineRule="auto"/>
-              <w:rPr>
-                <w:rFonts w:ascii="Arial" w:eastAsia="Times New Roman" w:hAnsi="Arial" w:cs="Arial"/>
-                <w:color w:val="000000"/>
-                <w:sz w:val="16"/>
-                <w:szCs w:val="16"/>
-              </w:rPr>
-            </w:pPr>
-            <w:r>
-              <w:rPr>
-                <w:rFonts w:ascii="Arial" w:eastAsia="Times New Roman" w:hAnsi="Arial" w:cs="Arial"/>
-                <w:color w:val="000000"/>
-                <w:sz w:val="16"/>
-                <w:szCs w:val="16"/>
-              </w:rPr>
-              <w:t> </w:t>
-            </w:r>
-            <w:r>
-              <w:rPr>
-                <w:rFonts w:ascii="Arial" w:eastAsia="Times New Roman" w:hAnsi="Arial" w:cs="Arial"/>
-                <w:color w:val="000000"/>
-                <w:sz w:val="16"/>
-                <w:szCs w:val="16"/>
-              </w:rPr>
-              <w:t>{nama_petugas}</w:t>
-            </w:r>
-          </w:p>
-        </w:tc>
-        <w:tc>
-          <w:tcPr>
-            <w:tcW w:w="341" w:type="pct"/>
-            <w:tcBorders>
-              <w:top w:val="nil"/>
-              <w:left w:val="nil"/>
-              <w:bottom w:val="single" w:sz="4" w:space="0" w:color="auto"/>
-              <w:right w:val="single" w:sz="4" w:space="0" w:color="auto"/>
-            </w:tcBorders>
-            <w:vAlign w:val="center"/>
-            <w:hideMark/>
-          </w:tcPr>
-          <w:p>
-            <w:pPr>
-              <w:spacing w:after="0" w:line="240" w:lineRule="auto"/>
-              <w:rPr>
-                <w:rFonts w:ascii="Arial" w:eastAsia="Times New Roman" w:hAnsi="Arial" w:cs="Arial"/>
-                <w:color w:val="000000"/>
-                <w:sz w:val="16"/>
-                <w:szCs w:val="16"/>
-              </w:rPr>
-            </w:pPr>
-            <w:r>
-              <w:rPr>
-                <w:rFonts w:ascii="Arial" w:eastAsia="Times New Roman" w:hAnsi="Arial" w:cs="Arial"/>
-                <w:color w:val="000000"/>
-                <w:sz w:val="16"/>
-                <w:szCs w:val="16"/>
-              </w:rPr>
-              <w:t> </w:t>
-            </w:r>
-            <w:r>
-              <w:rPr>
-                <w:rFonts w:ascii="Arial" w:eastAsia="Times New Roman" w:hAnsi="Arial" w:cs="Arial"/>
-                <w:color w:val="000000"/>
-                <w:sz w:val="16"/>
-                <w:szCs w:val="16"/>
-              </w:rPr>
-              <w:t>{email_petugas}</w:t>
-            </w:r>
-          </w:p>
-        </w:tc>
-        <w:tc>
-          <w:tcPr>
-            <w:tcW w:w="226" w:type="pct"/>
-            <w:tcBorders>
-              <w:top w:val="nil"/>
-              <w:left w:val="nil"/>
-              <w:bottom w:val="single" w:sz="4" w:space="0" w:color="auto"/>
-              <w:right w:val="single" w:sz="4" w:space="0" w:color="auto"/>
-            </w:tcBorders>
-            <w:vAlign w:val="center"/>
-            <w:hideMark/>
-          </w:tcPr>
-          <w:p>
-            <w:pPr>
-              <w:spacing w:after="0" w:line="240" w:lineRule="auto"/>
-              <w:rPr>
-                <w:rFonts w:ascii="Arial" w:eastAsia="Times New Roman" w:hAnsi="Arial" w:cs="Arial"/>
-                <w:color w:val="000000"/>
-                <w:sz w:val="16"/>
-                <w:szCs w:val="16"/>
-              </w:rPr>
-            </w:pPr>
-            <w:r>
-              <w:rPr>
-                <w:rFonts w:ascii="Arial" w:eastAsia="Times New Roman" w:hAnsi="Arial" w:cs="Arial"/>
-                <w:color w:val="000000"/>
-                <w:sz w:val="16"/>
-                <w:szCs w:val="16"/>
-              </w:rPr>
-              <w:t> </w:t>
-            </w:r>
-            <w:r>
-              <w:rPr>
-                <w:rFonts w:ascii="Arial" w:eastAsia="Times New Roman" w:hAnsi="Arial" w:cs="Arial"/>
-                <w:color w:val="000000"/>
-                <w:sz w:val="16"/>
-                <w:szCs w:val="16"/>
-              </w:rPr>
-              <w:t>{nama_ppl}</w:t>
-            </w:r>
-          </w:p>
-        </w:tc>
-        <w:tc>
-          <w:tcPr>
-            <w:tcW w:w="341" w:type="pct"/>
-            <w:tcBorders>
-              <w:top w:val="nil"/>
-              <w:left w:val="nil"/>
-              <w:bottom w:val="single" w:sz="4" w:space="0" w:color="auto"/>
-              <w:right w:val="single" w:sz="4" w:space="0" w:color="auto"/>
-            </w:tcBorders>
-            <w:vAlign w:val="center"/>
-            <w:hideMark/>
-          </w:tcPr>
-          <w:p>
-            <w:pPr>
-              <w:spacing w:after="0" w:line="240" w:lineRule="auto"/>
-              <w:rPr>
-                <w:rFonts w:ascii="Arial" w:eastAsia="Times New Roman" w:hAnsi="Arial" w:cs="Arial"/>
-                <w:color w:val="000000"/>
-                <w:sz w:val="16"/>
-                <w:szCs w:val="16"/>
-              </w:rPr>
-            </w:pPr>
-            <w:r>
-              <w:rPr>
-                <w:rFonts w:ascii="Arial" w:eastAsia="Times New Roman" w:hAnsi="Arial" w:cs="Arial"/>
-                <w:color w:val="000000"/>
-                <w:sz w:val="16"/>
-                <w:szCs w:val="16"/>
-              </w:rPr>
-              <w:t> </w:t>
-            </w:r>
-            <w:r>
-              <w:rPr>
-                <w:rFonts w:ascii="Arial" w:eastAsia="Times New Roman" w:hAnsi="Arial" w:cs="Arial"/>
-                <w:color w:val="000000"/>
-                <w:sz w:val="16"/>
-                <w:szCs w:val="16"/>
-              </w:rPr>
-              <w:t>{email_ppl}</w:t>
-            </w:r>
-          </w:p>
-        </w:tc>
-        <w:tc>
-          <w:tcPr>
-            <w:tcW w:w="250" w:type="pct"/>
-            <w:tcBorders>
-              <w:top w:val="nil"/>
-              <w:left w:val="nil"/>
-              <w:bottom w:val="single" w:sz="4" w:space="0" w:color="auto"/>
-              <w:right w:val="single" w:sz="4" w:space="0" w:color="auto"/>
-            </w:tcBorders>
-            <w:vAlign w:val="center"/>
-            <w:hideMark/>
-          </w:tcPr>
-          <w:p>
-            <w:pPr>
-              <w:spacing w:after="0" w:line="240" w:lineRule="auto"/>
-              <w:jc w:val="center"/>
-              <w:rPr>
-                <w:rFonts w:ascii="Arial" w:eastAsia="Times New Roman" w:hAnsi="Arial" w:cs="Arial"/>
-                <w:color w:val="000000"/>
-                <w:sz w:val="16"/>
-                <w:szCs w:val="16"/>
-              </w:rPr>
-            </w:pPr>
-            <w:r>
-              <w:rPr>
-                <w:rFonts w:ascii="Arial" w:eastAsia="Times New Roman" w:hAnsi="Arial" w:cs="Arial"/>
-                <w:color w:val="000000"/>
-                <w:sz w:val="16"/>
-                <w:szCs w:val="16"/>
-              </w:rPr>
-              <w:t> </w:t>
-            </w:r>
-            <w:r>
-              <w:rPr>
-                <w:rFonts w:ascii="Arial" w:eastAsia="Times New Roman" w:hAnsi="Arial" w:cs="Arial"/>
-                <w:color w:val="000000"/>
-                <w:sz w:val="16"/>
-                <w:szCs w:val="16"/>
-              </w:rPr>
-              <w:t>{kode_kecamatan}</w:t>
-            </w:r>
-          </w:p>
-        </w:tc>
-        <w:tc>
-          <w:tcPr>
-            <w:tcW w:w="435" w:type="pct"/>
-            <w:tcBorders>
-              <w:top w:val="nil"/>
-              <w:left w:val="nil"/>
-              <w:bottom w:val="single" w:sz="4" w:space="0" w:color="auto"/>
-              <w:right w:val="single" w:sz="4" w:space="0" w:color="auto"/>
-            </w:tcBorders>
-            <w:vAlign w:val="center"/>
-          </w:tcPr>
-          <w:p>
-            <w:pPr>
-              <w:spacing w:after="0" w:line="240" w:lineRule="auto"/>
-              <w:jc w:val="center"/>
-              <w:rPr>
-                <w:rFonts w:ascii="Arial" w:eastAsia="Times New Roman" w:hAnsi="Arial" w:cs="Arial"/>
-                <w:color w:val="000000"/>
-                <w:sz w:val="16"/>
-                <w:szCs w:val="16"/>
-              </w:rPr>
-            </w:pPr>
-            <w:r>
-              <w:rPr>
-                <w:rFonts w:ascii="Arial" w:eastAsia="Times New Roman" w:hAnsi="Arial" w:cs="Arial"/>
-                <w:color w:val="000000"/>
-                <w:sz w:val="16"/>
-                <w:szCs w:val="16"/>
-              </w:rPr>
-              <w:t>{kode_kelurahan}</w:t>
-            </w:r>
-          </w:p>
-        </w:tc>
-        <w:tc>
-          <w:tcPr>
-            <w:tcW w:w="320" w:type="pct"/>
-            <w:tcBorders>
-              <w:top w:val="nil"/>
-              <w:left w:val="nil"/>
-              <w:bottom w:val="single" w:sz="4" w:space="0" w:color="auto"/>
-              <w:right w:val="single" w:sz="4" w:space="0" w:color="auto"/>
-            </w:tcBorders>
-            <w:vAlign w:val="center"/>
-          </w:tcPr>
-          <w:p>
-            <w:pPr>
-              <w:spacing w:after="0" w:line="240" w:lineRule="auto"/>
-              <w:jc w:val="center"/>
-              <w:rPr>
-                <w:rFonts w:ascii="Arial" w:eastAsia="Times New Roman" w:hAnsi="Arial" w:cs="Arial"/>
-                <w:color w:val="000000"/>
-                <w:sz w:val="16"/>
-                <w:szCs w:val="16"/>
-              </w:rPr>
-            </w:pPr>
-            <w:r>
-              <w:rPr>
-                <w:rFonts w:ascii="Arial" w:eastAsia="Times New Roman" w:hAnsi="Arial" w:cs="Arial"/>
-                <w:color w:val="000000"/>
-                <w:sz w:val="16"/>
-                <w:szCs w:val="16"/>
-              </w:rPr>
-              <w:t> </w:t>
-            </w:r>
-          </w:p>
-          <w:p>
-            <w:pPr>
-              <w:spacing w:after="0" w:line="240" w:lineRule="auto"/>
-              <w:jc w:val="center"/>
-              <w:rPr>
-                <w:rFonts w:ascii="Arial" w:eastAsia="Times New Roman" w:hAnsi="Arial" w:cs="Arial"/>
-                <w:color w:val="000000"/>
-                <w:sz w:val="16"/>
-                <w:szCs w:val="16"/>
-              </w:rPr>
-            </w:pPr>
-            <w:r>
-              <w:rPr>
-                <w:rFonts w:ascii="Arial" w:eastAsia="Times New Roman" w:hAnsi="Arial" w:cs="Arial"/>
-                <w:color w:val="000000"/>
-                <w:sz w:val="16"/>
-                <w:szCs w:val="16"/>
-              </w:rPr>
-              <w:t>{kode_sls}</w:t>
-            </w:r>
-          </w:p>
-        </w:tc>
-        <w:tc>
-          <w:tcPr>
-            <w:tcW w:w="311" w:type="pct"/>
-            <w:tcBorders>
-              <w:top w:val="nil"/>
-              <w:left w:val="nil"/>
-              <w:bottom w:val="single" w:sz="4" w:space="0" w:color="auto"/>
-              <w:right w:val="single" w:sz="4" w:space="0" w:color="auto"/>
-            </w:tcBorders>
-            <w:noWrap/>
-            <w:vAlign w:val="center"/>
-          </w:tcPr>
-          <w:p>
-            <w:pPr>
-              <w:spacing w:after="0" w:line="240" w:lineRule="auto"/>
-              <w:rPr>
-                <w:rFonts w:ascii="Arial" w:eastAsia="Times New Roman" w:hAnsi="Arial" w:cs="Arial"/>
-                <w:color w:val="000000"/>
-                <w:sz w:val="16"/>
-                <w:szCs w:val="16"/>
-              </w:rPr>
-            </w:pPr>
-            <w:r>
-              <w:rPr>
-                <w:rFonts w:ascii="Arial" w:eastAsia="Times New Roman" w:hAnsi="Arial" w:cs="Arial"/>
-                <w:color w:val="000000"/>
-                <w:sz w:val="16"/>
-                <w:szCs w:val="16"/>
-              </w:rPr>
-              <w:t>{pre_keluarga}</w:t>
-            </w:r>
-          </w:p>
-        </w:tc>
-        <w:tc>
-          <w:tcPr>
-            <w:tcW w:w="241" w:type="pct"/>
-            <w:tcBorders>
-              <w:top w:val="nil"/>
-              <w:left w:val="nil"/>
-              <w:bottom w:val="single" w:sz="4" w:space="0" w:color="auto"/>
-              <w:right w:val="single" w:sz="4" w:space="0" w:color="auto"/>
-            </w:tcBorders>
-            <w:noWrap/>
-            <w:vAlign w:val="center"/>
-          </w:tcPr>
-          <w:p>
-            <w:pPr>
-              <w:spacing w:after="0" w:line="240" w:lineRule="auto"/>
-              <w:rPr>
-                <w:rFonts w:ascii="Arial" w:eastAsia="Times New Roman" w:hAnsi="Arial" w:cs="Arial"/>
-                <w:color w:val="000000"/>
-                <w:sz w:val="16"/>
-                <w:szCs w:val="16"/>
-              </w:rPr>
-            </w:pPr>
-            <w:r>
-              <w:rPr>
-                <w:rFonts w:ascii="Arial" w:eastAsia="Times New Roman" w:hAnsi="Arial" w:cs="Arial"/>
-                <w:color w:val="000000"/>
-                <w:sz w:val="16"/>
-                <w:szCs w:val="16"/>
-              </w:rPr>
-              <w:t>{pre_usaha}</w:t>
-            </w:r>
-          </w:p>
-        </w:tc>
-        <w:tc>
-          <w:tcPr>
-            <w:tcW w:w="269" w:type="pct"/>
-            <w:tcBorders>
-              <w:top w:val="nil"/>
-              <w:left w:val="nil"/>
-              <w:bottom w:val="single" w:sz="4" w:space="0" w:color="auto"/>
-              <w:right w:val="single" w:sz="4" w:space="0" w:color="auto"/>
-            </w:tcBorders>
-            <w:noWrap/>
-            <w:vAlign w:val="center"/>
-          </w:tcPr>
-          <w:p>
-            <w:pPr>
-              <w:spacing w:after="0" w:line="240" w:lineRule="auto"/>
-              <w:rPr>
-                <w:rFonts w:ascii="Arial" w:eastAsia="Times New Roman" w:hAnsi="Arial" w:cs="Arial"/>
-                <w:color w:val="000000"/>
-                <w:sz w:val="16"/>
-                <w:szCs w:val="16"/>
-              </w:rPr>
-            </w:pPr>
-            <w:r>
-              <w:rPr>
-                <w:rFonts w:ascii="Arial" w:eastAsia="Times New Roman" w:hAnsi="Arial" w:cs="Arial"/>
-                <w:color w:val="000000"/>
-                <w:sz w:val="16"/>
-                <w:szCs w:val="16"/>
-              </w:rPr>
-              <w:t>{jumlah_pre}</w:t>
-            </w:r>
-          </w:p>
-        </w:tc>
-        <w:tc>
-          <w:tcPr>
-            <w:tcW w:w="311" w:type="pct"/>
-            <w:tcBorders>
-              <w:top w:val="nil"/>
-              <w:left w:val="nil"/>
-              <w:bottom w:val="single" w:sz="4" w:space="0" w:color="auto"/>
-              <w:right w:val="single" w:sz="4" w:space="0" w:color="auto"/>
-            </w:tcBorders>
-            <w:noWrap/>
-            <w:vAlign w:val="center"/>
-          </w:tcPr>
-          <w:p>
-            <w:pPr>
-              <w:spacing w:after="0" w:line="240" w:lineRule="auto"/>
-              <w:jc w:val="right"/>
-              <w:rPr>
-                <w:rFonts w:ascii="Arial" w:eastAsia="Times New Roman" w:hAnsi="Arial" w:cs="Arial"/>
-                <w:color w:val="000000"/>
-                <w:sz w:val="16"/>
-                <w:szCs w:val="16"/>
-              </w:rPr>
-            </w:pPr>
-            <w:r>
-              <w:rPr>
-                <w:rFonts w:ascii="Arial" w:eastAsia="Times New Roman" w:hAnsi="Arial" w:cs="Arial"/>
-                <w:color w:val="000000"/>
-                <w:sz w:val="16"/>
-                <w:szCs w:val="16"/>
-              </w:rPr>
-              <w:t>{</w:t>
-            </w:r>
-            <w:r>
-              <w:rPr>
-                <w:rFonts w:ascii="Arial" w:eastAsia="Times New Roman" w:hAnsi="Arial" w:cs="Arial"/>
-                <w:color w:val="000000"/>
-                <w:sz w:val="16"/>
-                <w:szCs w:val="16"/>
-              </w:rPr>
-              <w:t>realisasi_keluarga}</w:t>
-            </w:r>
-          </w:p>
-        </w:tc>
-        <w:tc>
-          <w:tcPr>
-            <w:tcW w:w="241" w:type="pct"/>
-            <w:tcBorders>
-              <w:top w:val="nil"/>
-              <w:left w:val="nil"/>
-              <w:bottom w:val="single" w:sz="4" w:space="0" w:color="auto"/>
-              <w:right w:val="single" w:sz="4" w:space="0" w:color="auto"/>
-            </w:tcBorders>
-            <w:noWrap/>
-            <w:vAlign w:val="center"/>
-          </w:tcPr>
-          <w:p>
-            <w:pPr>
-              <w:spacing w:after="0" w:line="240" w:lineRule="auto"/>
-              <w:jc w:val="right"/>
-              <w:rPr>
-                <w:rFonts w:ascii="Arial" w:eastAsia="Times New Roman" w:hAnsi="Arial" w:cs="Arial"/>
-                <w:color w:val="000000"/>
-                <w:sz w:val="16"/>
-                <w:szCs w:val="16"/>
-              </w:rPr>
-            </w:pPr>
-            <w:r>
-              <w:rPr>
-                <w:rFonts w:ascii="Arial" w:eastAsia="Times New Roman" w:hAnsi="Arial" w:cs="Arial"/>
-                <w:color w:val="000000"/>
-                <w:sz w:val="16"/>
-                <w:szCs w:val="16"/>
-              </w:rPr>
-              <w:t>{realisasi_usaha}</w:t>
-            </w:r>
-          </w:p>
-        </w:tc>
-        <w:tc>
-          <w:tcPr>
-            <w:tcW w:w="269" w:type="pct"/>
-            <w:tcBorders>
-              <w:top w:val="nil"/>
-              <w:left w:val="nil"/>
-              <w:bottom w:val="single" w:sz="4" w:space="0" w:color="auto"/>
-              <w:right w:val="single" w:sz="4" w:space="0" w:color="auto"/>
-            </w:tcBorders>
-            <w:noWrap/>
-            <w:vAlign w:val="center"/>
-          </w:tcPr>
-          <w:p>
-            <w:pPr>
-              <w:spacing w:after="0" w:line="240" w:lineRule="auto"/>
-              <w:rPr>
-                <w:rFonts w:ascii="Arial" w:eastAsia="Times New Roman" w:hAnsi="Arial" w:cs="Arial"/>
-                <w:color w:val="000000"/>
-                <w:sz w:val="16"/>
-                <w:szCs w:val="16"/>
-              </w:rPr>
-            </w:pPr>
-            <w:r>
-              <w:rPr>
-                <w:rFonts w:ascii="Arial" w:eastAsia="Times New Roman" w:hAnsi="Arial" w:cs="Arial"/>
-                <w:color w:val="000000"/>
-                <w:sz w:val="16"/>
-                <w:szCs w:val="16"/>
-              </w:rPr>
-              <w:t>{jumlah_realisasi}</w:t>
-            </w:r>
-          </w:p>
-        </w:tc>
-        <w:tc>
-          <w:tcPr>
-            <w:tcW w:w="416" w:type="pct"/>
-            <w:tcBorders>
-              <w:top w:val="nil"/>
-              <w:left w:val="nil"/>
-              <w:bottom w:val="single" w:sz="4" w:space="0" w:color="auto"/>
-              <w:right w:val="single" w:sz="4" w:space="0" w:color="auto"/>
-            </w:tcBorders>
-            <w:noWrap/>
-            <w:vAlign w:val="center"/>
-          </w:tcPr>
-          <w:p>
-            <w:pPr>
-              <w:spacing w:after="0" w:line="240" w:lineRule="auto"/>
-              <w:rPr>
-                <w:rFonts w:ascii="Arial" w:eastAsia="Times New Roman" w:hAnsi="Arial" w:cs="Arial"/>
-                <w:color w:val="000000"/>
-                <w:sz w:val="16"/>
-                <w:szCs w:val="16"/>
-              </w:rPr>
-            </w:pPr>
-            <w:r>
-              <w:rPr>
-                <w:rFonts w:ascii="Arial" w:eastAsia="Times New Roman" w:hAnsi="Arial" w:cs="Arial"/>
-                <w:color w:val="000000"/>
-                <w:sz w:val="16"/>
-                <w:szCs w:val="16"/>
-              </w:rPr>
-              <w:t>{persentase}{/peserta}</w:t>
-            </w:r>
-          </w:p>
-        </w:tc>
-        <w:tc>
-          <w:tcPr>
-            <w:tcW w:w="378" w:type="pct"/>
-            <w:tcBorders>
-              <w:top w:val="nil"/>
-              <w:left w:val="single" w:sz="4" w:space="0" w:color="auto"/>
-              <w:bottom w:val="single" w:sz="4" w:space="0" w:color="000000"/>
-              <w:right w:val="single" w:sz="4" w:space="0" w:color="auto"/>
-            </w:tcBorders>
-          </w:tcPr>
-          <w:p>
-            <w:pPr>
-              <w:spacing w:after="0" w:line="240" w:lineRule="auto"/>
-              <w:rPr>
-                <w:rFonts w:ascii="Arial" w:eastAsia="Times New Roman" w:hAnsi="Arial" w:cs="Arial"/>
-                <w:color w:val="000000"/>
-                <w:sz w:val="16"/>
-                <w:szCs w:val="16"/>
-              </w:rPr>
-            </w:pPr>
-          </w:p>
-        </w:tc>
-      </w:tr>
-      <w:tr>
-        <w:trPr>
-          <w:trHeight w:val="450"/>
-        </w:trPr>
-        <w:tc>
-          <w:tcPr>
-            <w:tcW w:w="2565" w:type="pct"/>
-            <w:gridSpan w:val="8"/>
-            <w:tcBorders>
-              <w:top w:val="single" w:sz="4" w:space="0" w:color="auto"/>
-              <w:left w:val="single" w:sz="4" w:space="0" w:color="auto"/>
-              <w:bottom w:val="single" w:sz="4" w:space="0" w:color="auto"/>
-              <w:right w:val="single" w:sz="4" w:space="0" w:color="000000"/>
-            </w:tcBorders>
-            <w:noWrap/>
-            <w:vAlign w:val="center"/>
-            <w:hideMark/>
-          </w:tcPr>
-          <w:p>
-            <w:pPr>
-              <w:spacing w:after="0" w:line="240" w:lineRule="auto"/>
-              <w:jc w:val="center"/>
-              <w:rPr>
-                <w:rFonts w:ascii="Arial" w:eastAsia="Times New Roman" w:hAnsi="Arial" w:cs="Arial"/>
-                <w:b/>
-                <w:bCs/>
-                <w:color w:val="000000"/>
-                <w:sz w:val="16"/>
-                <w:szCs w:val="16"/>
-              </w:rPr>
-            </w:pPr>
-            <w:r>
-              <w:rPr>
-                <w:rFonts w:ascii="Arial" w:eastAsia="Times New Roman" w:hAnsi="Arial" w:cs="Arial"/>
-                <w:b/>
-                <w:bCs/>
-                <w:color w:val="000000"/>
-                <w:sz w:val="16"/>
-                <w:szCs w:val="16"/>
-              </w:rPr>
-              <w:t>Jumlah</w:t>
-            </w:r>
-          </w:p>
-        </w:tc>
-        <w:tc>
-          <w:tcPr>
-            <w:tcW w:w="311" w:type="pct"/>
-            <w:tcBorders>
-              <w:top w:val="nil"/>
-              <w:left w:val="nil"/>
-              <w:bottom w:val="single" w:sz="4" w:space="0" w:color="auto"/>
-              <w:right w:val="single" w:sz="4" w:space="0" w:color="auto"/>
-            </w:tcBorders>
-            <w:noWrap/>
-            <w:vAlign w:val="center"/>
-            <w:hideMark/>
-          </w:tcPr>
-          <w:p>
-            <w:pPr>
-              <w:spacing w:after="0" w:line="240" w:lineRule="auto"/>
-              <w:rPr>
-                <w:rFonts w:ascii="Arial" w:eastAsia="Times New Roman" w:hAnsi="Arial" w:cs="Arial"/>
-                <w:b/>
-                <w:bCs/>
-                <w:color w:val="000000"/>
-                <w:sz w:val="16"/>
-                <w:szCs w:val="16"/>
-              </w:rPr>
-            </w:pPr>
-            <w:r>
-              <w:rPr>
-                <w:rFonts w:ascii="Arial" w:eastAsia="Times New Roman" w:hAnsi="Arial" w:cs="Arial"/>
-                <w:b/>
-                <w:bCs/>
-                <w:color w:val="000000"/>
-                <w:sz w:val="16"/>
-                <w:szCs w:val="16"/>
-              </w:rPr>
-              <w:t> </w:t>
-            </w:r>
-          </w:p>
-        </w:tc>
-        <w:tc>
-          <w:tcPr>
-            <w:tcW w:w="241" w:type="pct"/>
-            <w:tcBorders>
-              <w:top w:val="nil"/>
-              <w:left w:val="nil"/>
-              <w:bottom w:val="single" w:sz="4" w:space="0" w:color="auto"/>
-              <w:right w:val="single" w:sz="4" w:space="0" w:color="auto"/>
-            </w:tcBorders>
-            <w:noWrap/>
-            <w:vAlign w:val="center"/>
-            <w:hideMark/>
-          </w:tcPr>
-          <w:p>
-            <w:pPr>
-              <w:spacing w:after="0" w:line="240" w:lineRule="auto"/>
-              <w:rPr>
-                <w:rFonts w:ascii="Arial" w:eastAsia="Times New Roman" w:hAnsi="Arial" w:cs="Arial"/>
-                <w:b/>
-                <w:bCs/>
-                <w:color w:val="000000"/>
-                <w:sz w:val="16"/>
-                <w:szCs w:val="16"/>
-              </w:rPr>
-            </w:pPr>
-            <w:r>
-              <w:rPr>
-                <w:rFonts w:ascii="Arial" w:eastAsia="Times New Roman" w:hAnsi="Arial" w:cs="Arial"/>
-                <w:b/>
-                <w:bCs/>
-                <w:color w:val="000000"/>
-                <w:sz w:val="16"/>
-                <w:szCs w:val="16"/>
-              </w:rPr>
-              <w:t> </w:t>
-            </w:r>
-          </w:p>
-        </w:tc>
-        <w:tc>
-          <w:tcPr>
-            <w:tcW w:w="269" w:type="pct"/>
-            <w:tcBorders>
-              <w:top w:val="nil"/>
-              <w:left w:val="nil"/>
-              <w:bottom w:val="single" w:sz="4" w:space="0" w:color="auto"/>
-              <w:right w:val="single" w:sz="4" w:space="0" w:color="auto"/>
-            </w:tcBorders>
-            <w:noWrap/>
-            <w:vAlign w:val="center"/>
-          </w:tcPr>
-          <w:p>
-            <w:pPr>
-              <w:spacing w:after="0" w:line="240" w:lineRule="auto"/>
-              <w:jc w:val="right"/>
-              <w:rPr>
-                <w:rFonts w:ascii="Arial" w:eastAsia="Times New Roman" w:hAnsi="Arial" w:cs="Arial"/>
-                <w:b/>
-                <w:bCs/>
-                <w:color w:val="000000"/>
-                <w:sz w:val="16"/>
-                <w:szCs w:val="16"/>
-              </w:rPr>
-            </w:pPr>
-          </w:p>
-        </w:tc>
-        <w:tc>
-          <w:tcPr>
-            <w:tcW w:w="311" w:type="pct"/>
-            <w:tcBorders>
-              <w:top w:val="nil"/>
-              <w:left w:val="nil"/>
-              <w:bottom w:val="single" w:sz="4" w:space="0" w:color="auto"/>
-              <w:right w:val="single" w:sz="4" w:space="0" w:color="auto"/>
-            </w:tcBorders>
-            <w:noWrap/>
-            <w:vAlign w:val="center"/>
-          </w:tcPr>
-          <w:p>
-            <w:pPr>
-              <w:spacing w:after="0" w:line="240" w:lineRule="auto"/>
-              <w:rPr>
-                <w:rFonts w:ascii="Arial" w:eastAsia="Times New Roman" w:hAnsi="Arial" w:cs="Arial"/>
-                <w:b/>
-                <w:bCs/>
-                <w:color w:val="000000"/>
-                <w:sz w:val="16"/>
-                <w:szCs w:val="16"/>
-              </w:rPr>
-            </w:pPr>
-          </w:p>
-        </w:tc>
-        <w:tc>
-          <w:tcPr>
-            <w:tcW w:w="241" w:type="pct"/>
-            <w:tcBorders>
-              <w:top w:val="nil"/>
-              <w:left w:val="nil"/>
-              <w:bottom w:val="single" w:sz="4" w:space="0" w:color="auto"/>
-              <w:right w:val="single" w:sz="4" w:space="0" w:color="auto"/>
-            </w:tcBorders>
-            <w:noWrap/>
-            <w:vAlign w:val="center"/>
-          </w:tcPr>
-          <w:p>
-            <w:pPr>
-              <w:spacing w:after="0" w:line="240" w:lineRule="auto"/>
-              <w:rPr>
-                <w:rFonts w:ascii="Arial" w:eastAsia="Times New Roman" w:hAnsi="Arial" w:cs="Arial"/>
-                <w:b/>
-                <w:bCs/>
-                <w:color w:val="000000"/>
-                <w:sz w:val="16"/>
-                <w:szCs w:val="16"/>
-              </w:rPr>
-            </w:pPr>
-          </w:p>
-        </w:tc>
-        <w:tc>
-          <w:tcPr>
-            <w:tcW w:w="269" w:type="pct"/>
-            <w:tcBorders>
-              <w:top w:val="nil"/>
-              <w:left w:val="nil"/>
-              <w:bottom w:val="single" w:sz="4" w:space="0" w:color="auto"/>
-              <w:right w:val="single" w:sz="4" w:space="0" w:color="auto"/>
-            </w:tcBorders>
-            <w:noWrap/>
-            <w:vAlign w:val="center"/>
-          </w:tcPr>
-          <w:p>
-            <w:pPr>
-              <w:spacing w:after="0" w:line="240" w:lineRule="auto"/>
-              <w:jc w:val="right"/>
-              <w:rPr>
-                <w:rFonts w:ascii="Arial" w:eastAsia="Times New Roman" w:hAnsi="Arial" w:cs="Arial"/>
-                <w:b/>
-                <w:bCs/>
-                <w:color w:val="000000"/>
-                <w:sz w:val="16"/>
-                <w:szCs w:val="16"/>
-              </w:rPr>
-            </w:pPr>
-          </w:p>
-        </w:tc>
-        <w:tc>
-          <w:tcPr>
-            <w:tcW w:w="416" w:type="pct"/>
-            <w:tcBorders>
-              <w:top w:val="nil"/>
-              <w:left w:val="nil"/>
-              <w:bottom w:val="single" w:sz="4" w:space="0" w:color="auto"/>
-              <w:right w:val="single" w:sz="4" w:space="0" w:color="auto"/>
-            </w:tcBorders>
-            <w:noWrap/>
-            <w:vAlign w:val="center"/>
-          </w:tcPr>
-          <w:p>
-            <w:pPr>
-              <w:spacing w:after="0" w:line="240" w:lineRule="auto"/>
-              <w:jc w:val="right"/>
-              <w:rPr>
-                <w:rFonts w:ascii="Arial" w:eastAsia="Times New Roman" w:hAnsi="Arial" w:cs="Arial"/>
-                <w:b/>
-                <w:bCs/>
-                <w:color w:val="000000"/>
-                <w:sz w:val="16"/>
-                <w:szCs w:val="16"/>
-              </w:rPr>
-            </w:pPr>
-            <w:r>
-              <w:rPr>
-                <w:rFonts w:ascii="Arial" w:eastAsia="Times New Roman" w:hAnsi="Arial" w:cs="Arial"/>
-                <w:b/>
-                <w:bCs/>
-                <w:color w:val="000000"/>
-                <w:sz w:val="16"/>
-                <w:szCs w:val="16"/>
-              </w:rPr>
-              <w:t>{average_persentase}</w:t>
-            </w:r>
-          </w:p>
-        </w:tc>
-        <w:tc>
-          <w:tcPr>
-            <w:tcW w:w="378" w:type="pct"/>
-            <w:tcBorders>
-              <w:top w:val="nil"/>
-              <w:left w:val="nil"/>
-              <w:bottom w:val="single" w:sz="4" w:space="0" w:color="auto"/>
-              <w:right w:val="single" w:sz="4" w:space="0" w:color="auto"/>
-            </w:tcBorders>
-            <w:vAlign w:val="center"/>
-            <w:hideMark/>
-          </w:tcPr>
-          <w:p>
-            <w:pPr>
-              <w:spacing w:after="0" w:line="240" w:lineRule="auto"/>
-              <w:jc w:val="center"/>
-              <w:rPr>
-                <w:rFonts w:ascii="Arial" w:eastAsia="Times New Roman" w:hAnsi="Arial" w:cs="Arial"/>
-                <w:b/>
-                <w:bCs/>
-                <w:color w:val="000000"/>
-                <w:sz w:val="16"/>
-                <w:szCs w:val="16"/>
-              </w:rPr>
-            </w:pPr>
           </w:p>
         </w:tc>
       </w:tr>
@@ -14122,28 +16034,28 @@
 </file>
 
 <file path=customXml/item1.xml><?xml version="1.0" encoding="utf-8"?>
+<b:Sources xmlns:b="http://schemas.openxmlformats.org/officeDocument/2006/bibliography" xmlns="http://schemas.openxmlformats.org/officeDocument/2006/bibliography" SelectedStyle="\APASixthEditionOfficeOnline.xsl" StyleName="APA" Version="6"/>
+</file>
+
+<file path=customXml/item2.xml><?xml version="1.0" encoding="utf-8"?>
 <go:gDocsCustomXmlDataStorage xmlns:go="http://customooxmlschemas.google.com/" xmlns:r="http://schemas.openxmlformats.org/officeDocument/2006/relationships" uri="GoogleDocsCustomDataVersion2">
   <go:docsCustomData xmlns:go="http://customooxmlschemas.google.com/" roundtripDataSignature="AMtx7mgT2azPrqp/IgDHUBjGtjdpBaNHXw==">CgMxLjA4AHIhMWtrdG1oNHFQNm5TQUpqUlIxRDRZdVc0QlJjNVluYTZB</go:docsCustomData>
 </go:gDocsCustomXmlDataStorage>
 </file>
 
-<file path=customXml/item2.xml><?xml version="1.0" encoding="utf-8"?>
-<b:Sources xmlns:b="http://schemas.openxmlformats.org/officeDocument/2006/bibliography" xmlns="http://schemas.openxmlformats.org/officeDocument/2006/bibliography" SelectedStyle="\APASixthEditionOfficeOnline.xsl" StyleName="APA" Version="6"/>
+<file path=customXml/itemProps1.xml><?xml version="1.0" encoding="utf-8"?>
+<ds:datastoreItem xmlns:ds="http://schemas.openxmlformats.org/officeDocument/2006/customXml" ds:itemID="{FD6A71ED-218F-4912-9D16-521B75DE186A}">
+  <ds:schemaRefs>
+    <ds:schemaRef ds:uri="http://schemas.openxmlformats.org/officeDocument/2006/bibliography"/>
+  </ds:schemaRefs>
+</ds:datastoreItem>
 </file>
 
-<file path=customXml/itemProps1.xml><?xml version="1.0" encoding="utf-8"?>
+<file path=customXml/itemProps2.xml><?xml version="1.0" encoding="utf-8"?>
 <ds:datastoreItem xmlns:ds="http://schemas.openxmlformats.org/officeDocument/2006/customXml" ds:itemID="{11111111-1234-1234-1234-123412341234}">
   <ds:schemaRefs>
     <ds:schemaRef ds:uri="http://customooxmlschemas.google.com/"/>
     <ds:schemaRef ds:uri="http://schemas.openxmlformats.org/officeDocument/2006/relationships"/>
   </ds:schemaRefs>
 </ds:datastoreItem>
-</file>
-
-<file path=customXml/itemProps2.xml><?xml version="1.0" encoding="utf-8"?>
-<ds:datastoreItem xmlns:ds="http://schemas.openxmlformats.org/officeDocument/2006/customXml" ds:itemID="{FD6A71ED-218F-4912-9D16-521B75DE186A}">
-  <ds:schemaRefs>
-    <ds:schemaRef ds:uri="http://schemas.openxmlformats.org/officeDocument/2006/bibliography"/>
-  </ds:schemaRefs>
-</ds:datastoreItem>
 </file>
--- a/public/templates/BERKAS PEMBAYARAN PPL TERMIN II - 1 BULAN (1).docx
+++ b/public/templates/BERKAS PEMBAYARAN PPL TERMIN II - 1 BULAN (1).docx
@@ -135,7 +135,27 @@
           <w:szCs w:val="24"/>
           <w:lang w:val="sv-SE"/>
         </w:rPr>
-        <w:t>{nomor-prefix}</w:t>
+        <w:t>{nomor</w:t>
+      </w:r>
+      <w:r>
+        <w:rPr>
+          <w:rFonts w:ascii="Bookman Old Style" w:eastAsia="Bookman Old Style" w:hAnsi="Bookman Old Style" w:cs="Bookman Old Style"/>
+          <w:color w:val="000000"/>
+          <w:sz w:val="24"/>
+          <w:szCs w:val="24"/>
+          <w:lang w:val="sv-SE"/>
+        </w:rPr>
+        <w:t>_</w:t>
+      </w:r>
+      <w:r>
+        <w:rPr>
+          <w:rFonts w:ascii="Bookman Old Style" w:eastAsia="Bookman Old Style" w:hAnsi="Bookman Old Style" w:cs="Bookman Old Style"/>
+          <w:color w:val="000000"/>
+          <w:sz w:val="24"/>
+          <w:szCs w:val="24"/>
+          <w:lang w:val="sv-SE"/>
+        </w:rPr>
+        <w:t>prefix}</w:t>
       </w:r>
       <w:r>
         <w:rPr>
@@ -1138,6 +1158,15 @@
                 <w:szCs w:val="24"/>
                 <w:lang w:val="sv-SE"/>
               </w:rPr>
+              <w:t xml:space="preserve"> </w:t>
+            </w:r>
+            <w:r>
+              <w:rPr>
+                <w:rFonts w:ascii="Bookman Old Style" w:eastAsia="Bookman Old Style" w:hAnsi="Bookman Old Style" w:cs="Bookman Old Style"/>
+                <w:sz w:val="24"/>
+                <w:szCs w:val="24"/>
+                <w:lang w:val="sv-SE"/>
+              </w:rPr>
               <w:t>{bulan_terbilang}</w:t>
             </w:r>
             <w:r>
@@ -4540,6 +4569,16 @@
           <w:szCs w:val="24"/>
         </w:rPr>
         <w:t>}</w:t>
+      </w:r>
+      <w:r>
+        <w:rPr>
+          <w:rFonts w:ascii="Bookman Old Style" w:eastAsia="Bookman Old Style" w:hAnsi="Bookman Old Style" w:cs="Bookman Old Style"/>
+          <w:color w:val="000000"/>
+          <w:sz w:val="24"/>
+          <w:szCs w:val="24"/>
+          <w:lang w:val="sv-SE"/>
+        </w:rPr>
+        <w:t>/BAPP-SE2026/PPL/3172/SS.330/2026</w:t>
       </w:r>
     </w:p>
     <w:p>
@@ -7070,7 +7109,25 @@
           <w:szCs w:val="24"/>
           <w:lang w:val="sv-SE"/>
         </w:rPr>
-        <w:t>{hari}</w:t>
+        <w:t>{</w:t>
+      </w:r>
+      <w:r>
+        <w:rPr>
+          <w:rFonts w:ascii="Bookman Old Style" w:eastAsia="Bookman Old Style" w:hAnsi="Bookman Old Style" w:cs="Bookman Old Style"/>
+          <w:sz w:val="24"/>
+          <w:szCs w:val="24"/>
+          <w:lang w:val="sv-SE"/>
+        </w:rPr>
+        <w:t>tanggal</w:t>
+      </w:r>
+      <w:r>
+        <w:rPr>
+          <w:rFonts w:ascii="Bookman Old Style" w:eastAsia="Bookman Old Style" w:hAnsi="Bookman Old Style" w:cs="Bookman Old Style"/>
+          <w:sz w:val="24"/>
+          <w:szCs w:val="24"/>
+          <w:lang w:val="sv-SE"/>
+        </w:rPr>
+        <w:t>}</w:t>
       </w:r>
       <w:r>
         <w:rPr>
@@ -10613,6 +10670,15 @@
           <w:lang w:val="sv-SE"/>
         </w:rPr>
         <w:t>{nomor_prefix}</w:t>
+      </w:r>
+      <w:r>
+        <w:rPr>
+          <w:rFonts w:ascii="Bookman Old Style" w:eastAsia="Bookman Old Style" w:hAnsi="Bookman Old Style" w:cs="Bookman Old Style"/>
+          <w:sz w:val="24"/>
+          <w:szCs w:val="24"/>
+          <w:lang w:val="sv-SE"/>
+        </w:rPr>
+        <w:t>/BAST-SE2026/PPL/3172/SS.330/2026</w:t>
       </w:r>
     </w:p>
     <w:p>
@@ -16034,28 +16100,28 @@
 </file>
 
 <file path=customXml/item1.xml><?xml version="1.0" encoding="utf-8"?>
-<b:Sources xmlns:b="http://schemas.openxmlformats.org/officeDocument/2006/bibliography" xmlns="http://schemas.openxmlformats.org/officeDocument/2006/bibliography" SelectedStyle="\APASixthEditionOfficeOnline.xsl" StyleName="APA" Version="6"/>
-</file>
-
-<file path=customXml/item2.xml><?xml version="1.0" encoding="utf-8"?>
 <go:gDocsCustomXmlDataStorage xmlns:go="http://customooxmlschemas.google.com/" xmlns:r="http://schemas.openxmlformats.org/officeDocument/2006/relationships" uri="GoogleDocsCustomDataVersion2">
   <go:docsCustomData xmlns:go="http://customooxmlschemas.google.com/" roundtripDataSignature="AMtx7mgT2azPrqp/IgDHUBjGtjdpBaNHXw==">CgMxLjA4AHIhMWtrdG1oNHFQNm5TQUpqUlIxRDRZdVc0QlJjNVluYTZB</go:docsCustomData>
 </go:gDocsCustomXmlDataStorage>
 </file>
 
-<file path=customXml/itemProps1.xml><?xml version="1.0" encoding="utf-8"?>
-<ds:datastoreItem xmlns:ds="http://schemas.openxmlformats.org/officeDocument/2006/customXml" ds:itemID="{FD6A71ED-218F-4912-9D16-521B75DE186A}">
-  <ds:schemaRefs>
-    <ds:schemaRef ds:uri="http://schemas.openxmlformats.org/officeDocument/2006/bibliography"/>
-  </ds:schemaRefs>
-</ds:datastoreItem>
+<file path=customXml/item2.xml><?xml version="1.0" encoding="utf-8"?>
+<b:Sources xmlns:b="http://schemas.openxmlformats.org/officeDocument/2006/bibliography" xmlns="http://schemas.openxmlformats.org/officeDocument/2006/bibliography" SelectedStyle="\APASixthEditionOfficeOnline.xsl" StyleName="APA" Version="6"/>
 </file>
 
-<file path=customXml/itemProps2.xml><?xml version="1.0" encoding="utf-8"?>
+<file path=customXml/itemProps1.xml><?xml version="1.0" encoding="utf-8"?>
 <ds:datastoreItem xmlns:ds="http://schemas.openxmlformats.org/officeDocument/2006/customXml" ds:itemID="{11111111-1234-1234-1234-123412341234}">
   <ds:schemaRefs>
     <ds:schemaRef ds:uri="http://customooxmlschemas.google.com/"/>
     <ds:schemaRef ds:uri="http://schemas.openxmlformats.org/officeDocument/2006/relationships"/>
   </ds:schemaRefs>
 </ds:datastoreItem>
+</file>
+
+<file path=customXml/itemProps2.xml><?xml version="1.0" encoding="utf-8"?>
+<ds:datastoreItem xmlns:ds="http://schemas.openxmlformats.org/officeDocument/2006/customXml" ds:itemID="{FD6A71ED-218F-4912-9D16-521B75DE186A}">
+  <ds:schemaRefs>
+    <ds:schemaRef ds:uri="http://schemas.openxmlformats.org/officeDocument/2006/bibliography"/>
+  </ds:schemaRefs>
+</ds:datastoreItem>
 </file>